--- a/Java Full Stack and React.docx
+++ b/Java Full Stack and React.docx
@@ -41,6 +41,9 @@
         <w:ind w:left="0" w:firstLine="0"/>
       </w:pPr>
       <w:r>
+        <w:rPr>
+          <w:noProof/>
+        </w:rPr>
         <w:drawing>
           <wp:inline distT="0" distB="0" distL="0" distR="0" wp14:anchorId="4CD8AE5B" wp14:editId="11C6B1E0">
             <wp:extent cx="5943600" cy="2520950"/>
@@ -309,6 +312,9 @@
         <w:ind w:left="0" w:firstLine="0"/>
       </w:pPr>
       <w:r>
+        <w:rPr>
+          <w:noProof/>
+        </w:rPr>
         <w:lastRenderedPageBreak/>
         <w:drawing>
           <wp:inline distT="0" distB="0" distL="0" distR="0" wp14:anchorId="6F4E3E8D" wp14:editId="38D48E19">
@@ -368,6 +374,9 @@
         <w:ind w:left="0" w:firstLine="0"/>
       </w:pPr>
       <w:r>
+        <w:rPr>
+          <w:noProof/>
+        </w:rPr>
         <w:drawing>
           <wp:inline distT="0" distB="0" distL="0" distR="0" wp14:anchorId="0DE2F8C5" wp14:editId="4BB9D23A">
             <wp:extent cx="5943600" cy="2528570"/>
@@ -421,6 +430,9 @@
         <w:ind w:left="0" w:firstLine="0"/>
       </w:pPr>
       <w:r>
+        <w:rPr>
+          <w:noProof/>
+        </w:rPr>
         <w:lastRenderedPageBreak/>
         <w:drawing>
           <wp:inline distT="0" distB="0" distL="0" distR="0" wp14:anchorId="2343D3C0" wp14:editId="45A95B95">
@@ -459,6 +471,721 @@
         </w:drawing>
       </w:r>
     </w:p>
+    <w:p>
+      <w:pPr>
+        <w:ind w:left="0" w:firstLine="0"/>
+      </w:pPr>
+      <w:r>
+        <w:rPr>
+          <w:highlight w:val="yellow"/>
+        </w:rPr>
+        <w:t>ResponseEntity:</w:t>
+      </w:r>
+    </w:p>
+    <w:p>
+      <w:pPr>
+        <w:ind w:left="0" w:firstLine="0"/>
+      </w:pPr>
+      <w:r>
+        <w:t>It is an object that can be used as a return type to generate the response from the webservice, it includes various response related properties - headers, status &amp; body</w:t>
+      </w:r>
+    </w:p>
+    <w:p>
+      <w:pPr>
+        <w:ind w:left="0" w:firstLine="0"/>
+      </w:pPr>
+      <w:r>
+        <w:t>ResponseEntity&lt;T&gt;: Here ‘T’ stands for type of data it can pass in the body</w:t>
+      </w:r>
+      <w:r>
+        <w:t>, if T is Object, then you can pass any object</w:t>
+      </w:r>
+    </w:p>
+    <w:p>
+      <w:pPr>
+        <w:ind w:left="0" w:firstLine="0"/>
+      </w:pPr>
+      <w:r>
+        <w:lastRenderedPageBreak/>
+        <w:drawing>
+          <wp:inline distT="0" distB="0" distL="0" distR="0" wp14:anchorId="2E53D195" wp14:editId="1CE3A884">
+            <wp:extent cx="5943600" cy="4629150"/>
+            <wp:effectExtent l="0" t="0" r="0" b="0"/>
+            <wp:docPr id="1197439048" name="Picture 1"/>
+            <wp:cNvGraphicFramePr>
+              <a:graphicFrameLocks xmlns:a="http://schemas.openxmlformats.org/drawingml/2006/main" noChangeAspect="1"/>
+            </wp:cNvGraphicFramePr>
+            <a:graphic xmlns:a="http://schemas.openxmlformats.org/drawingml/2006/main">
+              <a:graphicData uri="http://schemas.openxmlformats.org/drawingml/2006/picture">
+                <pic:pic xmlns:pic="http://schemas.openxmlformats.org/drawingml/2006/picture">
+                  <pic:nvPicPr>
+                    <pic:cNvPr id="1197439048" name=""/>
+                    <pic:cNvPicPr/>
+                  </pic:nvPicPr>
+                  <pic:blipFill>
+                    <a:blip r:embed="rId9"/>
+                    <a:stretch>
+                      <a:fillRect/>
+                    </a:stretch>
+                  </pic:blipFill>
+                  <pic:spPr>
+                    <a:xfrm>
+                      <a:off x="0" y="0"/>
+                      <a:ext cx="5943600" cy="4629150"/>
+                    </a:xfrm>
+                    <a:prstGeom prst="rect">
+                      <a:avLst/>
+                    </a:prstGeom>
+                  </pic:spPr>
+                </pic:pic>
+              </a:graphicData>
+            </a:graphic>
+          </wp:inline>
+        </w:drawing>
+      </w:r>
+    </w:p>
+    <w:p>
+      <w:pPr>
+        <w:ind w:left="0" w:firstLine="0"/>
+      </w:pPr>
+      <w:r>
+        <w:rPr>
+          <w:highlight w:val="yellow"/>
+        </w:rPr>
+        <w:t>Different types of HTTP methods</w:t>
+      </w:r>
+    </w:p>
+    <w:p>
+      <w:pPr>
+        <w:pStyle w:val="ListParagraph"/>
+        <w:numPr>
+          <w:ilvl w:val="0"/>
+          <w:numId w:val="4"/>
+        </w:numPr>
+      </w:pPr>
+      <w:r>
+        <w:t>GET: Reading</w:t>
+      </w:r>
+    </w:p>
+    <w:p>
+      <w:pPr>
+        <w:pStyle w:val="ListParagraph"/>
+        <w:numPr>
+          <w:ilvl w:val="0"/>
+          <w:numId w:val="4"/>
+        </w:numPr>
+      </w:pPr>
+      <w:r>
+        <w:t xml:space="preserve">POST: Creating </w:t>
+      </w:r>
+    </w:p>
+    <w:p>
+      <w:pPr>
+        <w:pStyle w:val="ListParagraph"/>
+        <w:numPr>
+          <w:ilvl w:val="0"/>
+          <w:numId w:val="4"/>
+        </w:numPr>
+      </w:pPr>
+      <w:r>
+        <w:t>PUT: Updating</w:t>
+      </w:r>
+    </w:p>
+    <w:p>
+      <w:pPr>
+        <w:pStyle w:val="ListParagraph"/>
+        <w:numPr>
+          <w:ilvl w:val="0"/>
+          <w:numId w:val="4"/>
+        </w:numPr>
+      </w:pPr>
+      <w:r>
+        <w:t>DELETE: Deleting</w:t>
+      </w:r>
+    </w:p>
+    <w:p>
+      <w:pPr>
+        <w:ind w:left="0" w:firstLine="0"/>
+      </w:pPr>
+      <w:r>
+        <w:t>For login we must use POST though it doesn’t permanently create any resource, because it would fetch the username &amp; password &amp; creates sessions/tokens to authenticate.</w:t>
+      </w:r>
+    </w:p>
+    <w:p>
+      <w:pPr>
+        <w:ind w:left="0" w:firstLine="0"/>
+      </w:pPr>
+      <w:r>
+        <w:t xml:space="preserve"> </w:t>
+      </w:r>
+      <w:r>
+        <w:rPr>
+          <w:highlight w:val="yellow"/>
+        </w:rPr>
+        <w:t xml:space="preserve">Can we use same URL’s for </w:t>
+      </w:r>
+      <w:r>
+        <w:rPr>
+          <w:highlight w:val="yellow"/>
+        </w:rPr>
+        <w:t>different HTTP methods</w:t>
+      </w:r>
+    </w:p>
+    <w:p>
+      <w:pPr>
+        <w:ind w:left="0" w:firstLine="0"/>
+      </w:pPr>
+      <w:r>
+        <w:lastRenderedPageBreak/>
+        <w:drawing>
+          <wp:inline distT="0" distB="0" distL="0" distR="0" wp14:anchorId="7A5D5723" wp14:editId="7547E887">
+            <wp:extent cx="5943600" cy="4192905"/>
+            <wp:effectExtent l="0" t="0" r="0" b="0"/>
+            <wp:docPr id="481478834" name="Picture 1"/>
+            <wp:cNvGraphicFramePr>
+              <a:graphicFrameLocks xmlns:a="http://schemas.openxmlformats.org/drawingml/2006/main" noChangeAspect="1"/>
+            </wp:cNvGraphicFramePr>
+            <a:graphic xmlns:a="http://schemas.openxmlformats.org/drawingml/2006/main">
+              <a:graphicData uri="http://schemas.openxmlformats.org/drawingml/2006/picture">
+                <pic:pic xmlns:pic="http://schemas.openxmlformats.org/drawingml/2006/picture">
+                  <pic:nvPicPr>
+                    <pic:cNvPr id="481478834" name=""/>
+                    <pic:cNvPicPr/>
+                  </pic:nvPicPr>
+                  <pic:blipFill>
+                    <a:blip r:embed="rId10"/>
+                    <a:stretch>
+                      <a:fillRect/>
+                    </a:stretch>
+                  </pic:blipFill>
+                  <pic:spPr>
+                    <a:xfrm>
+                      <a:off x="0" y="0"/>
+                      <a:ext cx="5943600" cy="4192905"/>
+                    </a:xfrm>
+                    <a:prstGeom prst="rect">
+                      <a:avLst/>
+                    </a:prstGeom>
+                  </pic:spPr>
+                </pic:pic>
+              </a:graphicData>
+            </a:graphic>
+          </wp:inline>
+        </w:drawing>
+      </w:r>
+    </w:p>
+    <w:p>
+      <w:pPr>
+        <w:ind w:left="0" w:firstLine="0"/>
+      </w:pPr>
+      <w:r>
+        <w:rPr>
+          <w:highlight w:val="yellow"/>
+        </w:rPr>
+        <w:t>Output:</w:t>
+      </w:r>
+    </w:p>
+    <w:p>
+      <w:pPr>
+        <w:ind w:left="0" w:firstLine="0"/>
+      </w:pPr>
+      <w:r>
+        <w:drawing>
+          <wp:inline distT="0" distB="0" distL="0" distR="0" wp14:anchorId="4DD6653C" wp14:editId="2552797E">
+            <wp:extent cx="5943600" cy="1418590"/>
+            <wp:effectExtent l="0" t="0" r="0" b="0"/>
+            <wp:docPr id="1637015206" name="Picture 1"/>
+            <wp:cNvGraphicFramePr>
+              <a:graphicFrameLocks xmlns:a="http://schemas.openxmlformats.org/drawingml/2006/main" noChangeAspect="1"/>
+            </wp:cNvGraphicFramePr>
+            <a:graphic xmlns:a="http://schemas.openxmlformats.org/drawingml/2006/main">
+              <a:graphicData uri="http://schemas.openxmlformats.org/drawingml/2006/picture">
+                <pic:pic xmlns:pic="http://schemas.openxmlformats.org/drawingml/2006/picture">
+                  <pic:nvPicPr>
+                    <pic:cNvPr id="1637015206" name=""/>
+                    <pic:cNvPicPr/>
+                  </pic:nvPicPr>
+                  <pic:blipFill>
+                    <a:blip r:embed="rId11"/>
+                    <a:stretch>
+                      <a:fillRect/>
+                    </a:stretch>
+                  </pic:blipFill>
+                  <pic:spPr>
+                    <a:xfrm>
+                      <a:off x="0" y="0"/>
+                      <a:ext cx="5943600" cy="1418590"/>
+                    </a:xfrm>
+                    <a:prstGeom prst="rect">
+                      <a:avLst/>
+                    </a:prstGeom>
+                  </pic:spPr>
+                </pic:pic>
+              </a:graphicData>
+            </a:graphic>
+          </wp:inline>
+        </w:drawing>
+      </w:r>
+    </w:p>
+    <w:p>
+      <w:pPr>
+        <w:ind w:left="0" w:firstLine="0"/>
+      </w:pPr>
+      <w:r>
+        <w:rPr>
+          <w:highlight w:val="yellow"/>
+        </w:rPr>
+        <w:t>Path Parameters</w:t>
+      </w:r>
+      <w:r>
+        <w:t xml:space="preserve"> </w:t>
+      </w:r>
+    </w:p>
+    <w:p>
+      <w:pPr>
+        <w:ind w:left="0" w:firstLine="0"/>
+      </w:pPr>
+      <w:r>
+        <w:t>This makes client to send data via URL, the webservice can parameterize the path so that it can read the data</w:t>
+      </w:r>
+    </w:p>
+    <w:p>
+      <w:pPr>
+        <w:ind w:left="0" w:firstLine="0"/>
+      </w:pPr>
+      <w:r>
+        <w:t xml:space="preserve">{name} -&gt; @PathVariable(“name”) </w:t>
+      </w:r>
+    </w:p>
+    <w:p>
+      <w:pPr>
+        <w:ind w:left="0" w:firstLine="0"/>
+      </w:pPr>
+      <w:r>
+        <w:lastRenderedPageBreak/>
+        <w:t>Mentioning the name of the parameter is optional when the path parameter name and variable using @PathVariable have same name</w:t>
+      </w:r>
+    </w:p>
+    <w:p>
+      <w:pPr>
+        <w:ind w:left="0" w:firstLine="0"/>
+      </w:pPr>
+      <w:r>
+        <w:drawing>
+          <wp:inline distT="0" distB="0" distL="0" distR="0" wp14:anchorId="70D7E614" wp14:editId="25D97A62">
+            <wp:extent cx="5943600" cy="3401060"/>
+            <wp:effectExtent l="0" t="0" r="0" b="8890"/>
+            <wp:docPr id="1158192371" name="Picture 1"/>
+            <wp:cNvGraphicFramePr>
+              <a:graphicFrameLocks xmlns:a="http://schemas.openxmlformats.org/drawingml/2006/main" noChangeAspect="1"/>
+            </wp:cNvGraphicFramePr>
+            <a:graphic xmlns:a="http://schemas.openxmlformats.org/drawingml/2006/main">
+              <a:graphicData uri="http://schemas.openxmlformats.org/drawingml/2006/picture">
+                <pic:pic xmlns:pic="http://schemas.openxmlformats.org/drawingml/2006/picture">
+                  <pic:nvPicPr>
+                    <pic:cNvPr id="1158192371" name=""/>
+                    <pic:cNvPicPr/>
+                  </pic:nvPicPr>
+                  <pic:blipFill>
+                    <a:blip r:embed="rId12"/>
+                    <a:stretch>
+                      <a:fillRect/>
+                    </a:stretch>
+                  </pic:blipFill>
+                  <pic:spPr>
+                    <a:xfrm>
+                      <a:off x="0" y="0"/>
+                      <a:ext cx="5943600" cy="3401060"/>
+                    </a:xfrm>
+                    <a:prstGeom prst="rect">
+                      <a:avLst/>
+                    </a:prstGeom>
+                  </pic:spPr>
+                </pic:pic>
+              </a:graphicData>
+            </a:graphic>
+          </wp:inline>
+        </w:drawing>
+      </w:r>
+    </w:p>
+    <w:p>
+      <w:pPr>
+        <w:ind w:left="0" w:firstLine="0"/>
+      </w:pPr>
+      <w:r>
+        <w:rPr>
+          <w:highlight w:val="yellow"/>
+        </w:rPr>
+        <w:t>Output:</w:t>
+      </w:r>
+    </w:p>
+    <w:p>
+      <w:pPr>
+        <w:ind w:left="0" w:firstLine="0"/>
+      </w:pPr>
+      <w:r>
+        <w:drawing>
+          <wp:inline distT="0" distB="0" distL="0" distR="0" wp14:anchorId="345D6196" wp14:editId="6AD43559">
+            <wp:extent cx="5943600" cy="1775460"/>
+            <wp:effectExtent l="0" t="0" r="0" b="0"/>
+            <wp:docPr id="512197504" name="Picture 1"/>
+            <wp:cNvGraphicFramePr>
+              <a:graphicFrameLocks xmlns:a="http://schemas.openxmlformats.org/drawingml/2006/main" noChangeAspect="1"/>
+            </wp:cNvGraphicFramePr>
+            <a:graphic xmlns:a="http://schemas.openxmlformats.org/drawingml/2006/main">
+              <a:graphicData uri="http://schemas.openxmlformats.org/drawingml/2006/picture">
+                <pic:pic xmlns:pic="http://schemas.openxmlformats.org/drawingml/2006/picture">
+                  <pic:nvPicPr>
+                    <pic:cNvPr id="512197504" name=""/>
+                    <pic:cNvPicPr/>
+                  </pic:nvPicPr>
+                  <pic:blipFill>
+                    <a:blip r:embed="rId13"/>
+                    <a:stretch>
+                      <a:fillRect/>
+                    </a:stretch>
+                  </pic:blipFill>
+                  <pic:spPr>
+                    <a:xfrm>
+                      <a:off x="0" y="0"/>
+                      <a:ext cx="5943600" cy="1775460"/>
+                    </a:xfrm>
+                    <a:prstGeom prst="rect">
+                      <a:avLst/>
+                    </a:prstGeom>
+                  </pic:spPr>
+                </pic:pic>
+              </a:graphicData>
+            </a:graphic>
+          </wp:inline>
+        </w:drawing>
+      </w:r>
+    </w:p>
+    <w:p>
+      <w:pPr>
+        <w:ind w:left="0" w:firstLine="0"/>
+      </w:pPr>
+      <w:r>
+        <w:rPr>
+          <w:highlight w:val="yellow"/>
+        </w:rPr>
+        <w:t>Request Parameter</w:t>
+      </w:r>
+    </w:p>
+    <w:p>
+      <w:pPr>
+        <w:ind w:left="0" w:firstLine="0"/>
+      </w:pPr>
+      <w:r>
+        <w:t xml:space="preserve">These are the parameter you pass in the URL in key &amp; value pair, </w:t>
+      </w:r>
+      <w:r>
+        <w:t>you use after ?</w:t>
+      </w:r>
+    </w:p>
+    <w:p>
+      <w:pPr>
+        <w:ind w:left="0" w:firstLine="0"/>
+      </w:pPr>
+      <w:r>
+        <w:t>url = someURL?id=100&amp;name=Ajay</w:t>
+      </w:r>
+    </w:p>
+    <w:p>
+      <w:pPr>
+        <w:ind w:left="0" w:firstLine="0"/>
+      </w:pPr>
+      <w:r>
+        <w:lastRenderedPageBreak/>
+        <w:drawing>
+          <wp:inline distT="0" distB="0" distL="0" distR="0" wp14:anchorId="2BBC7260" wp14:editId="40538FBF">
+            <wp:extent cx="5943600" cy="3260725"/>
+            <wp:effectExtent l="0" t="0" r="0" b="0"/>
+            <wp:docPr id="803406093" name="Picture 1"/>
+            <wp:cNvGraphicFramePr>
+              <a:graphicFrameLocks xmlns:a="http://schemas.openxmlformats.org/drawingml/2006/main" noChangeAspect="1"/>
+            </wp:cNvGraphicFramePr>
+            <a:graphic xmlns:a="http://schemas.openxmlformats.org/drawingml/2006/main">
+              <a:graphicData uri="http://schemas.openxmlformats.org/drawingml/2006/picture">
+                <pic:pic xmlns:pic="http://schemas.openxmlformats.org/drawingml/2006/picture">
+                  <pic:nvPicPr>
+                    <pic:cNvPr id="803406093" name=""/>
+                    <pic:cNvPicPr/>
+                  </pic:nvPicPr>
+                  <pic:blipFill>
+                    <a:blip r:embed="rId14"/>
+                    <a:stretch>
+                      <a:fillRect/>
+                    </a:stretch>
+                  </pic:blipFill>
+                  <pic:spPr>
+                    <a:xfrm>
+                      <a:off x="0" y="0"/>
+                      <a:ext cx="5943600" cy="3260725"/>
+                    </a:xfrm>
+                    <a:prstGeom prst="rect">
+                      <a:avLst/>
+                    </a:prstGeom>
+                  </pic:spPr>
+                </pic:pic>
+              </a:graphicData>
+            </a:graphic>
+          </wp:inline>
+        </w:drawing>
+      </w:r>
+    </w:p>
+    <w:p>
+      <w:pPr>
+        <w:ind w:left="0" w:firstLine="0"/>
+      </w:pPr>
+      <w:r>
+        <w:rPr>
+          <w:highlight w:val="yellow"/>
+        </w:rPr>
+        <w:t>Output:</w:t>
+      </w:r>
+    </w:p>
+    <w:p>
+      <w:pPr>
+        <w:ind w:left="0" w:firstLine="0"/>
+      </w:pPr>
+      <w:r>
+        <w:drawing>
+          <wp:inline distT="0" distB="0" distL="0" distR="0" wp14:anchorId="2EA96A39" wp14:editId="41CEA733">
+            <wp:extent cx="5943600" cy="3002915"/>
+            <wp:effectExtent l="0" t="0" r="0" b="6985"/>
+            <wp:docPr id="2143461987" name="Picture 1"/>
+            <wp:cNvGraphicFramePr>
+              <a:graphicFrameLocks xmlns:a="http://schemas.openxmlformats.org/drawingml/2006/main" noChangeAspect="1"/>
+            </wp:cNvGraphicFramePr>
+            <a:graphic xmlns:a="http://schemas.openxmlformats.org/drawingml/2006/main">
+              <a:graphicData uri="http://schemas.openxmlformats.org/drawingml/2006/picture">
+                <pic:pic xmlns:pic="http://schemas.openxmlformats.org/drawingml/2006/picture">
+                  <pic:nvPicPr>
+                    <pic:cNvPr id="2143461987" name=""/>
+                    <pic:cNvPicPr/>
+                  </pic:nvPicPr>
+                  <pic:blipFill>
+                    <a:blip r:embed="rId15"/>
+                    <a:stretch>
+                      <a:fillRect/>
+                    </a:stretch>
+                  </pic:blipFill>
+                  <pic:spPr>
+                    <a:xfrm>
+                      <a:off x="0" y="0"/>
+                      <a:ext cx="5943600" cy="3002915"/>
+                    </a:xfrm>
+                    <a:prstGeom prst="rect">
+                      <a:avLst/>
+                    </a:prstGeom>
+                  </pic:spPr>
+                </pic:pic>
+              </a:graphicData>
+            </a:graphic>
+          </wp:inline>
+        </w:drawing>
+      </w:r>
+    </w:p>
+    <w:p>
+      <w:pPr>
+        <w:ind w:left="0" w:firstLine="0"/>
+      </w:pPr>
+      <w:r>
+        <w:rPr>
+          <w:highlight w:val="yellow"/>
+        </w:rPr>
+        <w:t>Note:</w:t>
+      </w:r>
+      <w:r>
+        <w:t xml:space="preserve"> RequestParameter are optional parameters, you can use them when data’s are not mandatory.</w:t>
+      </w:r>
+    </w:p>
+    <w:p>
+      <w:pPr>
+        <w:ind w:left="0" w:firstLine="0"/>
+      </w:pPr>
+    </w:p>
+    <w:p>
+      <w:pPr>
+        <w:ind w:left="0" w:firstLine="0"/>
+      </w:pPr>
+      <w:r>
+        <w:lastRenderedPageBreak/>
+        <w:t xml:space="preserve">ex: suppose you are reading huge records and when you want starting &amp; ending of the records then you can use request parameter, if you don’t mention, then web service gets all the records </w:t>
+      </w:r>
+    </w:p>
+    <w:p>
+      <w:pPr>
+        <w:ind w:left="0" w:firstLine="0"/>
+      </w:pPr>
+      <w:r>
+        <w:rPr>
+          <w:highlight w:val="yellow"/>
+        </w:rPr>
+        <w:t>@RequestBody:</w:t>
+      </w:r>
+      <w:r>
+        <w:t xml:space="preserve"> It is used to extract the data from the request body, it needs a Java class to be mapped so that each property in the data maps to the object property</w:t>
+      </w:r>
+    </w:p>
+    <w:p>
+      <w:pPr>
+        <w:ind w:left="0" w:firstLine="0"/>
+      </w:pPr>
+      <w:r>
+        <w:rPr>
+          <w:highlight w:val="yellow"/>
+        </w:rPr>
+        <w:t>Profile.java</w:t>
+      </w:r>
+    </w:p>
+    <w:p>
+      <w:pPr>
+        <w:ind w:left="0" w:firstLine="0"/>
+      </w:pPr>
+      <w:r>
+        <w:drawing>
+          <wp:inline distT="0" distB="0" distL="0" distR="0" wp14:anchorId="035D796A" wp14:editId="78B252D0">
+            <wp:extent cx="5943600" cy="5664835"/>
+            <wp:effectExtent l="0" t="0" r="0" b="0"/>
+            <wp:docPr id="971364087" name="Picture 1"/>
+            <wp:cNvGraphicFramePr>
+              <a:graphicFrameLocks xmlns:a="http://schemas.openxmlformats.org/drawingml/2006/main" noChangeAspect="1"/>
+            </wp:cNvGraphicFramePr>
+            <a:graphic xmlns:a="http://schemas.openxmlformats.org/drawingml/2006/main">
+              <a:graphicData uri="http://schemas.openxmlformats.org/drawingml/2006/picture">
+                <pic:pic xmlns:pic="http://schemas.openxmlformats.org/drawingml/2006/picture">
+                  <pic:nvPicPr>
+                    <pic:cNvPr id="971364087" name=""/>
+                    <pic:cNvPicPr/>
+                  </pic:nvPicPr>
+                  <pic:blipFill>
+                    <a:blip r:embed="rId16"/>
+                    <a:stretch>
+                      <a:fillRect/>
+                    </a:stretch>
+                  </pic:blipFill>
+                  <pic:spPr>
+                    <a:xfrm>
+                      <a:off x="0" y="0"/>
+                      <a:ext cx="5943600" cy="5664835"/>
+                    </a:xfrm>
+                    <a:prstGeom prst="rect">
+                      <a:avLst/>
+                    </a:prstGeom>
+                  </pic:spPr>
+                </pic:pic>
+              </a:graphicData>
+            </a:graphic>
+          </wp:inline>
+        </w:drawing>
+      </w:r>
+    </w:p>
+    <w:p>
+      <w:pPr>
+        <w:ind w:left="0" w:firstLine="0"/>
+      </w:pPr>
+      <w:r>
+        <w:lastRenderedPageBreak/>
+        <w:t>Since we have id &amp; name, the JSON property must also have id &amp; name, if the properties are different you can use @JsonProperty</w:t>
+      </w:r>
+    </w:p>
+    <w:p>
+      <w:pPr>
+        <w:ind w:left="0" w:firstLine="0"/>
+      </w:pPr>
+      <w:r>
+        <w:drawing>
+          <wp:inline distT="0" distB="0" distL="0" distR="0" wp14:anchorId="6BB465A7" wp14:editId="0196F004">
+            <wp:extent cx="5943600" cy="3110230"/>
+            <wp:effectExtent l="0" t="0" r="0" b="0"/>
+            <wp:docPr id="311643960" name="Picture 1"/>
+            <wp:cNvGraphicFramePr>
+              <a:graphicFrameLocks xmlns:a="http://schemas.openxmlformats.org/drawingml/2006/main" noChangeAspect="1"/>
+            </wp:cNvGraphicFramePr>
+            <a:graphic xmlns:a="http://schemas.openxmlformats.org/drawingml/2006/main">
+              <a:graphicData uri="http://schemas.openxmlformats.org/drawingml/2006/picture">
+                <pic:pic xmlns:pic="http://schemas.openxmlformats.org/drawingml/2006/picture">
+                  <pic:nvPicPr>
+                    <pic:cNvPr id="311643960" name=""/>
+                    <pic:cNvPicPr/>
+                  </pic:nvPicPr>
+                  <pic:blipFill>
+                    <a:blip r:embed="rId17"/>
+                    <a:stretch>
+                      <a:fillRect/>
+                    </a:stretch>
+                  </pic:blipFill>
+                  <pic:spPr>
+                    <a:xfrm>
+                      <a:off x="0" y="0"/>
+                      <a:ext cx="5943600" cy="3110230"/>
+                    </a:xfrm>
+                    <a:prstGeom prst="rect">
+                      <a:avLst/>
+                    </a:prstGeom>
+                  </pic:spPr>
+                </pic:pic>
+              </a:graphicData>
+            </a:graphic>
+          </wp:inline>
+        </w:drawing>
+      </w:r>
+    </w:p>
+    <w:p>
+      <w:pPr>
+        <w:ind w:left="0" w:firstLine="0"/>
+      </w:pPr>
+      <w:r>
+        <w:rPr>
+          <w:highlight w:val="yellow"/>
+        </w:rPr>
+        <w:t>Output:</w:t>
+      </w:r>
+    </w:p>
+    <w:p>
+      <w:pPr>
+        <w:ind w:left="0" w:firstLine="0"/>
+      </w:pPr>
+      <w:r>
+        <w:drawing>
+          <wp:inline distT="0" distB="0" distL="0" distR="0" wp14:anchorId="5F230DE4" wp14:editId="1DE4F1CC">
+            <wp:extent cx="5943600" cy="2353310"/>
+            <wp:effectExtent l="0" t="0" r="0" b="8890"/>
+            <wp:docPr id="834293457" name="Picture 1"/>
+            <wp:cNvGraphicFramePr>
+              <a:graphicFrameLocks xmlns:a="http://schemas.openxmlformats.org/drawingml/2006/main" noChangeAspect="1"/>
+            </wp:cNvGraphicFramePr>
+            <a:graphic xmlns:a="http://schemas.openxmlformats.org/drawingml/2006/main">
+              <a:graphicData uri="http://schemas.openxmlformats.org/drawingml/2006/picture">
+                <pic:pic xmlns:pic="http://schemas.openxmlformats.org/drawingml/2006/picture">
+                  <pic:nvPicPr>
+                    <pic:cNvPr id="834293457" name=""/>
+                    <pic:cNvPicPr/>
+                  </pic:nvPicPr>
+                  <pic:blipFill>
+                    <a:blip r:embed="rId18"/>
+                    <a:stretch>
+                      <a:fillRect/>
+                    </a:stretch>
+                  </pic:blipFill>
+                  <pic:spPr>
+                    <a:xfrm>
+                      <a:off x="0" y="0"/>
+                      <a:ext cx="5943600" cy="2353310"/>
+                    </a:xfrm>
+                    <a:prstGeom prst="rect">
+                      <a:avLst/>
+                    </a:prstGeom>
+                  </pic:spPr>
+                </pic:pic>
+              </a:graphicData>
+            </a:graphic>
+          </wp:inline>
+        </w:drawing>
+      </w:r>
+    </w:p>
     <w:sectPr>
       <w:pgSz w:w="12240" w:h="15840"/>
       <w:pgMar w:top="1440" w:right="1440" w:bottom="1440" w:left="1440" w:header="720" w:footer="720" w:gutter="0"/>
@@ -650,6 +1377,95 @@
     </w:lvl>
   </w:abstractNum>
   <w:abstractNum w:abstractNumId="2" w15:restartNumberingAfterBreak="0">
+    <w:nsid w:val="51A14C7C"/>
+    <w:multiLevelType w:val="hybridMultilevel"/>
+    <w:tmpl w:val="66369978"/>
+    <w:lvl w:ilvl="0" w:tplc="0409000F">
+      <w:start w:val="1"/>
+      <w:numFmt w:val="decimal"/>
+      <w:lvlText w:val="%1."/>
+      <w:lvlJc w:val="left"/>
+      <w:pPr>
+        <w:ind w:left="720" w:hanging="360"/>
+      </w:pPr>
+      <w:rPr>
+        <w:rFonts w:hint="default"/>
+      </w:rPr>
+    </w:lvl>
+    <w:lvl w:ilvl="1" w:tplc="04090019" w:tentative="1">
+      <w:start w:val="1"/>
+      <w:numFmt w:val="lowerLetter"/>
+      <w:lvlText w:val="%2."/>
+      <w:lvlJc w:val="left"/>
+      <w:pPr>
+        <w:ind w:left="1440" w:hanging="360"/>
+      </w:pPr>
+    </w:lvl>
+    <w:lvl w:ilvl="2" w:tplc="0409001B" w:tentative="1">
+      <w:start w:val="1"/>
+      <w:numFmt w:val="lowerRoman"/>
+      <w:lvlText w:val="%3."/>
+      <w:lvlJc w:val="right"/>
+      <w:pPr>
+        <w:ind w:left="2160" w:hanging="180"/>
+      </w:pPr>
+    </w:lvl>
+    <w:lvl w:ilvl="3" w:tplc="0409000F" w:tentative="1">
+      <w:start w:val="1"/>
+      <w:numFmt w:val="decimal"/>
+      <w:lvlText w:val="%4."/>
+      <w:lvlJc w:val="left"/>
+      <w:pPr>
+        <w:ind w:left="2880" w:hanging="360"/>
+      </w:pPr>
+    </w:lvl>
+    <w:lvl w:ilvl="4" w:tplc="04090019" w:tentative="1">
+      <w:start w:val="1"/>
+      <w:numFmt w:val="lowerLetter"/>
+      <w:lvlText w:val="%5."/>
+      <w:lvlJc w:val="left"/>
+      <w:pPr>
+        <w:ind w:left="3600" w:hanging="360"/>
+      </w:pPr>
+    </w:lvl>
+    <w:lvl w:ilvl="5" w:tplc="0409001B" w:tentative="1">
+      <w:start w:val="1"/>
+      <w:numFmt w:val="lowerRoman"/>
+      <w:lvlText w:val="%6."/>
+      <w:lvlJc w:val="right"/>
+      <w:pPr>
+        <w:ind w:left="4320" w:hanging="180"/>
+      </w:pPr>
+    </w:lvl>
+    <w:lvl w:ilvl="6" w:tplc="0409000F" w:tentative="1">
+      <w:start w:val="1"/>
+      <w:numFmt w:val="decimal"/>
+      <w:lvlText w:val="%7."/>
+      <w:lvlJc w:val="left"/>
+      <w:pPr>
+        <w:ind w:left="5040" w:hanging="360"/>
+      </w:pPr>
+    </w:lvl>
+    <w:lvl w:ilvl="7" w:tplc="04090019" w:tentative="1">
+      <w:start w:val="1"/>
+      <w:numFmt w:val="lowerLetter"/>
+      <w:lvlText w:val="%8."/>
+      <w:lvlJc w:val="left"/>
+      <w:pPr>
+        <w:ind w:left="5760" w:hanging="360"/>
+      </w:pPr>
+    </w:lvl>
+    <w:lvl w:ilvl="8" w:tplc="0409001B" w:tentative="1">
+      <w:start w:val="1"/>
+      <w:numFmt w:val="lowerRoman"/>
+      <w:lvlText w:val="%9."/>
+      <w:lvlJc w:val="right"/>
+      <w:pPr>
+        <w:ind w:left="6480" w:hanging="180"/>
+      </w:pPr>
+    </w:lvl>
+  </w:abstractNum>
+  <w:abstractNum w:abstractNumId="3" w15:restartNumberingAfterBreak="0">
     <w:nsid w:val="77303D7E"/>
     <w:multiLevelType w:val="hybridMultilevel"/>
     <w:tmpl w:val="26E6D25E"/>
@@ -745,6 +1561,9 @@
     <w:abstractNumId w:val="0"/>
   </w:num>
   <w:num w:numId="3" w16cid:durableId="373388983">
+    <w:abstractNumId w:val="3"/>
+  </w:num>
+  <w:num w:numId="4" w16cid:durableId="1171915713">
     <w:abstractNumId w:val="2"/>
   </w:num>
 </w:numbering>

--- a/Java Full Stack and React.docx
+++ b/Java Full Stack and React.docx
@@ -506,6 +506,9 @@
         <w:ind w:left="0" w:firstLine="0"/>
       </w:pPr>
       <w:r>
+        <w:rPr>
+          <w:noProof/>
+        </w:rPr>
         <w:lastRenderedPageBreak/>
         <w:drawing>
           <wp:inline distT="0" distB="0" distL="0" distR="0" wp14:anchorId="2E53D195" wp14:editId="1CE3A884">
@@ -636,6 +639,9 @@
         <w:ind w:left="0" w:firstLine="0"/>
       </w:pPr>
       <w:r>
+        <w:rPr>
+          <w:noProof/>
+        </w:rPr>
         <w:lastRenderedPageBreak/>
         <w:drawing>
           <wp:inline distT="0" distB="0" distL="0" distR="0" wp14:anchorId="7A5D5723" wp14:editId="7547E887">
@@ -690,6 +696,9 @@
         <w:ind w:left="0" w:firstLine="0"/>
       </w:pPr>
       <w:r>
+        <w:rPr>
+          <w:noProof/>
+        </w:rPr>
         <w:drawing>
           <wp:inline distT="0" distB="0" distL="0" distR="0" wp14:anchorId="4DD6653C" wp14:editId="2552797E">
             <wp:extent cx="5943600" cy="1418590"/>
@@ -771,6 +780,9 @@
         <w:ind w:left="0" w:firstLine="0"/>
       </w:pPr>
       <w:r>
+        <w:rPr>
+          <w:noProof/>
+        </w:rPr>
         <w:drawing>
           <wp:inline distT="0" distB="0" distL="0" distR="0" wp14:anchorId="70D7E614" wp14:editId="25D97A62">
             <wp:extent cx="5943600" cy="3401060"/>
@@ -824,6 +836,9 @@
         <w:ind w:left="0" w:firstLine="0"/>
       </w:pPr>
       <w:r>
+        <w:rPr>
+          <w:noProof/>
+        </w:rPr>
         <w:drawing>
           <wp:inline distT="0" distB="0" distL="0" distR="0" wp14:anchorId="345D6196" wp14:editId="6AD43559">
             <wp:extent cx="5943600" cy="1775460"/>
@@ -896,6 +911,9 @@
         <w:ind w:left="0" w:firstLine="0"/>
       </w:pPr>
       <w:r>
+        <w:rPr>
+          <w:noProof/>
+        </w:rPr>
         <w:lastRenderedPageBreak/>
         <w:drawing>
           <wp:inline distT="0" distB="0" distL="0" distR="0" wp14:anchorId="2BBC7260" wp14:editId="40538FBF">
@@ -950,6 +968,9 @@
         <w:ind w:left="0" w:firstLine="0"/>
       </w:pPr>
       <w:r>
+        <w:rPr>
+          <w:noProof/>
+        </w:rPr>
         <w:drawing>
           <wp:inline distT="0" distB="0" distL="0" distR="0" wp14:anchorId="2EA96A39" wp14:editId="41CEA733">
             <wp:extent cx="5943600" cy="3002915"/>
@@ -1045,6 +1066,9 @@
         <w:ind w:left="0" w:firstLine="0"/>
       </w:pPr>
       <w:r>
+        <w:rPr>
+          <w:noProof/>
+        </w:rPr>
         <w:drawing>
           <wp:inline distT="0" distB="0" distL="0" distR="0" wp14:anchorId="035D796A" wp14:editId="78B252D0">
             <wp:extent cx="5943600" cy="5664835"/>
@@ -1096,6 +1120,9 @@
         <w:ind w:left="0" w:firstLine="0"/>
       </w:pPr>
       <w:r>
+        <w:rPr>
+          <w:noProof/>
+        </w:rPr>
         <w:drawing>
           <wp:inline distT="0" distB="0" distL="0" distR="0" wp14:anchorId="6BB465A7" wp14:editId="0196F004">
             <wp:extent cx="5943600" cy="3110230"/>
@@ -1149,6 +1176,9 @@
         <w:ind w:left="0" w:firstLine="0"/>
       </w:pPr>
       <w:r>
+        <w:rPr>
+          <w:noProof/>
+        </w:rPr>
         <w:drawing>
           <wp:inline distT="0" distB="0" distL="0" distR="0" wp14:anchorId="5F230DE4" wp14:editId="1DE4F1CC">
             <wp:extent cx="5943600" cy="2353310"/>
@@ -1186,6 +1216,713 @@
         </w:drawing>
       </w:r>
     </w:p>
+    <w:p>
+      <w:pPr>
+        <w:ind w:left="0" w:firstLine="0"/>
+      </w:pPr>
+      <w:r>
+        <w:rPr>
+          <w:highlight w:val="yellow"/>
+        </w:rPr>
+        <w:t>MVC architecture</w:t>
+      </w:r>
+    </w:p>
+    <w:p>
+      <w:pPr>
+        <w:ind w:left="0" w:firstLine="0"/>
+      </w:pPr>
+      <w:r>
+        <w:t xml:space="preserve">It helps to separate application logics for better maintainability </w:t>
+      </w:r>
+    </w:p>
+    <w:p>
+      <w:pPr>
+        <w:ind w:left="0" w:firstLine="0"/>
+      </w:pPr>
+      <w:r>
+        <w:t>We have different layers like</w:t>
+      </w:r>
+    </w:p>
+    <w:p>
+      <w:pPr>
+        <w:pStyle w:val="ListParagraph"/>
+        <w:numPr>
+          <w:ilvl w:val="0"/>
+          <w:numId w:val="5"/>
+        </w:numPr>
+      </w:pPr>
+      <w:r>
+        <w:lastRenderedPageBreak/>
+        <w:t>Model - Service &amp; DAO</w:t>
+      </w:r>
+    </w:p>
+    <w:p>
+      <w:pPr>
+        <w:pStyle w:val="ListParagraph"/>
+        <w:numPr>
+          <w:ilvl w:val="0"/>
+          <w:numId w:val="5"/>
+        </w:numPr>
+      </w:pPr>
+      <w:r>
+        <w:t>Controller</w:t>
+      </w:r>
+    </w:p>
+    <w:p>
+      <w:pPr>
+        <w:pStyle w:val="ListParagraph"/>
+        <w:numPr>
+          <w:ilvl w:val="0"/>
+          <w:numId w:val="5"/>
+        </w:numPr>
+      </w:pPr>
+      <w:r>
+        <w:t>View</w:t>
+      </w:r>
+    </w:p>
+    <w:p>
+      <w:pPr>
+        <w:ind w:left="0" w:firstLine="0"/>
+      </w:pPr>
+      <w:r>
+        <w:drawing>
+          <wp:inline distT="0" distB="0" distL="0" distR="0" wp14:anchorId="30D2FF20" wp14:editId="62456BCF">
+            <wp:extent cx="5943600" cy="2205355"/>
+            <wp:effectExtent l="0" t="0" r="0" b="4445"/>
+            <wp:docPr id="261802453" name="Picture 1"/>
+            <wp:cNvGraphicFramePr>
+              <a:graphicFrameLocks xmlns:a="http://schemas.openxmlformats.org/drawingml/2006/main" noChangeAspect="1"/>
+            </wp:cNvGraphicFramePr>
+            <a:graphic xmlns:a="http://schemas.openxmlformats.org/drawingml/2006/main">
+              <a:graphicData uri="http://schemas.openxmlformats.org/drawingml/2006/picture">
+                <pic:pic xmlns:pic="http://schemas.openxmlformats.org/drawingml/2006/picture">
+                  <pic:nvPicPr>
+                    <pic:cNvPr id="261802453" name=""/>
+                    <pic:cNvPicPr/>
+                  </pic:nvPicPr>
+                  <pic:blipFill>
+                    <a:blip r:embed="rId19"/>
+                    <a:stretch>
+                      <a:fillRect/>
+                    </a:stretch>
+                  </pic:blipFill>
+                  <pic:spPr>
+                    <a:xfrm>
+                      <a:off x="0" y="0"/>
+                      <a:ext cx="5943600" cy="2205355"/>
+                    </a:xfrm>
+                    <a:prstGeom prst="rect">
+                      <a:avLst/>
+                    </a:prstGeom>
+                  </pic:spPr>
+                </pic:pic>
+              </a:graphicData>
+            </a:graphic>
+          </wp:inline>
+        </w:drawing>
+      </w:r>
+    </w:p>
+    <w:p>
+      <w:pPr>
+        <w:ind w:left="0" w:firstLine="0"/>
+      </w:pPr>
+    </w:p>
+    <w:p>
+      <w:pPr>
+        <w:ind w:left="0" w:firstLine="0"/>
+      </w:pPr>
+      <w:r>
+        <w:rPr>
+          <w:highlight w:val="yellow"/>
+        </w:rPr>
+        <w:t>Case Study:</w:t>
+      </w:r>
+      <w:r>
+        <w:t xml:space="preserve"> </w:t>
+      </w:r>
+    </w:p>
+    <w:p>
+      <w:pPr>
+        <w:ind w:left="0" w:firstLine="0"/>
+      </w:pPr>
+      <w:r>
+        <w:t xml:space="preserve">Phone book: We need profile with id, name, </w:t>
+      </w:r>
+      <w:r>
+        <w:t xml:space="preserve">password, </w:t>
+      </w:r>
+      <w:r>
+        <w:t>phone, dob</w:t>
+      </w:r>
+      <w:r>
+        <w:t>, List&lt;Contact&gt;</w:t>
+      </w:r>
+    </w:p>
+    <w:p>
+      <w:pPr>
+        <w:ind w:left="0" w:firstLine="0"/>
+      </w:pPr>
+      <w:r>
+        <w:rPr>
+          <w:highlight w:val="yellow"/>
+        </w:rPr>
+        <w:t>Operations</w:t>
+      </w:r>
+      <w:r>
+        <w:t xml:space="preserve"> -&gt; register, login, addContacts, searchContacts, viewContacts, updateContacts, deleteContacts, editProfile</w:t>
+      </w:r>
+    </w:p>
+    <w:p>
+      <w:pPr>
+        <w:ind w:left="0" w:firstLine="0"/>
+      </w:pPr>
+      <w:r>
+        <w:rPr>
+          <w:highlight w:val="yellow"/>
+        </w:rPr>
+        <w:t>Libraries required</w:t>
+      </w:r>
+    </w:p>
+    <w:p>
+      <w:pPr>
+        <w:pStyle w:val="ListParagraph"/>
+        <w:numPr>
+          <w:ilvl w:val="0"/>
+          <w:numId w:val="6"/>
+        </w:numPr>
+      </w:pPr>
+      <w:r>
+        <w:t>H2</w:t>
+      </w:r>
+    </w:p>
+    <w:p>
+      <w:pPr>
+        <w:pStyle w:val="ListParagraph"/>
+        <w:numPr>
+          <w:ilvl w:val="0"/>
+          <w:numId w:val="6"/>
+        </w:numPr>
+      </w:pPr>
+      <w:r>
+        <w:rPr>
+          <w:highlight w:val="yellow"/>
+        </w:rPr>
+        <w:t>Data JPA from Spring</w:t>
+      </w:r>
+      <w:r>
+        <w:t xml:space="preserve"> - This library provides built in methods that can perform CRUD operations &amp; also implementations for the CRUD operations, it provides a Repository interfaces like CrudRepository&lt;T, ID&gt;, JpaRepository&lt;T, ID&gt;</w:t>
+      </w:r>
+    </w:p>
+    <w:p>
+      <w:pPr>
+        <w:ind w:left="0" w:firstLine="0"/>
+      </w:pPr>
+      <w:r>
+        <w:t>CrudRepository &amp; JpaRepository are the interfaces with CRUD methods these are auto-implemented by the spring boot itself and knows it has to interact with which table.</w:t>
+      </w:r>
+    </w:p>
+    <w:p>
+      <w:pPr>
+        <w:ind w:left="0" w:firstLine="0"/>
+      </w:pPr>
+      <w:r>
+        <w:rPr>
+          <w:highlight w:val="yellow"/>
+        </w:rPr>
+        <w:t>CrudRepository vs JpaRepository</w:t>
+      </w:r>
+    </w:p>
+    <w:p>
+      <w:pPr>
+        <w:ind w:left="0" w:firstLine="0"/>
+      </w:pPr>
+      <w:r>
+        <w:t>CrudRepository provides methods like save, delete, update, and find</w:t>
+      </w:r>
+    </w:p>
+    <w:p>
+      <w:pPr>
+        <w:ind w:left="0" w:firstLine="0"/>
+      </w:pPr>
+      <w:r>
+        <w:lastRenderedPageBreak/>
+        <w:t>JpaRepository inherits CrudRepository and has extra methods like sorting, pagination, save multiple objects and others</w:t>
+      </w:r>
+    </w:p>
+    <w:p>
+      <w:pPr>
+        <w:ind w:left="0" w:firstLine="0"/>
+      </w:pPr>
+      <w:r>
+        <w:rPr>
+          <w:highlight w:val="yellow"/>
+        </w:rPr>
+        <w:t>Dependencies</w:t>
+      </w:r>
+    </w:p>
+    <w:p>
+      <w:pPr>
+        <w:ind w:left="0" w:firstLine="0"/>
+      </w:pPr>
+      <w:r>
+        <w:drawing>
+          <wp:inline distT="0" distB="0" distL="0" distR="0" wp14:anchorId="24EB78CC" wp14:editId="7ADB2FED">
+            <wp:extent cx="5943600" cy="3364865"/>
+            <wp:effectExtent l="0" t="0" r="0" b="6985"/>
+            <wp:docPr id="2017237008" name="Picture 1"/>
+            <wp:cNvGraphicFramePr>
+              <a:graphicFrameLocks xmlns:a="http://schemas.openxmlformats.org/drawingml/2006/main" noChangeAspect="1"/>
+            </wp:cNvGraphicFramePr>
+            <a:graphic xmlns:a="http://schemas.openxmlformats.org/drawingml/2006/main">
+              <a:graphicData uri="http://schemas.openxmlformats.org/drawingml/2006/picture">
+                <pic:pic xmlns:pic="http://schemas.openxmlformats.org/drawingml/2006/picture">
+                  <pic:nvPicPr>
+                    <pic:cNvPr id="2017237008" name=""/>
+                    <pic:cNvPicPr/>
+                  </pic:nvPicPr>
+                  <pic:blipFill>
+                    <a:blip r:embed="rId20"/>
+                    <a:stretch>
+                      <a:fillRect/>
+                    </a:stretch>
+                  </pic:blipFill>
+                  <pic:spPr>
+                    <a:xfrm>
+                      <a:off x="0" y="0"/>
+                      <a:ext cx="5943600" cy="3364865"/>
+                    </a:xfrm>
+                    <a:prstGeom prst="rect">
+                      <a:avLst/>
+                    </a:prstGeom>
+                  </pic:spPr>
+                </pic:pic>
+              </a:graphicData>
+            </a:graphic>
+          </wp:inline>
+        </w:drawing>
+      </w:r>
+    </w:p>
+    <w:p>
+      <w:pPr>
+        <w:ind w:left="0" w:firstLine="0"/>
+      </w:pPr>
+      <w:r>
+        <w:lastRenderedPageBreak/>
+        <w:drawing>
+          <wp:inline distT="0" distB="0" distL="0" distR="0" wp14:anchorId="75BBF55C" wp14:editId="1D3C2E49">
+            <wp:extent cx="5943600" cy="3953510"/>
+            <wp:effectExtent l="0" t="0" r="0" b="8890"/>
+            <wp:docPr id="35295062" name="Picture 1"/>
+            <wp:cNvGraphicFramePr>
+              <a:graphicFrameLocks xmlns:a="http://schemas.openxmlformats.org/drawingml/2006/main" noChangeAspect="1"/>
+            </wp:cNvGraphicFramePr>
+            <a:graphic xmlns:a="http://schemas.openxmlformats.org/drawingml/2006/main">
+              <a:graphicData uri="http://schemas.openxmlformats.org/drawingml/2006/picture">
+                <pic:pic xmlns:pic="http://schemas.openxmlformats.org/drawingml/2006/picture">
+                  <pic:nvPicPr>
+                    <pic:cNvPr id="35295062" name=""/>
+                    <pic:cNvPicPr/>
+                  </pic:nvPicPr>
+                  <pic:blipFill>
+                    <a:blip r:embed="rId21"/>
+                    <a:stretch>
+                      <a:fillRect/>
+                    </a:stretch>
+                  </pic:blipFill>
+                  <pic:spPr>
+                    <a:xfrm>
+                      <a:off x="0" y="0"/>
+                      <a:ext cx="5943600" cy="3953510"/>
+                    </a:xfrm>
+                    <a:prstGeom prst="rect">
+                      <a:avLst/>
+                    </a:prstGeom>
+                  </pic:spPr>
+                </pic:pic>
+              </a:graphicData>
+            </a:graphic>
+          </wp:inline>
+        </w:drawing>
+      </w:r>
+    </w:p>
+    <w:p>
+      <w:pPr>
+        <w:ind w:left="0" w:firstLine="0"/>
+      </w:pPr>
+      <w:r>
+        <w:rPr>
+          <w:highlight w:val="yellow"/>
+        </w:rPr>
+        <w:t>application.properties/application.yaml</w:t>
+      </w:r>
+    </w:p>
+    <w:p>
+      <w:pPr>
+        <w:ind w:left="0" w:firstLine="0"/>
+      </w:pPr>
+      <w:r>
+        <w:lastRenderedPageBreak/>
+        <w:drawing>
+          <wp:inline distT="0" distB="0" distL="0" distR="0" wp14:anchorId="2DEB6B48" wp14:editId="6C27DE1D">
+            <wp:extent cx="5943600" cy="5436235"/>
+            <wp:effectExtent l="0" t="0" r="0" b="0"/>
+            <wp:docPr id="2076462015" name="Picture 1"/>
+            <wp:cNvGraphicFramePr>
+              <a:graphicFrameLocks xmlns:a="http://schemas.openxmlformats.org/drawingml/2006/main" noChangeAspect="1"/>
+            </wp:cNvGraphicFramePr>
+            <a:graphic xmlns:a="http://schemas.openxmlformats.org/drawingml/2006/main">
+              <a:graphicData uri="http://schemas.openxmlformats.org/drawingml/2006/picture">
+                <pic:pic xmlns:pic="http://schemas.openxmlformats.org/drawingml/2006/picture">
+                  <pic:nvPicPr>
+                    <pic:cNvPr id="2076462015" name=""/>
+                    <pic:cNvPicPr/>
+                  </pic:nvPicPr>
+                  <pic:blipFill>
+                    <a:blip r:embed="rId22"/>
+                    <a:stretch>
+                      <a:fillRect/>
+                    </a:stretch>
+                  </pic:blipFill>
+                  <pic:spPr>
+                    <a:xfrm>
+                      <a:off x="0" y="0"/>
+                      <a:ext cx="5943600" cy="5436235"/>
+                    </a:xfrm>
+                    <a:prstGeom prst="rect">
+                      <a:avLst/>
+                    </a:prstGeom>
+                  </pic:spPr>
+                </pic:pic>
+              </a:graphicData>
+            </a:graphic>
+          </wp:inline>
+        </w:drawing>
+      </w:r>
+    </w:p>
+    <w:p>
+      <w:pPr>
+        <w:ind w:left="0" w:firstLine="0"/>
+      </w:pPr>
+      <w:r>
+        <w:rPr>
+          <w:highlight w:val="yellow"/>
+        </w:rPr>
+        <w:t>application.yml</w:t>
+      </w:r>
+    </w:p>
+    <w:p>
+      <w:pPr>
+        <w:ind w:left="0" w:firstLine="0"/>
+      </w:pPr>
+      <w:r>
+        <w:lastRenderedPageBreak/>
+        <w:drawing>
+          <wp:inline distT="0" distB="0" distL="0" distR="0" wp14:anchorId="237DEC22" wp14:editId="72D86F96">
+            <wp:extent cx="5943600" cy="3039110"/>
+            <wp:effectExtent l="0" t="0" r="0" b="8890"/>
+            <wp:docPr id="1069243691" name="Picture 1"/>
+            <wp:cNvGraphicFramePr>
+              <a:graphicFrameLocks xmlns:a="http://schemas.openxmlformats.org/drawingml/2006/main" noChangeAspect="1"/>
+            </wp:cNvGraphicFramePr>
+            <a:graphic xmlns:a="http://schemas.openxmlformats.org/drawingml/2006/main">
+              <a:graphicData uri="http://schemas.openxmlformats.org/drawingml/2006/picture">
+                <pic:pic xmlns:pic="http://schemas.openxmlformats.org/drawingml/2006/picture">
+                  <pic:nvPicPr>
+                    <pic:cNvPr id="1069243691" name=""/>
+                    <pic:cNvPicPr/>
+                  </pic:nvPicPr>
+                  <pic:blipFill>
+                    <a:blip r:embed="rId23"/>
+                    <a:stretch>
+                      <a:fillRect/>
+                    </a:stretch>
+                  </pic:blipFill>
+                  <pic:spPr>
+                    <a:xfrm>
+                      <a:off x="0" y="0"/>
+                      <a:ext cx="5943600" cy="3039110"/>
+                    </a:xfrm>
+                    <a:prstGeom prst="rect">
+                      <a:avLst/>
+                    </a:prstGeom>
+                  </pic:spPr>
+                </pic:pic>
+              </a:graphicData>
+            </a:graphic>
+          </wp:inline>
+        </w:drawing>
+      </w:r>
+    </w:p>
+    <w:p>
+      <w:pPr>
+        <w:ind w:left="0" w:firstLine="0"/>
+      </w:pPr>
+      <w:r>
+        <w:rPr>
+          <w:highlight w:val="yellow"/>
+        </w:rPr>
+        <w:t>Things to create to perform CRUD operations</w:t>
+      </w:r>
+    </w:p>
+    <w:p>
+      <w:pPr>
+        <w:pStyle w:val="ListParagraph"/>
+        <w:numPr>
+          <w:ilvl w:val="0"/>
+          <w:numId w:val="7"/>
+        </w:numPr>
+      </w:pPr>
+      <w:r>
+        <w:t>Profile - Entity class with @Id on top of primary key column</w:t>
+      </w:r>
+    </w:p>
+    <w:p>
+      <w:pPr>
+        <w:pStyle w:val="ListParagraph"/>
+        <w:numPr>
+          <w:ilvl w:val="0"/>
+          <w:numId w:val="7"/>
+        </w:numPr>
+      </w:pPr>
+      <w:r>
+        <w:t>ProfileRepo extends JpaRepository</w:t>
+      </w:r>
+    </w:p>
+    <w:p>
+      <w:pPr>
+        <w:pStyle w:val="ListParagraph"/>
+        <w:numPr>
+          <w:ilvl w:val="0"/>
+          <w:numId w:val="7"/>
+        </w:numPr>
+      </w:pPr>
+      <w:r>
+        <w:t>ProfileServiceImpl - methods that invoke ProfileRepo methods</w:t>
+      </w:r>
+      <w:r>
+        <w:t xml:space="preserve"> it must implement an interface that is given to the Controller</w:t>
+      </w:r>
+    </w:p>
+    <w:p>
+      <w:pPr>
+        <w:pStyle w:val="ListParagraph"/>
+        <w:numPr>
+          <w:ilvl w:val="0"/>
+          <w:numId w:val="7"/>
+        </w:numPr>
+      </w:pPr>
+      <w:r>
+        <w:t>ProfileService - interface that is given to the controller</w:t>
+      </w:r>
+    </w:p>
+    <w:p>
+      <w:pPr>
+        <w:pStyle w:val="ListParagraph"/>
+        <w:numPr>
+          <w:ilvl w:val="0"/>
+          <w:numId w:val="7"/>
+        </w:numPr>
+      </w:pPr>
+      <w:r>
+        <w:t>RestApi - controller</w:t>
+      </w:r>
+    </w:p>
+    <w:p>
+      <w:pPr>
+        <w:ind w:left="0" w:firstLine="0"/>
+      </w:pPr>
+      <w:r>
+        <w:rPr>
+          <w:highlight w:val="yellow"/>
+        </w:rPr>
+        <w:t>Profile.java</w:t>
+      </w:r>
+    </w:p>
+    <w:p>
+      <w:pPr>
+        <w:ind w:left="0" w:firstLine="0"/>
+      </w:pPr>
+      <w:r>
+        <w:lastRenderedPageBreak/>
+        <w:drawing>
+          <wp:inline distT="0" distB="0" distL="0" distR="0" wp14:anchorId="4B330F5C" wp14:editId="1E95D768">
+            <wp:extent cx="5943600" cy="3389630"/>
+            <wp:effectExtent l="0" t="0" r="0" b="1270"/>
+            <wp:docPr id="159310434" name="Picture 1"/>
+            <wp:cNvGraphicFramePr>
+              <a:graphicFrameLocks xmlns:a="http://schemas.openxmlformats.org/drawingml/2006/main" noChangeAspect="1"/>
+            </wp:cNvGraphicFramePr>
+            <a:graphic xmlns:a="http://schemas.openxmlformats.org/drawingml/2006/main">
+              <a:graphicData uri="http://schemas.openxmlformats.org/drawingml/2006/picture">
+                <pic:pic xmlns:pic="http://schemas.openxmlformats.org/drawingml/2006/picture">
+                  <pic:nvPicPr>
+                    <pic:cNvPr id="159310434" name=""/>
+                    <pic:cNvPicPr/>
+                  </pic:nvPicPr>
+                  <pic:blipFill>
+                    <a:blip r:embed="rId24"/>
+                    <a:stretch>
+                      <a:fillRect/>
+                    </a:stretch>
+                  </pic:blipFill>
+                  <pic:spPr>
+                    <a:xfrm>
+                      <a:off x="0" y="0"/>
+                      <a:ext cx="5943600" cy="3389630"/>
+                    </a:xfrm>
+                    <a:prstGeom prst="rect">
+                      <a:avLst/>
+                    </a:prstGeom>
+                  </pic:spPr>
+                </pic:pic>
+              </a:graphicData>
+            </a:graphic>
+          </wp:inline>
+        </w:drawing>
+      </w:r>
+    </w:p>
+    <w:p>
+      <w:pPr>
+        <w:ind w:left="0" w:firstLine="0"/>
+      </w:pPr>
+      <w:r>
+        <w:t>Create a ProfileRepo that extends JpaRepository&lt;Profile, Integer&gt;</w:t>
+      </w:r>
+    </w:p>
+    <w:p>
+      <w:pPr>
+        <w:ind w:left="0" w:firstLine="0"/>
+      </w:pPr>
+      <w:r>
+        <w:rPr>
+          <w:highlight w:val="yellow"/>
+        </w:rPr>
+        <w:t>ProfileRepo.java</w:t>
+      </w:r>
+    </w:p>
+    <w:p>
+      <w:pPr>
+        <w:ind w:left="0" w:firstLine="0"/>
+      </w:pPr>
+      <w:r>
+        <w:drawing>
+          <wp:inline distT="0" distB="0" distL="0" distR="0" wp14:anchorId="100EF18A" wp14:editId="29B5B8A9">
+            <wp:extent cx="5943600" cy="1586865"/>
+            <wp:effectExtent l="0" t="0" r="0" b="0"/>
+            <wp:docPr id="1747251396" name="Picture 1"/>
+            <wp:cNvGraphicFramePr>
+              <a:graphicFrameLocks xmlns:a="http://schemas.openxmlformats.org/drawingml/2006/main" noChangeAspect="1"/>
+            </wp:cNvGraphicFramePr>
+            <a:graphic xmlns:a="http://schemas.openxmlformats.org/drawingml/2006/main">
+              <a:graphicData uri="http://schemas.openxmlformats.org/drawingml/2006/picture">
+                <pic:pic xmlns:pic="http://schemas.openxmlformats.org/drawingml/2006/picture">
+                  <pic:nvPicPr>
+                    <pic:cNvPr id="1747251396" name=""/>
+                    <pic:cNvPicPr/>
+                  </pic:nvPicPr>
+                  <pic:blipFill>
+                    <a:blip r:embed="rId25"/>
+                    <a:stretch>
+                      <a:fillRect/>
+                    </a:stretch>
+                  </pic:blipFill>
+                  <pic:spPr>
+                    <a:xfrm>
+                      <a:off x="0" y="0"/>
+                      <a:ext cx="5943600" cy="1586865"/>
+                    </a:xfrm>
+                    <a:prstGeom prst="rect">
+                      <a:avLst/>
+                    </a:prstGeom>
+                  </pic:spPr>
+                </pic:pic>
+              </a:graphicData>
+            </a:graphic>
+          </wp:inline>
+        </w:drawing>
+      </w:r>
+    </w:p>
+    <w:p>
+      <w:pPr>
+        <w:ind w:left="0" w:firstLine="0"/>
+      </w:pPr>
+      <w:r>
+        <w:t>Now spring boot takes care of implementing this interface &amp; creating the object of the implementation and available to autowire.</w:t>
+      </w:r>
+    </w:p>
+    <w:p>
+      <w:pPr>
+        <w:ind w:left="0" w:firstLine="0"/>
+      </w:pPr>
+      <w:r>
+        <w:rPr>
+          <w:highlight w:val="yellow"/>
+        </w:rPr>
+        <w:t>Note:</w:t>
+      </w:r>
+      <w:r>
+        <w:t xml:space="preserve"> @Repository is written on top of the class so that spring registers its object in the container so that other classes can auto-wire</w:t>
+      </w:r>
+    </w:p>
+    <w:p>
+      <w:pPr>
+        <w:ind w:left="0" w:firstLine="0"/>
+      </w:pPr>
+      <w:r>
+        <w:rPr>
+          <w:highlight w:val="yellow"/>
+        </w:rPr>
+        <w:t>ProfileServiceImpl.java</w:t>
+      </w:r>
+    </w:p>
+    <w:p>
+      <w:pPr>
+        <w:ind w:left="0" w:firstLine="0"/>
+      </w:pPr>
+      <w:r>
+        <w:lastRenderedPageBreak/>
+        <w:drawing>
+          <wp:inline distT="0" distB="0" distL="0" distR="0" wp14:anchorId="15FF9603" wp14:editId="00B26D80">
+            <wp:extent cx="5943600" cy="4864735"/>
+            <wp:effectExtent l="0" t="0" r="0" b="0"/>
+            <wp:docPr id="843010398" name="Picture 1"/>
+            <wp:cNvGraphicFramePr>
+              <a:graphicFrameLocks xmlns:a="http://schemas.openxmlformats.org/drawingml/2006/main" noChangeAspect="1"/>
+            </wp:cNvGraphicFramePr>
+            <a:graphic xmlns:a="http://schemas.openxmlformats.org/drawingml/2006/main">
+              <a:graphicData uri="http://schemas.openxmlformats.org/drawingml/2006/picture">
+                <pic:pic xmlns:pic="http://schemas.openxmlformats.org/drawingml/2006/picture">
+                  <pic:nvPicPr>
+                    <pic:cNvPr id="843010398" name=""/>
+                    <pic:cNvPicPr/>
+                  </pic:nvPicPr>
+                  <pic:blipFill>
+                    <a:blip r:embed="rId26"/>
+                    <a:stretch>
+                      <a:fillRect/>
+                    </a:stretch>
+                  </pic:blipFill>
+                  <pic:spPr>
+                    <a:xfrm>
+                      <a:off x="0" y="0"/>
+                      <a:ext cx="5943600" cy="4864735"/>
+                    </a:xfrm>
+                    <a:prstGeom prst="rect">
+                      <a:avLst/>
+                    </a:prstGeom>
+                  </pic:spPr>
+                </pic:pic>
+              </a:graphicData>
+            </a:graphic>
+          </wp:inline>
+        </w:drawing>
+      </w:r>
+    </w:p>
+    <w:p>
+      <w:pPr>
+        <w:ind w:left="0" w:firstLine="0"/>
+      </w:pPr>
+    </w:p>
     <w:sectPr>
       <w:pgSz w:w="12240" w:h="15840"/>
       <w:pgMar w:top="1440" w:right="1440" w:bottom="1440" w:left="1440" w:header="720" w:footer="720" w:gutter="0"/>
@@ -1288,6 +2025,95 @@
     </w:lvl>
   </w:abstractNum>
   <w:abstractNum w:abstractNumId="1" w15:restartNumberingAfterBreak="0">
+    <w:nsid w:val="26AF477A"/>
+    <w:multiLevelType w:val="hybridMultilevel"/>
+    <w:tmpl w:val="F2821D72"/>
+    <w:lvl w:ilvl="0" w:tplc="0409000F">
+      <w:start w:val="1"/>
+      <w:numFmt w:val="decimal"/>
+      <w:lvlText w:val="%1."/>
+      <w:lvlJc w:val="left"/>
+      <w:pPr>
+        <w:ind w:left="720" w:hanging="360"/>
+      </w:pPr>
+      <w:rPr>
+        <w:rFonts w:hint="default"/>
+      </w:rPr>
+    </w:lvl>
+    <w:lvl w:ilvl="1" w:tplc="04090019" w:tentative="1">
+      <w:start w:val="1"/>
+      <w:numFmt w:val="lowerLetter"/>
+      <w:lvlText w:val="%2."/>
+      <w:lvlJc w:val="left"/>
+      <w:pPr>
+        <w:ind w:left="1440" w:hanging="360"/>
+      </w:pPr>
+    </w:lvl>
+    <w:lvl w:ilvl="2" w:tplc="0409001B" w:tentative="1">
+      <w:start w:val="1"/>
+      <w:numFmt w:val="lowerRoman"/>
+      <w:lvlText w:val="%3."/>
+      <w:lvlJc w:val="right"/>
+      <w:pPr>
+        <w:ind w:left="2160" w:hanging="180"/>
+      </w:pPr>
+    </w:lvl>
+    <w:lvl w:ilvl="3" w:tplc="0409000F" w:tentative="1">
+      <w:start w:val="1"/>
+      <w:numFmt w:val="decimal"/>
+      <w:lvlText w:val="%4."/>
+      <w:lvlJc w:val="left"/>
+      <w:pPr>
+        <w:ind w:left="2880" w:hanging="360"/>
+      </w:pPr>
+    </w:lvl>
+    <w:lvl w:ilvl="4" w:tplc="04090019" w:tentative="1">
+      <w:start w:val="1"/>
+      <w:numFmt w:val="lowerLetter"/>
+      <w:lvlText w:val="%5."/>
+      <w:lvlJc w:val="left"/>
+      <w:pPr>
+        <w:ind w:left="3600" w:hanging="360"/>
+      </w:pPr>
+    </w:lvl>
+    <w:lvl w:ilvl="5" w:tplc="0409001B" w:tentative="1">
+      <w:start w:val="1"/>
+      <w:numFmt w:val="lowerRoman"/>
+      <w:lvlText w:val="%6."/>
+      <w:lvlJc w:val="right"/>
+      <w:pPr>
+        <w:ind w:left="4320" w:hanging="180"/>
+      </w:pPr>
+    </w:lvl>
+    <w:lvl w:ilvl="6" w:tplc="0409000F" w:tentative="1">
+      <w:start w:val="1"/>
+      <w:numFmt w:val="decimal"/>
+      <w:lvlText w:val="%7."/>
+      <w:lvlJc w:val="left"/>
+      <w:pPr>
+        <w:ind w:left="5040" w:hanging="360"/>
+      </w:pPr>
+    </w:lvl>
+    <w:lvl w:ilvl="7" w:tplc="04090019" w:tentative="1">
+      <w:start w:val="1"/>
+      <w:numFmt w:val="lowerLetter"/>
+      <w:lvlText w:val="%8."/>
+      <w:lvlJc w:val="left"/>
+      <w:pPr>
+        <w:ind w:left="5760" w:hanging="360"/>
+      </w:pPr>
+    </w:lvl>
+    <w:lvl w:ilvl="8" w:tplc="0409001B" w:tentative="1">
+      <w:start w:val="1"/>
+      <w:numFmt w:val="lowerRoman"/>
+      <w:lvlText w:val="%9."/>
+      <w:lvlJc w:val="right"/>
+      <w:pPr>
+        <w:ind w:left="6480" w:hanging="180"/>
+      </w:pPr>
+    </w:lvl>
+  </w:abstractNum>
+  <w:abstractNum w:abstractNumId="2" w15:restartNumberingAfterBreak="0">
     <w:nsid w:val="300B546D"/>
     <w:multiLevelType w:val="hybridMultilevel"/>
     <w:tmpl w:val="171281B2"/>
@@ -1376,7 +2202,96 @@
       </w:pPr>
     </w:lvl>
   </w:abstractNum>
-  <w:abstractNum w:abstractNumId="2" w15:restartNumberingAfterBreak="0">
+  <w:abstractNum w:abstractNumId="3" w15:restartNumberingAfterBreak="0">
+    <w:nsid w:val="41326903"/>
+    <w:multiLevelType w:val="hybridMultilevel"/>
+    <w:tmpl w:val="44B89B9C"/>
+    <w:lvl w:ilvl="0" w:tplc="0409000F">
+      <w:start w:val="1"/>
+      <w:numFmt w:val="decimal"/>
+      <w:lvlText w:val="%1."/>
+      <w:lvlJc w:val="left"/>
+      <w:pPr>
+        <w:ind w:left="720" w:hanging="360"/>
+      </w:pPr>
+      <w:rPr>
+        <w:rFonts w:hint="default"/>
+      </w:rPr>
+    </w:lvl>
+    <w:lvl w:ilvl="1" w:tplc="04090019" w:tentative="1">
+      <w:start w:val="1"/>
+      <w:numFmt w:val="lowerLetter"/>
+      <w:lvlText w:val="%2."/>
+      <w:lvlJc w:val="left"/>
+      <w:pPr>
+        <w:ind w:left="1440" w:hanging="360"/>
+      </w:pPr>
+    </w:lvl>
+    <w:lvl w:ilvl="2" w:tplc="0409001B" w:tentative="1">
+      <w:start w:val="1"/>
+      <w:numFmt w:val="lowerRoman"/>
+      <w:lvlText w:val="%3."/>
+      <w:lvlJc w:val="right"/>
+      <w:pPr>
+        <w:ind w:left="2160" w:hanging="180"/>
+      </w:pPr>
+    </w:lvl>
+    <w:lvl w:ilvl="3" w:tplc="0409000F" w:tentative="1">
+      <w:start w:val="1"/>
+      <w:numFmt w:val="decimal"/>
+      <w:lvlText w:val="%4."/>
+      <w:lvlJc w:val="left"/>
+      <w:pPr>
+        <w:ind w:left="2880" w:hanging="360"/>
+      </w:pPr>
+    </w:lvl>
+    <w:lvl w:ilvl="4" w:tplc="04090019" w:tentative="1">
+      <w:start w:val="1"/>
+      <w:numFmt w:val="lowerLetter"/>
+      <w:lvlText w:val="%5."/>
+      <w:lvlJc w:val="left"/>
+      <w:pPr>
+        <w:ind w:left="3600" w:hanging="360"/>
+      </w:pPr>
+    </w:lvl>
+    <w:lvl w:ilvl="5" w:tplc="0409001B" w:tentative="1">
+      <w:start w:val="1"/>
+      <w:numFmt w:val="lowerRoman"/>
+      <w:lvlText w:val="%6."/>
+      <w:lvlJc w:val="right"/>
+      <w:pPr>
+        <w:ind w:left="4320" w:hanging="180"/>
+      </w:pPr>
+    </w:lvl>
+    <w:lvl w:ilvl="6" w:tplc="0409000F" w:tentative="1">
+      <w:start w:val="1"/>
+      <w:numFmt w:val="decimal"/>
+      <w:lvlText w:val="%7."/>
+      <w:lvlJc w:val="left"/>
+      <w:pPr>
+        <w:ind w:left="5040" w:hanging="360"/>
+      </w:pPr>
+    </w:lvl>
+    <w:lvl w:ilvl="7" w:tplc="04090019" w:tentative="1">
+      <w:start w:val="1"/>
+      <w:numFmt w:val="lowerLetter"/>
+      <w:lvlText w:val="%8."/>
+      <w:lvlJc w:val="left"/>
+      <w:pPr>
+        <w:ind w:left="5760" w:hanging="360"/>
+      </w:pPr>
+    </w:lvl>
+    <w:lvl w:ilvl="8" w:tplc="0409001B" w:tentative="1">
+      <w:start w:val="1"/>
+      <w:numFmt w:val="lowerRoman"/>
+      <w:lvlText w:val="%9."/>
+      <w:lvlJc w:val="right"/>
+      <w:pPr>
+        <w:ind w:left="6480" w:hanging="180"/>
+      </w:pPr>
+    </w:lvl>
+  </w:abstractNum>
+  <w:abstractNum w:abstractNumId="4" w15:restartNumberingAfterBreak="0">
     <w:nsid w:val="51A14C7C"/>
     <w:multiLevelType w:val="hybridMultilevel"/>
     <w:tmpl w:val="66369978"/>
@@ -1465,7 +2380,96 @@
       </w:pPr>
     </w:lvl>
   </w:abstractNum>
-  <w:abstractNum w:abstractNumId="3" w15:restartNumberingAfterBreak="0">
+  <w:abstractNum w:abstractNumId="5" w15:restartNumberingAfterBreak="0">
+    <w:nsid w:val="70FA7CD4"/>
+    <w:multiLevelType w:val="hybridMultilevel"/>
+    <w:tmpl w:val="83060348"/>
+    <w:lvl w:ilvl="0" w:tplc="0409000F">
+      <w:start w:val="1"/>
+      <w:numFmt w:val="decimal"/>
+      <w:lvlText w:val="%1."/>
+      <w:lvlJc w:val="left"/>
+      <w:pPr>
+        <w:ind w:left="720" w:hanging="360"/>
+      </w:pPr>
+      <w:rPr>
+        <w:rFonts w:hint="default"/>
+      </w:rPr>
+    </w:lvl>
+    <w:lvl w:ilvl="1" w:tplc="04090019" w:tentative="1">
+      <w:start w:val="1"/>
+      <w:numFmt w:val="lowerLetter"/>
+      <w:lvlText w:val="%2."/>
+      <w:lvlJc w:val="left"/>
+      <w:pPr>
+        <w:ind w:left="1440" w:hanging="360"/>
+      </w:pPr>
+    </w:lvl>
+    <w:lvl w:ilvl="2" w:tplc="0409001B" w:tentative="1">
+      <w:start w:val="1"/>
+      <w:numFmt w:val="lowerRoman"/>
+      <w:lvlText w:val="%3."/>
+      <w:lvlJc w:val="right"/>
+      <w:pPr>
+        <w:ind w:left="2160" w:hanging="180"/>
+      </w:pPr>
+    </w:lvl>
+    <w:lvl w:ilvl="3" w:tplc="0409000F" w:tentative="1">
+      <w:start w:val="1"/>
+      <w:numFmt w:val="decimal"/>
+      <w:lvlText w:val="%4."/>
+      <w:lvlJc w:val="left"/>
+      <w:pPr>
+        <w:ind w:left="2880" w:hanging="360"/>
+      </w:pPr>
+    </w:lvl>
+    <w:lvl w:ilvl="4" w:tplc="04090019" w:tentative="1">
+      <w:start w:val="1"/>
+      <w:numFmt w:val="lowerLetter"/>
+      <w:lvlText w:val="%5."/>
+      <w:lvlJc w:val="left"/>
+      <w:pPr>
+        <w:ind w:left="3600" w:hanging="360"/>
+      </w:pPr>
+    </w:lvl>
+    <w:lvl w:ilvl="5" w:tplc="0409001B" w:tentative="1">
+      <w:start w:val="1"/>
+      <w:numFmt w:val="lowerRoman"/>
+      <w:lvlText w:val="%6."/>
+      <w:lvlJc w:val="right"/>
+      <w:pPr>
+        <w:ind w:left="4320" w:hanging="180"/>
+      </w:pPr>
+    </w:lvl>
+    <w:lvl w:ilvl="6" w:tplc="0409000F" w:tentative="1">
+      <w:start w:val="1"/>
+      <w:numFmt w:val="decimal"/>
+      <w:lvlText w:val="%7."/>
+      <w:lvlJc w:val="left"/>
+      <w:pPr>
+        <w:ind w:left="5040" w:hanging="360"/>
+      </w:pPr>
+    </w:lvl>
+    <w:lvl w:ilvl="7" w:tplc="04090019" w:tentative="1">
+      <w:start w:val="1"/>
+      <w:numFmt w:val="lowerLetter"/>
+      <w:lvlText w:val="%8."/>
+      <w:lvlJc w:val="left"/>
+      <w:pPr>
+        <w:ind w:left="5760" w:hanging="360"/>
+      </w:pPr>
+    </w:lvl>
+    <w:lvl w:ilvl="8" w:tplc="0409001B" w:tentative="1">
+      <w:start w:val="1"/>
+      <w:numFmt w:val="lowerRoman"/>
+      <w:lvlText w:val="%9."/>
+      <w:lvlJc w:val="right"/>
+      <w:pPr>
+        <w:ind w:left="6480" w:hanging="180"/>
+      </w:pPr>
+    </w:lvl>
+  </w:abstractNum>
+  <w:abstractNum w:abstractNumId="6" w15:restartNumberingAfterBreak="0">
     <w:nsid w:val="77303D7E"/>
     <w:multiLevelType w:val="hybridMultilevel"/>
     <w:tmpl w:val="26E6D25E"/>
@@ -1555,16 +2559,25 @@
     </w:lvl>
   </w:abstractNum>
   <w:num w:numId="1" w16cid:durableId="2094086331">
-    <w:abstractNumId w:val="1"/>
+    <w:abstractNumId w:val="2"/>
   </w:num>
   <w:num w:numId="2" w16cid:durableId="1645041956">
     <w:abstractNumId w:val="0"/>
   </w:num>
   <w:num w:numId="3" w16cid:durableId="373388983">
+    <w:abstractNumId w:val="6"/>
+  </w:num>
+  <w:num w:numId="4" w16cid:durableId="1171915713">
+    <w:abstractNumId w:val="4"/>
+  </w:num>
+  <w:num w:numId="5" w16cid:durableId="1722167586">
     <w:abstractNumId w:val="3"/>
   </w:num>
-  <w:num w:numId="4" w16cid:durableId="1171915713">
-    <w:abstractNumId w:val="2"/>
+  <w:num w:numId="6" w16cid:durableId="1106580549">
+    <w:abstractNumId w:val="5"/>
+  </w:num>
+  <w:num w:numId="7" w16cid:durableId="738407106">
+    <w:abstractNumId w:val="1"/>
   </w:num>
 </w:numbering>
 </file>

--- a/Java Full Stack and React.docx
+++ b/Java Full Stack and React.docx
@@ -1285,6 +1285,9 @@
         <w:ind w:left="0" w:firstLine="0"/>
       </w:pPr>
       <w:r>
+        <w:rPr>
+          <w:noProof/>
+        </w:rPr>
         <w:drawing>
           <wp:inline distT="0" distB="0" distL="0" distR="0" wp14:anchorId="30D2FF20" wp14:editId="62456BCF">
             <wp:extent cx="5943600" cy="2205355"/>
@@ -1465,6 +1468,9 @@
         <w:ind w:left="0" w:firstLine="0"/>
       </w:pPr>
       <w:r>
+        <w:rPr>
+          <w:noProof/>
+        </w:rPr>
         <w:drawing>
           <wp:inline distT="0" distB="0" distL="0" distR="0" wp14:anchorId="24EB78CC" wp14:editId="7ADB2FED">
             <wp:extent cx="5943600" cy="3364865"/>
@@ -1507,6 +1513,9 @@
         <w:ind w:left="0" w:firstLine="0"/>
       </w:pPr>
       <w:r>
+        <w:rPr>
+          <w:noProof/>
+        </w:rPr>
         <w:lastRenderedPageBreak/>
         <w:drawing>
           <wp:inline distT="0" distB="0" distL="0" distR="0" wp14:anchorId="75BBF55C" wp14:editId="1D3C2E49">
@@ -1561,6 +1570,9 @@
         <w:ind w:left="0" w:firstLine="0"/>
       </w:pPr>
       <w:r>
+        <w:rPr>
+          <w:noProof/>
+        </w:rPr>
         <w:lastRenderedPageBreak/>
         <w:drawing>
           <wp:inline distT="0" distB="0" distL="0" distR="0" wp14:anchorId="2DEB6B48" wp14:editId="6C27DE1D">
@@ -1615,6 +1627,9 @@
         <w:ind w:left="0" w:firstLine="0"/>
       </w:pPr>
       <w:r>
+        <w:rPr>
+          <w:noProof/>
+        </w:rPr>
         <w:lastRenderedPageBreak/>
         <w:drawing>
           <wp:inline distT="0" distB="0" distL="0" distR="0" wp14:anchorId="237DEC22" wp14:editId="72D86F96">
@@ -1743,6 +1758,9 @@
         <w:ind w:left="0" w:firstLine="0"/>
       </w:pPr>
       <w:r>
+        <w:rPr>
+          <w:noProof/>
+        </w:rPr>
         <w:lastRenderedPageBreak/>
         <w:drawing>
           <wp:inline distT="0" distB="0" distL="0" distR="0" wp14:anchorId="4B330F5C" wp14:editId="1E95D768">
@@ -1805,6 +1823,9 @@
         <w:ind w:left="0" w:firstLine="0"/>
       </w:pPr>
       <w:r>
+        <w:rPr>
+          <w:noProof/>
+        </w:rPr>
         <w:drawing>
           <wp:inline distT="0" distB="0" distL="0" distR="0" wp14:anchorId="100EF18A" wp14:editId="29B5B8A9">
             <wp:extent cx="5943600" cy="1586865"/>
@@ -1880,6 +1901,9 @@
         <w:ind w:left="0" w:firstLine="0"/>
       </w:pPr>
       <w:r>
+        <w:rPr>
+          <w:noProof/>
+        </w:rPr>
         <w:lastRenderedPageBreak/>
         <w:drawing>
           <wp:inline distT="0" distB="0" distL="0" distR="0" wp14:anchorId="15FF9603" wp14:editId="00B26D80">
@@ -1922,6 +1946,845 @@
       <w:pPr>
         <w:ind w:left="0" w:firstLine="0"/>
       </w:pPr>
+      <w:r>
+        <w:rPr>
+          <w:highlight w:val="yellow"/>
+        </w:rPr>
+        <w:t>Create REST API</w:t>
+      </w:r>
+      <w:r>
+        <w:t xml:space="preserve"> </w:t>
+      </w:r>
+    </w:p>
+    <w:p>
+      <w:pPr>
+        <w:ind w:left="0" w:firstLine="0"/>
+      </w:pPr>
+      <w:r>
+        <w:lastRenderedPageBreak/>
+        <w:drawing>
+          <wp:inline distT="0" distB="0" distL="0" distR="0" wp14:anchorId="3A2FA6EF" wp14:editId="0584E2E1">
+            <wp:extent cx="5943600" cy="2861310"/>
+            <wp:effectExtent l="0" t="0" r="0" b="0"/>
+            <wp:docPr id="305954345" name="Picture 1"/>
+            <wp:cNvGraphicFramePr>
+              <a:graphicFrameLocks xmlns:a="http://schemas.openxmlformats.org/drawingml/2006/main" noChangeAspect="1"/>
+            </wp:cNvGraphicFramePr>
+            <a:graphic xmlns:a="http://schemas.openxmlformats.org/drawingml/2006/main">
+              <a:graphicData uri="http://schemas.openxmlformats.org/drawingml/2006/picture">
+                <pic:pic xmlns:pic="http://schemas.openxmlformats.org/drawingml/2006/picture">
+                  <pic:nvPicPr>
+                    <pic:cNvPr id="305954345" name=""/>
+                    <pic:cNvPicPr/>
+                  </pic:nvPicPr>
+                  <pic:blipFill>
+                    <a:blip r:embed="rId27"/>
+                    <a:stretch>
+                      <a:fillRect/>
+                    </a:stretch>
+                  </pic:blipFill>
+                  <pic:spPr>
+                    <a:xfrm>
+                      <a:off x="0" y="0"/>
+                      <a:ext cx="5943600" cy="2861310"/>
+                    </a:xfrm>
+                    <a:prstGeom prst="rect">
+                      <a:avLst/>
+                    </a:prstGeom>
+                  </pic:spPr>
+                </pic:pic>
+              </a:graphicData>
+            </a:graphic>
+          </wp:inline>
+        </w:drawing>
+      </w:r>
+    </w:p>
+    <w:p>
+      <w:pPr>
+        <w:ind w:left="0" w:firstLine="0"/>
+      </w:pPr>
+      <w:r>
+        <w:t>Creating a Contact entity where a Profile can maintain multiple contacts</w:t>
+      </w:r>
+    </w:p>
+    <w:p>
+      <w:pPr>
+        <w:ind w:left="0" w:firstLine="0"/>
+      </w:pPr>
+      <w:r>
+        <w:rPr>
+          <w:highlight w:val="yellow"/>
+        </w:rPr>
+        <w:t>Case Study:</w:t>
+      </w:r>
+    </w:p>
+    <w:p>
+      <w:pPr>
+        <w:pStyle w:val="ListParagraph"/>
+        <w:numPr>
+          <w:ilvl w:val="0"/>
+          <w:numId w:val="8"/>
+        </w:numPr>
+      </w:pPr>
+      <w:r>
+        <w:t>register-profile</w:t>
+      </w:r>
+    </w:p>
+    <w:p>
+      <w:pPr>
+        <w:pStyle w:val="ListParagraph"/>
+        <w:numPr>
+          <w:ilvl w:val="0"/>
+          <w:numId w:val="8"/>
+        </w:numPr>
+      </w:pPr>
+      <w:r>
+        <w:t>login-to-profile</w:t>
+      </w:r>
+    </w:p>
+    <w:p>
+      <w:pPr>
+        <w:pStyle w:val="ListParagraph"/>
+        <w:numPr>
+          <w:ilvl w:val="0"/>
+          <w:numId w:val="8"/>
+        </w:numPr>
+      </w:pPr>
+      <w:r>
+        <w:t>add-contact</w:t>
+      </w:r>
+    </w:p>
+    <w:p>
+      <w:pPr>
+        <w:pStyle w:val="ListParagraph"/>
+        <w:numPr>
+          <w:ilvl w:val="0"/>
+          <w:numId w:val="8"/>
+        </w:numPr>
+      </w:pPr>
+      <w:r>
+        <w:t>search-contact</w:t>
+      </w:r>
+    </w:p>
+    <w:p>
+      <w:pPr>
+        <w:pStyle w:val="ListParagraph"/>
+        <w:numPr>
+          <w:ilvl w:val="0"/>
+          <w:numId w:val="8"/>
+        </w:numPr>
+      </w:pPr>
+      <w:r>
+        <w:t>view-contacts</w:t>
+      </w:r>
+    </w:p>
+    <w:p>
+      <w:pPr>
+        <w:pStyle w:val="ListParagraph"/>
+        <w:numPr>
+          <w:ilvl w:val="0"/>
+          <w:numId w:val="8"/>
+        </w:numPr>
+      </w:pPr>
+      <w:r>
+        <w:t>delete-contact</w:t>
+      </w:r>
+    </w:p>
+    <w:p>
+      <w:pPr>
+        <w:pStyle w:val="ListParagraph"/>
+        <w:numPr>
+          <w:ilvl w:val="0"/>
+          <w:numId w:val="8"/>
+        </w:numPr>
+      </w:pPr>
+      <w:r>
+        <w:t>edit-contact</w:t>
+      </w:r>
+    </w:p>
+    <w:p>
+      <w:pPr>
+        <w:pStyle w:val="ListParagraph"/>
+        <w:numPr>
+          <w:ilvl w:val="0"/>
+          <w:numId w:val="8"/>
+        </w:numPr>
+      </w:pPr>
+      <w:r>
+        <w:t>edit-profile</w:t>
+      </w:r>
+    </w:p>
+    <w:p>
+      <w:pPr>
+        <w:ind w:left="0" w:firstLine="0"/>
+      </w:pPr>
+      <w:r>
+        <w:lastRenderedPageBreak/>
+        <w:drawing>
+          <wp:inline distT="0" distB="0" distL="0" distR="0" wp14:anchorId="16A86072" wp14:editId="095DD291">
+            <wp:extent cx="5943600" cy="2520950"/>
+            <wp:effectExtent l="0" t="0" r="0" b="0"/>
+            <wp:docPr id="2137330045" name="Picture 1"/>
+            <wp:cNvGraphicFramePr>
+              <a:graphicFrameLocks xmlns:a="http://schemas.openxmlformats.org/drawingml/2006/main" noChangeAspect="1"/>
+            </wp:cNvGraphicFramePr>
+            <a:graphic xmlns:a="http://schemas.openxmlformats.org/drawingml/2006/main">
+              <a:graphicData uri="http://schemas.openxmlformats.org/drawingml/2006/picture">
+                <pic:pic xmlns:pic="http://schemas.openxmlformats.org/drawingml/2006/picture">
+                  <pic:nvPicPr>
+                    <pic:cNvPr id="2137330045" name=""/>
+                    <pic:cNvPicPr/>
+                  </pic:nvPicPr>
+                  <pic:blipFill>
+                    <a:blip r:embed="rId28"/>
+                    <a:stretch>
+                      <a:fillRect/>
+                    </a:stretch>
+                  </pic:blipFill>
+                  <pic:spPr>
+                    <a:xfrm>
+                      <a:off x="0" y="0"/>
+                      <a:ext cx="5943600" cy="2520950"/>
+                    </a:xfrm>
+                    <a:prstGeom prst="rect">
+                      <a:avLst/>
+                    </a:prstGeom>
+                  </pic:spPr>
+                </pic:pic>
+              </a:graphicData>
+            </a:graphic>
+          </wp:inline>
+        </w:drawing>
+      </w:r>
+    </w:p>
+    <w:p>
+      <w:pPr>
+        <w:ind w:left="0" w:firstLine="0"/>
+      </w:pPr>
+      <w:r>
+        <w:t>Whenever the user wants to manage the contact the user profile id will be used in the rest-service to access the contact belonging to the profile.</w:t>
+      </w:r>
+    </w:p>
+    <w:p>
+      <w:pPr>
+        <w:ind w:left="0" w:firstLine="0"/>
+      </w:pPr>
+      <w:r>
+        <w:rPr>
+          <w:highlight w:val="yellow"/>
+        </w:rPr>
+        <w:t>What all the things we must create now</w:t>
+      </w:r>
+    </w:p>
+    <w:p>
+      <w:pPr>
+        <w:pStyle w:val="ListParagraph"/>
+        <w:numPr>
+          <w:ilvl w:val="0"/>
+          <w:numId w:val="9"/>
+        </w:numPr>
+      </w:pPr>
+      <w:r>
+        <w:t>Contact - entity</w:t>
+      </w:r>
+    </w:p>
+    <w:p>
+      <w:pPr>
+        <w:pStyle w:val="ListParagraph"/>
+        <w:numPr>
+          <w:ilvl w:val="0"/>
+          <w:numId w:val="9"/>
+        </w:numPr>
+      </w:pPr>
+      <w:r>
+        <w:t>ContactRepository</w:t>
+      </w:r>
+    </w:p>
+    <w:p>
+      <w:pPr>
+        <w:pStyle w:val="ListParagraph"/>
+        <w:numPr>
+          <w:ilvl w:val="0"/>
+          <w:numId w:val="9"/>
+        </w:numPr>
+      </w:pPr>
+      <w:r>
+        <w:t>ContactService</w:t>
+      </w:r>
+    </w:p>
+    <w:p>
+      <w:pPr>
+        <w:pStyle w:val="ListParagraph"/>
+        <w:numPr>
+          <w:ilvl w:val="0"/>
+          <w:numId w:val="9"/>
+        </w:numPr>
+      </w:pPr>
+      <w:r>
+        <w:t>Profile &amp; Contact table must have primary key &amp; foreign key relationship</w:t>
+      </w:r>
+    </w:p>
+    <w:p>
+      <w:pPr>
+        <w:ind w:left="0" w:firstLine="0"/>
+      </w:pPr>
+      <w:r>
+        <w:drawing>
+          <wp:inline distT="0" distB="0" distL="0" distR="0" wp14:anchorId="7B7B5BB4" wp14:editId="2C3D99EF">
+            <wp:extent cx="5943600" cy="2643505"/>
+            <wp:effectExtent l="0" t="0" r="0" b="4445"/>
+            <wp:docPr id="1292453197" name="Picture 1"/>
+            <wp:cNvGraphicFramePr>
+              <a:graphicFrameLocks xmlns:a="http://schemas.openxmlformats.org/drawingml/2006/main" noChangeAspect="1"/>
+            </wp:cNvGraphicFramePr>
+            <a:graphic xmlns:a="http://schemas.openxmlformats.org/drawingml/2006/main">
+              <a:graphicData uri="http://schemas.openxmlformats.org/drawingml/2006/picture">
+                <pic:pic xmlns:pic="http://schemas.openxmlformats.org/drawingml/2006/picture">
+                  <pic:nvPicPr>
+                    <pic:cNvPr id="1292453197" name=""/>
+                    <pic:cNvPicPr/>
+                  </pic:nvPicPr>
+                  <pic:blipFill>
+                    <a:blip r:embed="rId29"/>
+                    <a:stretch>
+                      <a:fillRect/>
+                    </a:stretch>
+                  </pic:blipFill>
+                  <pic:spPr>
+                    <a:xfrm>
+                      <a:off x="0" y="0"/>
+                      <a:ext cx="5943600" cy="2643505"/>
+                    </a:xfrm>
+                    <a:prstGeom prst="rect">
+                      <a:avLst/>
+                    </a:prstGeom>
+                  </pic:spPr>
+                </pic:pic>
+              </a:graphicData>
+            </a:graphic>
+          </wp:inline>
+        </w:drawing>
+      </w:r>
+    </w:p>
+    <w:p>
+      <w:pPr>
+        <w:ind w:left="0" w:firstLine="0"/>
+      </w:pPr>
+      <w:r>
+        <w:t>Now spring must use @OneToMany mapping in the Profile entity so that when you get the Profile you must able to get all the contacts associated with the profile-id</w:t>
+      </w:r>
+    </w:p>
+    <w:p>
+      <w:pPr>
+        <w:ind w:left="0" w:firstLine="0"/>
+      </w:pPr>
+      <w:r>
+        <w:lastRenderedPageBreak/>
+        <w:t>@Entity</w:t>
+      </w:r>
+      <w:r>
+        <w:br/>
+        <w:t xml:space="preserve">class Profile { </w:t>
+      </w:r>
+      <w:r>
+        <w:br/>
+        <w:t xml:space="preserve">   @Id</w:t>
+      </w:r>
+      <w:r>
+        <w:br/>
+        <w:t xml:space="preserve">   private Integer id;</w:t>
+      </w:r>
+    </w:p>
+    <w:p>
+      <w:pPr>
+        <w:ind w:left="0" w:firstLine="0"/>
+      </w:pPr>
+      <w:r>
+        <w:rPr>
+          <w:color w:val="EE0000"/>
+        </w:rPr>
+        <w:t xml:space="preserve">   @OneToMany(cascade=CascadeType.ALL)</w:t>
+      </w:r>
+      <w:r>
+        <w:rPr>
+          <w:color w:val="EE0000"/>
+        </w:rPr>
+        <w:br/>
+        <w:t xml:space="preserve">   @JoinColumn(name=”profileref”)</w:t>
+      </w:r>
+      <w:r>
+        <w:rPr>
+          <w:color w:val="EE0000"/>
+        </w:rPr>
+        <w:br/>
+        <w:t xml:space="preserve">   List&lt;Contact&gt; contactList;</w:t>
+      </w:r>
+      <w:r>
+        <w:br/>
+        <w:t>}</w:t>
+      </w:r>
+    </w:p>
+    <w:p>
+      <w:pPr>
+        <w:ind w:left="0" w:firstLine="0"/>
+      </w:pPr>
+      <w:r>
+        <w:t>@Entity</w:t>
+      </w:r>
+      <w:r>
+        <w:br/>
+        <w:t xml:space="preserve">class Contact { </w:t>
+      </w:r>
+      <w:r>
+        <w:br/>
+        <w:t xml:space="preserve">  @Id</w:t>
+      </w:r>
+      <w:r>
+        <w:br/>
+        <w:t xml:space="preserve">  private Integer contactId;</w:t>
+      </w:r>
+      <w:r>
+        <w:br/>
+        <w:t xml:space="preserve">  </w:t>
+      </w:r>
+      <w:r>
+        <w:rPr>
+          <w:color w:val="EE0000"/>
+        </w:rPr>
+        <w:t>@Column(name=”profileref”)</w:t>
+      </w:r>
+      <w:r>
+        <w:rPr>
+          <w:color w:val="EE0000"/>
+        </w:rPr>
+        <w:br/>
+        <w:t xml:space="preserve">  int profileRef</w:t>
+      </w:r>
+      <w:r>
+        <w:t>;</w:t>
+      </w:r>
+      <w:r>
+        <w:br/>
+        <w:t>}</w:t>
+      </w:r>
+    </w:p>
+    <w:p>
+      <w:pPr>
+        <w:ind w:left="0" w:firstLine="0"/>
+      </w:pPr>
+      <w:r>
+        <w:rPr>
+          <w:highlight w:val="yellow"/>
+        </w:rPr>
+        <w:t>Contact entity</w:t>
+      </w:r>
+    </w:p>
+    <w:p>
+      <w:pPr>
+        <w:ind w:left="0" w:firstLine="0"/>
+      </w:pPr>
+      <w:r>
+        <w:lastRenderedPageBreak/>
+        <w:drawing>
+          <wp:inline distT="0" distB="0" distL="0" distR="0" wp14:anchorId="6D71661E" wp14:editId="646A224F">
+            <wp:extent cx="5943600" cy="4363085"/>
+            <wp:effectExtent l="0" t="0" r="0" b="0"/>
+            <wp:docPr id="1767368058" name="Picture 1"/>
+            <wp:cNvGraphicFramePr>
+              <a:graphicFrameLocks xmlns:a="http://schemas.openxmlformats.org/drawingml/2006/main" noChangeAspect="1"/>
+            </wp:cNvGraphicFramePr>
+            <a:graphic xmlns:a="http://schemas.openxmlformats.org/drawingml/2006/main">
+              <a:graphicData uri="http://schemas.openxmlformats.org/drawingml/2006/picture">
+                <pic:pic xmlns:pic="http://schemas.openxmlformats.org/drawingml/2006/picture">
+                  <pic:nvPicPr>
+                    <pic:cNvPr id="1767368058" name=""/>
+                    <pic:cNvPicPr/>
+                  </pic:nvPicPr>
+                  <pic:blipFill>
+                    <a:blip r:embed="rId30"/>
+                    <a:stretch>
+                      <a:fillRect/>
+                    </a:stretch>
+                  </pic:blipFill>
+                  <pic:spPr>
+                    <a:xfrm>
+                      <a:off x="0" y="0"/>
+                      <a:ext cx="5943600" cy="4363085"/>
+                    </a:xfrm>
+                    <a:prstGeom prst="rect">
+                      <a:avLst/>
+                    </a:prstGeom>
+                  </pic:spPr>
+                </pic:pic>
+              </a:graphicData>
+            </a:graphic>
+          </wp:inline>
+        </w:drawing>
+      </w:r>
+    </w:p>
+    <w:p>
+      <w:pPr>
+        <w:ind w:left="0" w:firstLine="0"/>
+      </w:pPr>
+      <w:r>
+        <w:rPr>
+          <w:highlight w:val="yellow"/>
+        </w:rPr>
+        <w:t>ContactRepository</w:t>
+      </w:r>
+    </w:p>
+    <w:p>
+      <w:pPr>
+        <w:ind w:left="0" w:firstLine="0"/>
+      </w:pPr>
+      <w:r>
+        <w:drawing>
+          <wp:inline distT="0" distB="0" distL="0" distR="0" wp14:anchorId="44D487B4" wp14:editId="10AF4982">
+            <wp:extent cx="5943600" cy="2219325"/>
+            <wp:effectExtent l="0" t="0" r="0" b="9525"/>
+            <wp:docPr id="1759655955" name="Picture 1"/>
+            <wp:cNvGraphicFramePr>
+              <a:graphicFrameLocks xmlns:a="http://schemas.openxmlformats.org/drawingml/2006/main" noChangeAspect="1"/>
+            </wp:cNvGraphicFramePr>
+            <a:graphic xmlns:a="http://schemas.openxmlformats.org/drawingml/2006/main">
+              <a:graphicData uri="http://schemas.openxmlformats.org/drawingml/2006/picture">
+                <pic:pic xmlns:pic="http://schemas.openxmlformats.org/drawingml/2006/picture">
+                  <pic:nvPicPr>
+                    <pic:cNvPr id="1759655955" name=""/>
+                    <pic:cNvPicPr/>
+                  </pic:nvPicPr>
+                  <pic:blipFill>
+                    <a:blip r:embed="rId31"/>
+                    <a:stretch>
+                      <a:fillRect/>
+                    </a:stretch>
+                  </pic:blipFill>
+                  <pic:spPr>
+                    <a:xfrm>
+                      <a:off x="0" y="0"/>
+                      <a:ext cx="5943600" cy="2219325"/>
+                    </a:xfrm>
+                    <a:prstGeom prst="rect">
+                      <a:avLst/>
+                    </a:prstGeom>
+                  </pic:spPr>
+                </pic:pic>
+              </a:graphicData>
+            </a:graphic>
+          </wp:inline>
+        </w:drawing>
+      </w:r>
+    </w:p>
+    <w:p>
+      <w:pPr>
+        <w:ind w:left="0" w:firstLine="0"/>
+      </w:pPr>
+      <w:r>
+        <w:t>We don’t have to implement it, spring takes care of it</w:t>
+      </w:r>
+    </w:p>
+    <w:p>
+      <w:pPr>
+        <w:ind w:left="0" w:firstLine="0"/>
+      </w:pPr>
+      <w:r>
+        <w:rPr>
+          <w:highlight w:val="yellow"/>
+        </w:rPr>
+        <w:t>ContactServiceImpl</w:t>
+      </w:r>
+    </w:p>
+    <w:p>
+      <w:pPr>
+        <w:ind w:left="0" w:firstLine="0"/>
+      </w:pPr>
+      <w:r>
+        <w:lastRenderedPageBreak/>
+        <w:drawing>
+          <wp:inline distT="0" distB="0" distL="0" distR="0" wp14:anchorId="1900AB1F" wp14:editId="668B8580">
+            <wp:extent cx="5943600" cy="4385945"/>
+            <wp:effectExtent l="0" t="0" r="0" b="0"/>
+            <wp:docPr id="1396849325" name="Picture 1"/>
+            <wp:cNvGraphicFramePr>
+              <a:graphicFrameLocks xmlns:a="http://schemas.openxmlformats.org/drawingml/2006/main" noChangeAspect="1"/>
+            </wp:cNvGraphicFramePr>
+            <a:graphic xmlns:a="http://schemas.openxmlformats.org/drawingml/2006/main">
+              <a:graphicData uri="http://schemas.openxmlformats.org/drawingml/2006/picture">
+                <pic:pic xmlns:pic="http://schemas.openxmlformats.org/drawingml/2006/picture">
+                  <pic:nvPicPr>
+                    <pic:cNvPr id="1396849325" name=""/>
+                    <pic:cNvPicPr/>
+                  </pic:nvPicPr>
+                  <pic:blipFill>
+                    <a:blip r:embed="rId32"/>
+                    <a:stretch>
+                      <a:fillRect/>
+                    </a:stretch>
+                  </pic:blipFill>
+                  <pic:spPr>
+                    <a:xfrm>
+                      <a:off x="0" y="0"/>
+                      <a:ext cx="5943600" cy="4385945"/>
+                    </a:xfrm>
+                    <a:prstGeom prst="rect">
+                      <a:avLst/>
+                    </a:prstGeom>
+                  </pic:spPr>
+                </pic:pic>
+              </a:graphicData>
+            </a:graphic>
+          </wp:inline>
+        </w:drawing>
+      </w:r>
+    </w:p>
+    <w:p>
+      <w:pPr>
+        <w:ind w:left="0" w:firstLine="0"/>
+      </w:pPr>
+      <w:r>
+        <w:rPr>
+          <w:highlight w:val="yellow"/>
+        </w:rPr>
+        <w:t>Modify Profile entity</w:t>
+      </w:r>
+    </w:p>
+    <w:p>
+      <w:pPr>
+        <w:ind w:left="0" w:firstLine="0"/>
+      </w:pPr>
+      <w:r>
+        <w:lastRenderedPageBreak/>
+        <w:drawing>
+          <wp:inline distT="0" distB="0" distL="0" distR="0" wp14:anchorId="5FF32058" wp14:editId="5DBDF934">
+            <wp:extent cx="5943600" cy="3905250"/>
+            <wp:effectExtent l="0" t="0" r="0" b="0"/>
+            <wp:docPr id="181159129" name="Picture 1"/>
+            <wp:cNvGraphicFramePr>
+              <a:graphicFrameLocks xmlns:a="http://schemas.openxmlformats.org/drawingml/2006/main" noChangeAspect="1"/>
+            </wp:cNvGraphicFramePr>
+            <a:graphic xmlns:a="http://schemas.openxmlformats.org/drawingml/2006/main">
+              <a:graphicData uri="http://schemas.openxmlformats.org/drawingml/2006/picture">
+                <pic:pic xmlns:pic="http://schemas.openxmlformats.org/drawingml/2006/picture">
+                  <pic:nvPicPr>
+                    <pic:cNvPr id="181159129" name=""/>
+                    <pic:cNvPicPr/>
+                  </pic:nvPicPr>
+                  <pic:blipFill>
+                    <a:blip r:embed="rId33"/>
+                    <a:stretch>
+                      <a:fillRect/>
+                    </a:stretch>
+                  </pic:blipFill>
+                  <pic:spPr>
+                    <a:xfrm>
+                      <a:off x="0" y="0"/>
+                      <a:ext cx="5943600" cy="3905250"/>
+                    </a:xfrm>
+                    <a:prstGeom prst="rect">
+                      <a:avLst/>
+                    </a:prstGeom>
+                  </pic:spPr>
+                </pic:pic>
+              </a:graphicData>
+            </a:graphic>
+          </wp:inline>
+        </w:drawing>
+      </w:r>
+    </w:p>
+    <w:p>
+      <w:pPr>
+        <w:ind w:left="0" w:firstLine="0"/>
+      </w:pPr>
+      <w:r>
+        <w:rPr>
+          <w:highlight w:val="yellow"/>
+        </w:rPr>
+        <w:t>Creating webservice</w:t>
+      </w:r>
+      <w:r>
+        <w:t xml:space="preserve"> </w:t>
+      </w:r>
+    </w:p>
+    <w:p>
+      <w:pPr>
+        <w:ind w:left="0" w:firstLine="0"/>
+      </w:pPr>
+      <w:r>
+        <w:t xml:space="preserve">POST /profile/{profileId}/contact - add a contact </w:t>
+      </w:r>
+    </w:p>
+    <w:p>
+      <w:pPr>
+        <w:ind w:left="0" w:firstLine="0"/>
+      </w:pPr>
+      <w:r>
+        <w:t>GET /profile/{profileId}/contact</w:t>
+      </w:r>
+    </w:p>
+    <w:p>
+      <w:pPr>
+        <w:ind w:left="0" w:firstLine="0"/>
+      </w:pPr>
+      <w:r>
+        <w:lastRenderedPageBreak/>
+        <w:drawing>
+          <wp:inline distT="0" distB="0" distL="0" distR="0" wp14:anchorId="2CC144D7" wp14:editId="5F6F6AEC">
+            <wp:extent cx="5943600" cy="3557270"/>
+            <wp:effectExtent l="0" t="0" r="0" b="5080"/>
+            <wp:docPr id="967370668" name="Picture 1"/>
+            <wp:cNvGraphicFramePr>
+              <a:graphicFrameLocks xmlns:a="http://schemas.openxmlformats.org/drawingml/2006/main" noChangeAspect="1"/>
+            </wp:cNvGraphicFramePr>
+            <a:graphic xmlns:a="http://schemas.openxmlformats.org/drawingml/2006/main">
+              <a:graphicData uri="http://schemas.openxmlformats.org/drawingml/2006/picture">
+                <pic:pic xmlns:pic="http://schemas.openxmlformats.org/drawingml/2006/picture">
+                  <pic:nvPicPr>
+                    <pic:cNvPr id="967370668" name=""/>
+                    <pic:cNvPicPr/>
+                  </pic:nvPicPr>
+                  <pic:blipFill>
+                    <a:blip r:embed="rId34"/>
+                    <a:stretch>
+                      <a:fillRect/>
+                    </a:stretch>
+                  </pic:blipFill>
+                  <pic:spPr>
+                    <a:xfrm>
+                      <a:off x="0" y="0"/>
+                      <a:ext cx="5943600" cy="3557270"/>
+                    </a:xfrm>
+                    <a:prstGeom prst="rect">
+                      <a:avLst/>
+                    </a:prstGeom>
+                  </pic:spPr>
+                </pic:pic>
+              </a:graphicData>
+            </a:graphic>
+          </wp:inline>
+        </w:drawing>
+      </w:r>
+    </w:p>
+    <w:p>
+      <w:pPr>
+        <w:ind w:left="0" w:firstLine="0"/>
+      </w:pPr>
+      <w:r>
+        <w:rPr>
+          <w:highlight w:val="yellow"/>
+        </w:rPr>
+        <w:t>Output:</w:t>
+      </w:r>
+    </w:p>
+    <w:p>
+      <w:pPr>
+        <w:ind w:left="0" w:firstLine="0"/>
+      </w:pPr>
+      <w:r>
+        <w:drawing>
+          <wp:inline distT="0" distB="0" distL="0" distR="0" wp14:anchorId="30907362" wp14:editId="4F52E39F">
+            <wp:extent cx="5943600" cy="3536950"/>
+            <wp:effectExtent l="0" t="0" r="0" b="6350"/>
+            <wp:docPr id="686867723" name="Picture 1"/>
+            <wp:cNvGraphicFramePr>
+              <a:graphicFrameLocks xmlns:a="http://schemas.openxmlformats.org/drawingml/2006/main" noChangeAspect="1"/>
+            </wp:cNvGraphicFramePr>
+            <a:graphic xmlns:a="http://schemas.openxmlformats.org/drawingml/2006/main">
+              <a:graphicData uri="http://schemas.openxmlformats.org/drawingml/2006/picture">
+                <pic:pic xmlns:pic="http://schemas.openxmlformats.org/drawingml/2006/picture">
+                  <pic:nvPicPr>
+                    <pic:cNvPr id="686867723" name=""/>
+                    <pic:cNvPicPr/>
+                  </pic:nvPicPr>
+                  <pic:blipFill>
+                    <a:blip r:embed="rId35"/>
+                    <a:stretch>
+                      <a:fillRect/>
+                    </a:stretch>
+                  </pic:blipFill>
+                  <pic:spPr>
+                    <a:xfrm>
+                      <a:off x="0" y="0"/>
+                      <a:ext cx="5943600" cy="3536950"/>
+                    </a:xfrm>
+                    <a:prstGeom prst="rect">
+                      <a:avLst/>
+                    </a:prstGeom>
+                  </pic:spPr>
+                </pic:pic>
+              </a:graphicData>
+            </a:graphic>
+          </wp:inline>
+        </w:drawing>
+      </w:r>
+    </w:p>
+    <w:p>
+      <w:pPr>
+        <w:ind w:left="0" w:firstLine="0"/>
+      </w:pPr>
+      <w:r>
+        <w:rPr>
+          <w:highlight w:val="yellow"/>
+        </w:rPr>
+        <w:t>Add some more features to complete the case-study</w:t>
+      </w:r>
+    </w:p>
+    <w:p>
+      <w:pPr>
+        <w:pStyle w:val="ListParagraph"/>
+        <w:numPr>
+          <w:ilvl w:val="0"/>
+          <w:numId w:val="10"/>
+        </w:numPr>
+      </w:pPr>
+      <w:r>
+        <w:lastRenderedPageBreak/>
+        <w:t>login -&gt; on success return profile on failure return error message login failed</w:t>
+      </w:r>
+    </w:p>
+    <w:p>
+      <w:pPr>
+        <w:pStyle w:val="ListParagraph"/>
+        <w:numPr>
+          <w:ilvl w:val="0"/>
+          <w:numId w:val="10"/>
+        </w:numPr>
+      </w:pPr>
+      <w:r>
+        <w:t>searchContacts -&gt; this must search the contacts of a profile based on the name, that returns list of contacts starting with  some letters</w:t>
+      </w:r>
+    </w:p>
+    <w:p>
+      <w:pPr>
+        <w:pStyle w:val="ListParagraph"/>
+        <w:ind w:firstLine="0"/>
+      </w:pPr>
+      <w:r>
+        <w:t>ex: if you enter A, then you must get all the contacts starting with the name A, (don’t need to modify Repositor, you can implement this in the service layer itself)</w:t>
+      </w:r>
+    </w:p>
+    <w:p>
+      <w:pPr>
+        <w:pStyle w:val="ListParagraph"/>
+        <w:numPr>
+          <w:ilvl w:val="0"/>
+          <w:numId w:val="10"/>
+        </w:numPr>
+      </w:pPr>
+      <w:r>
+        <w:t>deleteContact -&gt; delete the contact for a particular contact-id</w:t>
+      </w:r>
+    </w:p>
+    <w:p>
+      <w:pPr>
+        <w:pStyle w:val="ListParagraph"/>
+        <w:numPr>
+          <w:ilvl w:val="0"/>
+          <w:numId w:val="10"/>
+        </w:numPr>
+      </w:pPr>
+      <w:r>
+        <w:t>updateContact -&gt; update the phone number based on the contact-id</w:t>
+      </w:r>
     </w:p>
     <w:sectPr>
       <w:pgSz w:w="12240" w:h="15840"/>
@@ -2025,6 +2888,95 @@
     </w:lvl>
   </w:abstractNum>
   <w:abstractNum w:abstractNumId="1" w15:restartNumberingAfterBreak="0">
+    <w:nsid w:val="21E870B4"/>
+    <w:multiLevelType w:val="hybridMultilevel"/>
+    <w:tmpl w:val="DA209E1A"/>
+    <w:lvl w:ilvl="0" w:tplc="0409000F">
+      <w:start w:val="1"/>
+      <w:numFmt w:val="decimal"/>
+      <w:lvlText w:val="%1."/>
+      <w:lvlJc w:val="left"/>
+      <w:pPr>
+        <w:ind w:left="720" w:hanging="360"/>
+      </w:pPr>
+      <w:rPr>
+        <w:rFonts w:hint="default"/>
+      </w:rPr>
+    </w:lvl>
+    <w:lvl w:ilvl="1" w:tplc="04090019" w:tentative="1">
+      <w:start w:val="1"/>
+      <w:numFmt w:val="lowerLetter"/>
+      <w:lvlText w:val="%2."/>
+      <w:lvlJc w:val="left"/>
+      <w:pPr>
+        <w:ind w:left="1440" w:hanging="360"/>
+      </w:pPr>
+    </w:lvl>
+    <w:lvl w:ilvl="2" w:tplc="0409001B" w:tentative="1">
+      <w:start w:val="1"/>
+      <w:numFmt w:val="lowerRoman"/>
+      <w:lvlText w:val="%3."/>
+      <w:lvlJc w:val="right"/>
+      <w:pPr>
+        <w:ind w:left="2160" w:hanging="180"/>
+      </w:pPr>
+    </w:lvl>
+    <w:lvl w:ilvl="3" w:tplc="0409000F" w:tentative="1">
+      <w:start w:val="1"/>
+      <w:numFmt w:val="decimal"/>
+      <w:lvlText w:val="%4."/>
+      <w:lvlJc w:val="left"/>
+      <w:pPr>
+        <w:ind w:left="2880" w:hanging="360"/>
+      </w:pPr>
+    </w:lvl>
+    <w:lvl w:ilvl="4" w:tplc="04090019" w:tentative="1">
+      <w:start w:val="1"/>
+      <w:numFmt w:val="lowerLetter"/>
+      <w:lvlText w:val="%5."/>
+      <w:lvlJc w:val="left"/>
+      <w:pPr>
+        <w:ind w:left="3600" w:hanging="360"/>
+      </w:pPr>
+    </w:lvl>
+    <w:lvl w:ilvl="5" w:tplc="0409001B" w:tentative="1">
+      <w:start w:val="1"/>
+      <w:numFmt w:val="lowerRoman"/>
+      <w:lvlText w:val="%6."/>
+      <w:lvlJc w:val="right"/>
+      <w:pPr>
+        <w:ind w:left="4320" w:hanging="180"/>
+      </w:pPr>
+    </w:lvl>
+    <w:lvl w:ilvl="6" w:tplc="0409000F" w:tentative="1">
+      <w:start w:val="1"/>
+      <w:numFmt w:val="decimal"/>
+      <w:lvlText w:val="%7."/>
+      <w:lvlJc w:val="left"/>
+      <w:pPr>
+        <w:ind w:left="5040" w:hanging="360"/>
+      </w:pPr>
+    </w:lvl>
+    <w:lvl w:ilvl="7" w:tplc="04090019" w:tentative="1">
+      <w:start w:val="1"/>
+      <w:numFmt w:val="lowerLetter"/>
+      <w:lvlText w:val="%8."/>
+      <w:lvlJc w:val="left"/>
+      <w:pPr>
+        <w:ind w:left="5760" w:hanging="360"/>
+      </w:pPr>
+    </w:lvl>
+    <w:lvl w:ilvl="8" w:tplc="0409001B" w:tentative="1">
+      <w:start w:val="1"/>
+      <w:numFmt w:val="lowerRoman"/>
+      <w:lvlText w:val="%9."/>
+      <w:lvlJc w:val="right"/>
+      <w:pPr>
+        <w:ind w:left="6480" w:hanging="180"/>
+      </w:pPr>
+    </w:lvl>
+  </w:abstractNum>
+  <w:abstractNum w:abstractNumId="2" w15:restartNumberingAfterBreak="0">
     <w:nsid w:val="26AF477A"/>
     <w:multiLevelType w:val="hybridMultilevel"/>
     <w:tmpl w:val="F2821D72"/>
@@ -2113,7 +3065,7 @@
       </w:pPr>
     </w:lvl>
   </w:abstractNum>
-  <w:abstractNum w:abstractNumId="2" w15:restartNumberingAfterBreak="0">
+  <w:abstractNum w:abstractNumId="3" w15:restartNumberingAfterBreak="0">
     <w:nsid w:val="300B546D"/>
     <w:multiLevelType w:val="hybridMultilevel"/>
     <w:tmpl w:val="171281B2"/>
@@ -2202,7 +3154,7 @@
       </w:pPr>
     </w:lvl>
   </w:abstractNum>
-  <w:abstractNum w:abstractNumId="3" w15:restartNumberingAfterBreak="0">
+  <w:abstractNum w:abstractNumId="4" w15:restartNumberingAfterBreak="0">
     <w:nsid w:val="41326903"/>
     <w:multiLevelType w:val="hybridMultilevel"/>
     <w:tmpl w:val="44B89B9C"/>
@@ -2291,7 +3243,7 @@
       </w:pPr>
     </w:lvl>
   </w:abstractNum>
-  <w:abstractNum w:abstractNumId="4" w15:restartNumberingAfterBreak="0">
+  <w:abstractNum w:abstractNumId="5" w15:restartNumberingAfterBreak="0">
     <w:nsid w:val="51A14C7C"/>
     <w:multiLevelType w:val="hybridMultilevel"/>
     <w:tmpl w:val="66369978"/>
@@ -2380,7 +3332,7 @@
       </w:pPr>
     </w:lvl>
   </w:abstractNum>
-  <w:abstractNum w:abstractNumId="5" w15:restartNumberingAfterBreak="0">
+  <w:abstractNum w:abstractNumId="6" w15:restartNumberingAfterBreak="0">
     <w:nsid w:val="70FA7CD4"/>
     <w:multiLevelType w:val="hybridMultilevel"/>
     <w:tmpl w:val="83060348"/>
@@ -2469,7 +3421,185 @@
       </w:pPr>
     </w:lvl>
   </w:abstractNum>
-  <w:abstractNum w:abstractNumId="6" w15:restartNumberingAfterBreak="0">
+  <w:abstractNum w:abstractNumId="7" w15:restartNumberingAfterBreak="0">
+    <w:nsid w:val="72C42566"/>
+    <w:multiLevelType w:val="hybridMultilevel"/>
+    <w:tmpl w:val="2A3A7B54"/>
+    <w:lvl w:ilvl="0" w:tplc="0409000F">
+      <w:start w:val="1"/>
+      <w:numFmt w:val="decimal"/>
+      <w:lvlText w:val="%1."/>
+      <w:lvlJc w:val="left"/>
+      <w:pPr>
+        <w:ind w:left="720" w:hanging="360"/>
+      </w:pPr>
+      <w:rPr>
+        <w:rFonts w:hint="default"/>
+      </w:rPr>
+    </w:lvl>
+    <w:lvl w:ilvl="1" w:tplc="04090019" w:tentative="1">
+      <w:start w:val="1"/>
+      <w:numFmt w:val="lowerLetter"/>
+      <w:lvlText w:val="%2."/>
+      <w:lvlJc w:val="left"/>
+      <w:pPr>
+        <w:ind w:left="1440" w:hanging="360"/>
+      </w:pPr>
+    </w:lvl>
+    <w:lvl w:ilvl="2" w:tplc="0409001B" w:tentative="1">
+      <w:start w:val="1"/>
+      <w:numFmt w:val="lowerRoman"/>
+      <w:lvlText w:val="%3."/>
+      <w:lvlJc w:val="right"/>
+      <w:pPr>
+        <w:ind w:left="2160" w:hanging="180"/>
+      </w:pPr>
+    </w:lvl>
+    <w:lvl w:ilvl="3" w:tplc="0409000F" w:tentative="1">
+      <w:start w:val="1"/>
+      <w:numFmt w:val="decimal"/>
+      <w:lvlText w:val="%4."/>
+      <w:lvlJc w:val="left"/>
+      <w:pPr>
+        <w:ind w:left="2880" w:hanging="360"/>
+      </w:pPr>
+    </w:lvl>
+    <w:lvl w:ilvl="4" w:tplc="04090019" w:tentative="1">
+      <w:start w:val="1"/>
+      <w:numFmt w:val="lowerLetter"/>
+      <w:lvlText w:val="%5."/>
+      <w:lvlJc w:val="left"/>
+      <w:pPr>
+        <w:ind w:left="3600" w:hanging="360"/>
+      </w:pPr>
+    </w:lvl>
+    <w:lvl w:ilvl="5" w:tplc="0409001B" w:tentative="1">
+      <w:start w:val="1"/>
+      <w:numFmt w:val="lowerRoman"/>
+      <w:lvlText w:val="%6."/>
+      <w:lvlJc w:val="right"/>
+      <w:pPr>
+        <w:ind w:left="4320" w:hanging="180"/>
+      </w:pPr>
+    </w:lvl>
+    <w:lvl w:ilvl="6" w:tplc="0409000F" w:tentative="1">
+      <w:start w:val="1"/>
+      <w:numFmt w:val="decimal"/>
+      <w:lvlText w:val="%7."/>
+      <w:lvlJc w:val="left"/>
+      <w:pPr>
+        <w:ind w:left="5040" w:hanging="360"/>
+      </w:pPr>
+    </w:lvl>
+    <w:lvl w:ilvl="7" w:tplc="04090019" w:tentative="1">
+      <w:start w:val="1"/>
+      <w:numFmt w:val="lowerLetter"/>
+      <w:lvlText w:val="%8."/>
+      <w:lvlJc w:val="left"/>
+      <w:pPr>
+        <w:ind w:left="5760" w:hanging="360"/>
+      </w:pPr>
+    </w:lvl>
+    <w:lvl w:ilvl="8" w:tplc="0409001B" w:tentative="1">
+      <w:start w:val="1"/>
+      <w:numFmt w:val="lowerRoman"/>
+      <w:lvlText w:val="%9."/>
+      <w:lvlJc w:val="right"/>
+      <w:pPr>
+        <w:ind w:left="6480" w:hanging="180"/>
+      </w:pPr>
+    </w:lvl>
+  </w:abstractNum>
+  <w:abstractNum w:abstractNumId="8" w15:restartNumberingAfterBreak="0">
+    <w:nsid w:val="7658540D"/>
+    <w:multiLevelType w:val="hybridMultilevel"/>
+    <w:tmpl w:val="65281AA4"/>
+    <w:lvl w:ilvl="0" w:tplc="0409000F">
+      <w:start w:val="1"/>
+      <w:numFmt w:val="decimal"/>
+      <w:lvlText w:val="%1."/>
+      <w:lvlJc w:val="left"/>
+      <w:pPr>
+        <w:ind w:left="720" w:hanging="360"/>
+      </w:pPr>
+      <w:rPr>
+        <w:rFonts w:hint="default"/>
+      </w:rPr>
+    </w:lvl>
+    <w:lvl w:ilvl="1" w:tplc="04090019" w:tentative="1">
+      <w:start w:val="1"/>
+      <w:numFmt w:val="lowerLetter"/>
+      <w:lvlText w:val="%2."/>
+      <w:lvlJc w:val="left"/>
+      <w:pPr>
+        <w:ind w:left="1440" w:hanging="360"/>
+      </w:pPr>
+    </w:lvl>
+    <w:lvl w:ilvl="2" w:tplc="0409001B" w:tentative="1">
+      <w:start w:val="1"/>
+      <w:numFmt w:val="lowerRoman"/>
+      <w:lvlText w:val="%3."/>
+      <w:lvlJc w:val="right"/>
+      <w:pPr>
+        <w:ind w:left="2160" w:hanging="180"/>
+      </w:pPr>
+    </w:lvl>
+    <w:lvl w:ilvl="3" w:tplc="0409000F" w:tentative="1">
+      <w:start w:val="1"/>
+      <w:numFmt w:val="decimal"/>
+      <w:lvlText w:val="%4."/>
+      <w:lvlJc w:val="left"/>
+      <w:pPr>
+        <w:ind w:left="2880" w:hanging="360"/>
+      </w:pPr>
+    </w:lvl>
+    <w:lvl w:ilvl="4" w:tplc="04090019" w:tentative="1">
+      <w:start w:val="1"/>
+      <w:numFmt w:val="lowerLetter"/>
+      <w:lvlText w:val="%5."/>
+      <w:lvlJc w:val="left"/>
+      <w:pPr>
+        <w:ind w:left="3600" w:hanging="360"/>
+      </w:pPr>
+    </w:lvl>
+    <w:lvl w:ilvl="5" w:tplc="0409001B" w:tentative="1">
+      <w:start w:val="1"/>
+      <w:numFmt w:val="lowerRoman"/>
+      <w:lvlText w:val="%6."/>
+      <w:lvlJc w:val="right"/>
+      <w:pPr>
+        <w:ind w:left="4320" w:hanging="180"/>
+      </w:pPr>
+    </w:lvl>
+    <w:lvl w:ilvl="6" w:tplc="0409000F" w:tentative="1">
+      <w:start w:val="1"/>
+      <w:numFmt w:val="decimal"/>
+      <w:lvlText w:val="%7."/>
+      <w:lvlJc w:val="left"/>
+      <w:pPr>
+        <w:ind w:left="5040" w:hanging="360"/>
+      </w:pPr>
+    </w:lvl>
+    <w:lvl w:ilvl="7" w:tplc="04090019" w:tentative="1">
+      <w:start w:val="1"/>
+      <w:numFmt w:val="lowerLetter"/>
+      <w:lvlText w:val="%8."/>
+      <w:lvlJc w:val="left"/>
+      <w:pPr>
+        <w:ind w:left="5760" w:hanging="360"/>
+      </w:pPr>
+    </w:lvl>
+    <w:lvl w:ilvl="8" w:tplc="0409001B" w:tentative="1">
+      <w:start w:val="1"/>
+      <w:numFmt w:val="lowerRoman"/>
+      <w:lvlText w:val="%9."/>
+      <w:lvlJc w:val="right"/>
+      <w:pPr>
+        <w:ind w:left="6480" w:hanging="180"/>
+      </w:pPr>
+    </w:lvl>
+  </w:abstractNum>
+  <w:abstractNum w:abstractNumId="9" w15:restartNumberingAfterBreak="0">
     <w:nsid w:val="77303D7E"/>
     <w:multiLevelType w:val="hybridMultilevel"/>
     <w:tmpl w:val="26E6D25E"/>
@@ -2559,25 +3689,34 @@
     </w:lvl>
   </w:abstractNum>
   <w:num w:numId="1" w16cid:durableId="2094086331">
-    <w:abstractNumId w:val="2"/>
+    <w:abstractNumId w:val="3"/>
   </w:num>
   <w:num w:numId="2" w16cid:durableId="1645041956">
     <w:abstractNumId w:val="0"/>
   </w:num>
   <w:num w:numId="3" w16cid:durableId="373388983">
+    <w:abstractNumId w:val="9"/>
+  </w:num>
+  <w:num w:numId="4" w16cid:durableId="1171915713">
+    <w:abstractNumId w:val="5"/>
+  </w:num>
+  <w:num w:numId="5" w16cid:durableId="1722167586">
+    <w:abstractNumId w:val="4"/>
+  </w:num>
+  <w:num w:numId="6" w16cid:durableId="1106580549">
     <w:abstractNumId w:val="6"/>
   </w:num>
-  <w:num w:numId="4" w16cid:durableId="1171915713">
-    <w:abstractNumId w:val="4"/>
+  <w:num w:numId="7" w16cid:durableId="738407106">
+    <w:abstractNumId w:val="2"/>
   </w:num>
-  <w:num w:numId="5" w16cid:durableId="1722167586">
-    <w:abstractNumId w:val="3"/>
+  <w:num w:numId="8" w16cid:durableId="352877418">
+    <w:abstractNumId w:val="1"/>
   </w:num>
-  <w:num w:numId="6" w16cid:durableId="1106580549">
-    <w:abstractNumId w:val="5"/>
+  <w:num w:numId="9" w16cid:durableId="8919422">
+    <w:abstractNumId w:val="8"/>
   </w:num>
-  <w:num w:numId="7" w16cid:durableId="738407106">
-    <w:abstractNumId w:val="1"/>
+  <w:num w:numId="10" w16cid:durableId="883836582">
+    <w:abstractNumId w:val="7"/>
   </w:num>
 </w:numbering>
 </file>

--- a/Java Full Stack and React.docx
+++ b/Java Full Stack and React.docx
@@ -102,11 +102,19 @@
         </w:rPr>
         <w:t xml:space="preserve">REST </w:t>
       </w:r>
-      <w:r>
-        <w:rPr>
-          <w:highlight w:val="yellow"/>
-        </w:rPr>
-        <w:t>API’s in Spring Boot</w:t>
+      <w:proofErr w:type="gramStart"/>
+      <w:r>
+        <w:rPr>
+          <w:highlight w:val="yellow"/>
+        </w:rPr>
+        <w:t>API’s</w:t>
+      </w:r>
+      <w:proofErr w:type="gramEnd"/>
+      <w:r>
+        <w:rPr>
+          <w:highlight w:val="yellow"/>
+        </w:rPr>
+        <w:t xml:space="preserve"> in Spring Boot</w:t>
       </w:r>
     </w:p>
     <w:p>
@@ -183,8 +191,29 @@
       </w:r>
       <w:r>
         <w:lastRenderedPageBreak/>
-        <w:t xml:space="preserve">  public String test() { return “hello spring” }</w:t>
-      </w:r>
+        <w:t xml:space="preserve">  public String </w:t>
+      </w:r>
+      <w:proofErr w:type="gramStart"/>
+      <w:r>
+        <w:t>test(</w:t>
+      </w:r>
+      <w:proofErr w:type="gramEnd"/>
+      <w:r>
+        <w:t xml:space="preserve">) </w:t>
+      </w:r>
+      <w:proofErr w:type="gramStart"/>
+      <w:r>
+        <w:t>{ return</w:t>
+      </w:r>
+      <w:proofErr w:type="gramEnd"/>
+      <w:r>
+        <w:t xml:space="preserve"> “hello spring</w:t>
+      </w:r>
+      <w:proofErr w:type="gramStart"/>
+      <w:r>
+        <w:t>” }</w:t>
+      </w:r>
+      <w:proofErr w:type="gramEnd"/>
       <w:r>
         <w:br/>
         <w:t>}</w:t>
@@ -198,7 +227,21 @@
         <w:rPr>
           <w:highlight w:val="yellow"/>
         </w:rPr>
-        <w:t>In Spring Boot we have various annotations to perform the job for REST api</w:t>
+        <w:t xml:space="preserve">In Spring </w:t>
+      </w:r>
+      <w:proofErr w:type="gramStart"/>
+      <w:r>
+        <w:rPr>
+          <w:highlight w:val="yellow"/>
+        </w:rPr>
+        <w:t>Boot</w:t>
+      </w:r>
+      <w:proofErr w:type="gramEnd"/>
+      <w:r>
+        <w:rPr>
+          <w:highlight w:val="yellow"/>
+        </w:rPr>
+        <w:t xml:space="preserve"> we have various annotations to perform the job for REST api</w:t>
       </w:r>
     </w:p>
     <w:p>
@@ -267,8 +310,21 @@
           <w:numId w:val="3"/>
         </w:numPr>
       </w:pPr>
-      <w:r>
-        <w:t>Web -&gt; spring boot starter web : This gives all the features a web application must have</w:t>
+      <w:proofErr w:type="gramStart"/>
+      <w:r>
+        <w:t>Web -&gt; spring</w:t>
+      </w:r>
+      <w:proofErr w:type="gramEnd"/>
+      <w:r>
+        <w:t xml:space="preserve"> boot starter </w:t>
+      </w:r>
+      <w:proofErr w:type="gramStart"/>
+      <w:r>
+        <w:t>web :</w:t>
+      </w:r>
+      <w:proofErr w:type="gramEnd"/>
+      <w:r>
+        <w:t xml:space="preserve"> This gives all the features a web application must have</w:t>
       </w:r>
     </w:p>
     <w:p>
@@ -279,8 +335,26 @@
           <w:numId w:val="3"/>
         </w:numPr>
       </w:pPr>
-      <w:r>
-        <w:t>Jpa -&gt; spring boot data jpa : This gives all the features to connect with the DB</w:t>
+      <w:proofErr w:type="spellStart"/>
+      <w:r>
+        <w:t>Jpa</w:t>
+      </w:r>
+      <w:proofErr w:type="spellEnd"/>
+      <w:r>
+        <w:t xml:space="preserve"> -&gt; spring boot data </w:t>
+      </w:r>
+      <w:proofErr w:type="spellStart"/>
+      <w:proofErr w:type="gramStart"/>
+      <w:r>
+        <w:t>jpa</w:t>
+      </w:r>
+      <w:proofErr w:type="spellEnd"/>
+      <w:r>
+        <w:t xml:space="preserve"> :</w:t>
+      </w:r>
+      <w:proofErr w:type="gramEnd"/>
+      <w:r>
+        <w:t xml:space="preserve"> This gives all the features to connect with the DB</w:t>
       </w:r>
     </w:p>
     <w:p>
@@ -291,8 +365,13 @@
           <w:numId w:val="3"/>
         </w:numPr>
       </w:pPr>
-      <w:r>
-        <w:t>Actuator -&gt; spring boot actuator: This gives all the features required to monitor the application in the production</w:t>
+      <w:proofErr w:type="gramStart"/>
+      <w:r>
+        <w:t>Actuator -&gt; spring</w:t>
+      </w:r>
+      <w:proofErr w:type="gramEnd"/>
+      <w:r>
+        <w:t xml:space="preserve"> boot actuator: This gives all the features required to monitor the application in the production</w:t>
       </w:r>
     </w:p>
     <w:p/>
@@ -422,8 +501,16 @@
         <w:rPr>
           <w:highlight w:val="yellow"/>
         </w:rPr>
-        <w:t>Add dependency devtools</w:t>
-      </w:r>
+        <w:t xml:space="preserve">Add dependency </w:t>
+      </w:r>
+      <w:proofErr w:type="spellStart"/>
+      <w:r>
+        <w:rPr>
+          <w:highlight w:val="yellow"/>
+        </w:rPr>
+        <w:t>devtools</w:t>
+      </w:r>
+      <w:proofErr w:type="spellEnd"/>
     </w:p>
     <w:p>
       <w:pPr>
@@ -625,7 +712,21 @@
         <w:rPr>
           <w:highlight w:val="yellow"/>
         </w:rPr>
-        <w:t xml:space="preserve">Can we use same URL’s for </w:t>
+        <w:t xml:space="preserve">Can we use same </w:t>
+      </w:r>
+      <w:proofErr w:type="gramStart"/>
+      <w:r>
+        <w:rPr>
+          <w:highlight w:val="yellow"/>
+        </w:rPr>
+        <w:t>URL’s</w:t>
+      </w:r>
+      <w:proofErr w:type="gramEnd"/>
+      <w:r>
+        <w:rPr>
+          <w:highlight w:val="yellow"/>
+        </w:rPr>
+        <w:t xml:space="preserve"> for </w:t>
       </w:r>
       <w:r>
         <w:rPr>
@@ -892,18 +993,39 @@
         <w:ind w:left="0" w:firstLine="0"/>
       </w:pPr>
       <w:r>
-        <w:t xml:space="preserve">These are the parameter you pass in the URL in key &amp; value pair, </w:t>
-      </w:r>
-      <w:r>
-        <w:t>you use after ?</w:t>
-      </w:r>
-    </w:p>
-    <w:p>
-      <w:pPr>
-        <w:ind w:left="0" w:firstLine="0"/>
-      </w:pPr>
-      <w:r>
-        <w:t>url = someURL?id=100&amp;name=Ajay</w:t>
+        <w:t xml:space="preserve">These are the parameter you pass in the URL in key &amp; value </w:t>
+      </w:r>
+      <w:proofErr w:type="gramStart"/>
+      <w:r>
+        <w:t>pair,</w:t>
+      </w:r>
+      <w:proofErr w:type="gramEnd"/>
+      <w:r>
+        <w:t xml:space="preserve"> </w:t>
+      </w:r>
+      <w:r>
+        <w:t xml:space="preserve">you use </w:t>
+      </w:r>
+      <w:proofErr w:type="gramStart"/>
+      <w:r>
+        <w:t>after ?</w:t>
+      </w:r>
+      <w:proofErr w:type="gramEnd"/>
+    </w:p>
+    <w:p>
+      <w:pPr>
+        <w:ind w:left="0" w:firstLine="0"/>
+      </w:pPr>
+      <w:r>
+        <w:t xml:space="preserve">url = </w:t>
+      </w:r>
+      <w:proofErr w:type="spellStart"/>
+      <w:r>
+        <w:t>someURL?id</w:t>
+      </w:r>
+      <w:proofErr w:type="spellEnd"/>
+      <w:r>
+        <w:t>=100&amp;name=Ajay</w:t>
       </w:r>
     </w:p>
     <w:p>
@@ -1019,7 +1141,23 @@
         <w:t>Note:</w:t>
       </w:r>
       <w:r>
-        <w:t xml:space="preserve"> RequestParameter are optional parameters, you can use them when data’s are not mandatory.</w:t>
+        <w:t xml:space="preserve"> </w:t>
+      </w:r>
+      <w:proofErr w:type="spellStart"/>
+      <w:r>
+        <w:t>RequestParameter</w:t>
+      </w:r>
+      <w:proofErr w:type="spellEnd"/>
+      <w:r>
+        <w:t xml:space="preserve"> are optional parameters, you can use them when </w:t>
+      </w:r>
+      <w:proofErr w:type="gramStart"/>
+      <w:r>
+        <w:t>data’s</w:t>
+      </w:r>
+      <w:proofErr w:type="gramEnd"/>
+      <w:r>
+        <w:t xml:space="preserve"> are not mandatory.</w:t>
       </w:r>
     </w:p>
     <w:p>
@@ -1047,7 +1185,15 @@
         <w:t>@RequestBody:</w:t>
       </w:r>
       <w:r>
-        <w:t xml:space="preserve"> It is used to extract the data from the request body, it needs a Java class to be mapped so that each property in the data maps to the object property</w:t>
+        <w:t xml:space="preserve"> It is used to extract the data from the request </w:t>
+      </w:r>
+      <w:proofErr w:type="gramStart"/>
+      <w:r>
+        <w:t>body,</w:t>
+      </w:r>
+      <w:proofErr w:type="gramEnd"/>
+      <w:r>
+        <w:t xml:space="preserve"> it needs a Java class to be mapped so that each property in the data maps to the object property</w:t>
       </w:r>
     </w:p>
     <w:p>
@@ -1562,8 +1708,16 @@
         <w:rPr>
           <w:highlight w:val="yellow"/>
         </w:rPr>
-        <w:t>application.properties/application.yaml</w:t>
-      </w:r>
+        <w:t>application.properties/</w:t>
+      </w:r>
+      <w:proofErr w:type="spellStart"/>
+      <w:r>
+        <w:rPr>
+          <w:highlight w:val="yellow"/>
+        </w:rPr>
+        <w:t>application.yaml</w:t>
+      </w:r>
+      <w:proofErr w:type="spellEnd"/>
     </w:p>
     <w:p>
       <w:pPr>
@@ -1615,12 +1769,14 @@
       <w:pPr>
         <w:ind w:left="0" w:firstLine="0"/>
       </w:pPr>
+      <w:proofErr w:type="spellStart"/>
       <w:r>
         <w:rPr>
           <w:highlight w:val="yellow"/>
         </w:rPr>
         <w:t>application.yml</w:t>
       </w:r>
+      <w:proofErr w:type="spellEnd"/>
     </w:p>
     <w:p>
       <w:pPr>
@@ -1699,8 +1855,13 @@
           <w:numId w:val="7"/>
         </w:numPr>
       </w:pPr>
-      <w:r>
-        <w:t>ProfileRepo extends JpaRepository</w:t>
+      <w:proofErr w:type="spellStart"/>
+      <w:r>
+        <w:t>ProfileRepo</w:t>
+      </w:r>
+      <w:proofErr w:type="spellEnd"/>
+      <w:r>
+        <w:t xml:space="preserve"> extends JpaRepository</w:t>
       </w:r>
     </w:p>
     <w:p>
@@ -1712,7 +1873,15 @@
         </w:numPr>
       </w:pPr>
       <w:r>
-        <w:t>ProfileServiceImpl - methods that invoke ProfileRepo methods</w:t>
+        <w:t xml:space="preserve">ProfileServiceImpl - methods that invoke </w:t>
+      </w:r>
+      <w:proofErr w:type="spellStart"/>
+      <w:r>
+        <w:t>ProfileRepo</w:t>
+      </w:r>
+      <w:proofErr w:type="spellEnd"/>
+      <w:r>
+        <w:t xml:space="preserve"> methods</w:t>
       </w:r>
       <w:r>
         <w:t xml:space="preserve"> it must implement an interface that is given to the Controller</w:t>
@@ -1738,8 +1907,13 @@
           <w:numId w:val="7"/>
         </w:numPr>
       </w:pPr>
-      <w:r>
-        <w:t>RestApi - controller</w:t>
+      <w:proofErr w:type="spellStart"/>
+      <w:r>
+        <w:t>RestApi</w:t>
+      </w:r>
+      <w:proofErr w:type="spellEnd"/>
+      <w:r>
+        <w:t xml:space="preserve"> - controller</w:t>
       </w:r>
     </w:p>
     <w:p>
@@ -1804,7 +1978,15 @@
         <w:ind w:left="0" w:firstLine="0"/>
       </w:pPr>
       <w:r>
-        <w:t>Create a ProfileRepo that extends JpaRepository&lt;Profile, Integer&gt;</w:t>
+        <w:t xml:space="preserve">Create a </w:t>
+      </w:r>
+      <w:proofErr w:type="spellStart"/>
+      <w:r>
+        <w:t>ProfileRepo</w:t>
+      </w:r>
+      <w:proofErr w:type="spellEnd"/>
+      <w:r>
+        <w:t xml:space="preserve"> that extends JpaRepository&lt;Profile, Integer&gt;</w:t>
       </w:r>
     </w:p>
     <w:p>
@@ -1961,6 +2143,9 @@
         <w:ind w:left="0" w:firstLine="0"/>
       </w:pPr>
       <w:r>
+        <w:rPr>
+          <w:noProof/>
+        </w:rPr>
         <w:lastRenderedPageBreak/>
         <w:drawing>
           <wp:inline distT="0" distB="0" distL="0" distR="0" wp14:anchorId="3A2FA6EF" wp14:editId="0584E2E1">
@@ -2119,6 +2304,9 @@
         <w:ind w:left="0" w:firstLine="0"/>
       </w:pPr>
       <w:r>
+        <w:rPr>
+          <w:noProof/>
+        </w:rPr>
         <w:lastRenderedPageBreak/>
         <w:drawing>
           <wp:inline distT="0" distB="0" distL="0" distR="0" wp14:anchorId="16A86072" wp14:editId="095DD291">
@@ -2196,9 +2384,11 @@
           <w:numId w:val="9"/>
         </w:numPr>
       </w:pPr>
+      <w:proofErr w:type="spellStart"/>
       <w:r>
         <w:t>ContactRepository</w:t>
       </w:r>
+      <w:proofErr w:type="spellEnd"/>
     </w:p>
     <w:p>
       <w:pPr>
@@ -2208,9 +2398,11 @@
           <w:numId w:val="9"/>
         </w:numPr>
       </w:pPr>
+      <w:proofErr w:type="spellStart"/>
       <w:r>
         <w:t>ContactService</w:t>
       </w:r>
+      <w:proofErr w:type="spellEnd"/>
     </w:p>
     <w:p>
       <w:pPr>
@@ -2229,6 +2421,9 @@
         <w:ind w:left="0" w:firstLine="0"/>
       </w:pPr>
       <w:r>
+        <w:rPr>
+          <w:noProof/>
+        </w:rPr>
         <w:drawing>
           <wp:inline distT="0" distB="0" distL="0" distR="0" wp14:anchorId="7B7B5BB4" wp14:editId="2C3D99EF">
             <wp:extent cx="5943600" cy="2643505"/>
@@ -2310,14 +2505,42 @@
           <w:color w:val="EE0000"/>
         </w:rPr>
         <w:br/>
-        <w:t xml:space="preserve">   @JoinColumn(name=”profileref”)</w:t>
-      </w:r>
+        <w:t xml:space="preserve">   @JoinColumn(name</w:t>
+      </w:r>
+      <w:proofErr w:type="gramStart"/>
       <w:r>
         <w:rPr>
           <w:color w:val="EE0000"/>
         </w:rPr>
+        <w:t>=”profileref</w:t>
+      </w:r>
+      <w:proofErr w:type="gramEnd"/>
+      <w:r>
+        <w:rPr>
+          <w:color w:val="EE0000"/>
+        </w:rPr>
+        <w:t>”)</w:t>
+      </w:r>
+      <w:r>
+        <w:rPr>
+          <w:color w:val="EE0000"/>
+        </w:rPr>
         <w:br/>
-        <w:t xml:space="preserve">   List&lt;Contact&gt; contactList;</w:t>
+        <w:t xml:space="preserve">   List&lt;Contact&gt; </w:t>
+      </w:r>
+      <w:proofErr w:type="spellStart"/>
+      <w:r>
+        <w:rPr>
+          <w:color w:val="EE0000"/>
+        </w:rPr>
+        <w:t>contactList</w:t>
+      </w:r>
+      <w:proofErr w:type="spellEnd"/>
+      <w:r>
+        <w:rPr>
+          <w:color w:val="EE0000"/>
+        </w:rPr>
+        <w:t>;</w:t>
       </w:r>
       <w:r>
         <w:br/>
@@ -2351,15 +2574,37 @@
         <w:rPr>
           <w:color w:val="EE0000"/>
         </w:rPr>
-        <w:t>@Column(name=”profileref”)</w:t>
-      </w:r>
+        <w:t>@Column(name</w:t>
+      </w:r>
+      <w:proofErr w:type="gramStart"/>
       <w:r>
         <w:rPr>
           <w:color w:val="EE0000"/>
         </w:rPr>
+        <w:t>=”profileref</w:t>
+      </w:r>
+      <w:proofErr w:type="gramEnd"/>
+      <w:r>
+        <w:rPr>
+          <w:color w:val="EE0000"/>
+        </w:rPr>
+        <w:t>”)</w:t>
+      </w:r>
+      <w:r>
+        <w:rPr>
+          <w:color w:val="EE0000"/>
+        </w:rPr>
         <w:br/>
-        <w:t xml:space="preserve">  int profileRef</w:t>
-      </w:r>
+        <w:t xml:space="preserve">  int </w:t>
+      </w:r>
+      <w:proofErr w:type="spellStart"/>
+      <w:r>
+        <w:rPr>
+          <w:color w:val="EE0000"/>
+        </w:rPr>
+        <w:t>profileRef</w:t>
+      </w:r>
+      <w:proofErr w:type="spellEnd"/>
       <w:r>
         <w:t>;</w:t>
       </w:r>
@@ -2384,6 +2629,9 @@
         <w:ind w:left="0" w:firstLine="0"/>
       </w:pPr>
       <w:r>
+        <w:rPr>
+          <w:noProof/>
+        </w:rPr>
         <w:lastRenderedPageBreak/>
         <w:drawing>
           <wp:inline distT="0" distB="0" distL="0" distR="0" wp14:anchorId="6D71661E" wp14:editId="646A224F">
@@ -2426,18 +2674,23 @@
       <w:pPr>
         <w:ind w:left="0" w:firstLine="0"/>
       </w:pPr>
+      <w:proofErr w:type="spellStart"/>
       <w:r>
         <w:rPr>
           <w:highlight w:val="yellow"/>
         </w:rPr>
         <w:t>ContactRepository</w:t>
       </w:r>
-    </w:p>
-    <w:p>
-      <w:pPr>
-        <w:ind w:left="0" w:firstLine="0"/>
-      </w:pPr>
-      <w:r>
+      <w:proofErr w:type="spellEnd"/>
+    </w:p>
+    <w:p>
+      <w:pPr>
+        <w:ind w:left="0" w:firstLine="0"/>
+      </w:pPr>
+      <w:r>
+        <w:rPr>
+          <w:noProof/>
+        </w:rPr>
         <w:drawing>
           <wp:inline distT="0" distB="0" distL="0" distR="0" wp14:anchorId="44D487B4" wp14:editId="10AF4982">
             <wp:extent cx="5943600" cy="2219325"/>
@@ -2487,18 +2740,23 @@
       <w:pPr>
         <w:ind w:left="0" w:firstLine="0"/>
       </w:pPr>
+      <w:proofErr w:type="spellStart"/>
       <w:r>
         <w:rPr>
           <w:highlight w:val="yellow"/>
         </w:rPr>
         <w:t>ContactServiceImpl</w:t>
       </w:r>
-    </w:p>
-    <w:p>
-      <w:pPr>
-        <w:ind w:left="0" w:firstLine="0"/>
-      </w:pPr>
-      <w:r>
+      <w:proofErr w:type="spellEnd"/>
+    </w:p>
+    <w:p>
+      <w:pPr>
+        <w:ind w:left="0" w:firstLine="0"/>
+      </w:pPr>
+      <w:r>
+        <w:rPr>
+          <w:noProof/>
+        </w:rPr>
         <w:lastRenderedPageBreak/>
         <w:drawing>
           <wp:inline distT="0" distB="0" distL="0" distR="0" wp14:anchorId="1900AB1F" wp14:editId="668B8580">
@@ -2553,6 +2811,9 @@
         <w:ind w:left="0" w:firstLine="0"/>
       </w:pPr>
       <w:r>
+        <w:rPr>
+          <w:noProof/>
+        </w:rPr>
         <w:lastRenderedPageBreak/>
         <w:drawing>
           <wp:inline distT="0" distB="0" distL="0" distR="0" wp14:anchorId="5FF32058" wp14:editId="5DBDF934">
@@ -2626,6 +2887,9 @@
         <w:ind w:left="0" w:firstLine="0"/>
       </w:pPr>
       <w:r>
+        <w:rPr>
+          <w:noProof/>
+        </w:rPr>
         <w:lastRenderedPageBreak/>
         <w:drawing>
           <wp:inline distT="0" distB="0" distL="0" distR="0" wp14:anchorId="2CC144D7" wp14:editId="5F6F6AEC">
@@ -2680,6 +2944,9 @@
         <w:ind w:left="0" w:firstLine="0"/>
       </w:pPr>
       <w:r>
+        <w:rPr>
+          <w:noProof/>
+        </w:rPr>
         <w:drawing>
           <wp:inline distT="0" distB="0" distL="0" distR="0" wp14:anchorId="30907362" wp14:editId="4F52E39F">
             <wp:extent cx="5943600" cy="3536950"/>
@@ -2750,7 +3017,15 @@
         </w:numPr>
       </w:pPr>
       <w:r>
-        <w:t>searchContacts -&gt; this must search the contacts of a profile based on the name, that returns list of contacts starting with  some letters</w:t>
+        <w:t xml:space="preserve">searchContacts -&gt; this must search the contacts of a profile based on the name, that returns list of contacts starting </w:t>
+      </w:r>
+      <w:proofErr w:type="gramStart"/>
+      <w:r>
+        <w:t>with  some</w:t>
+      </w:r>
+      <w:proofErr w:type="gramEnd"/>
+      <w:r>
+        <w:t xml:space="preserve"> letters</w:t>
       </w:r>
     </w:p>
     <w:p>
@@ -2770,8 +3045,13 @@
           <w:numId w:val="10"/>
         </w:numPr>
       </w:pPr>
-      <w:r>
-        <w:t>deleteContact -&gt; delete the contact for a particular contact-id</w:t>
+      <w:proofErr w:type="spellStart"/>
+      <w:r>
+        <w:t>deleteContact</w:t>
+      </w:r>
+      <w:proofErr w:type="spellEnd"/>
+      <w:r>
+        <w:t xml:space="preserve"> -&gt; delete the contact for a particular contact-id</w:t>
       </w:r>
     </w:p>
     <w:p>
@@ -2782,9 +3062,1380 @@
           <w:numId w:val="10"/>
         </w:numPr>
       </w:pPr>
-      <w:r>
-        <w:t>updateContact -&gt; update the phone number based on the contact-id</w:t>
-      </w:r>
+      <w:proofErr w:type="spellStart"/>
+      <w:r>
+        <w:t>updateContact</w:t>
+      </w:r>
+      <w:proofErr w:type="spellEnd"/>
+      <w:r>
+        <w:t xml:space="preserve"> -&gt; update the phone number based on the contact-id</w:t>
+      </w:r>
+    </w:p>
+    <w:p>
+      <w:pPr>
+        <w:ind w:left="0" w:firstLine="0"/>
+      </w:pPr>
+      <w:r>
+        <w:rPr>
+          <w:highlight w:val="yellow"/>
+        </w:rPr>
+        <w:t>Creating an authenticate method to accept id and password and return profile or profile not found exception</w:t>
+      </w:r>
+    </w:p>
+    <w:p>
+      <w:pPr>
+        <w:ind w:left="0" w:firstLine="0"/>
+      </w:pPr>
+      <w:r>
+        <w:rPr>
+          <w:highlight w:val="yellow"/>
+        </w:rPr>
+        <w:t>JPQL Derived Query methods</w:t>
+      </w:r>
+    </w:p>
+    <w:p>
+      <w:pPr>
+        <w:ind w:left="0" w:firstLine="0"/>
+      </w:pPr>
+      <w:r>
+        <w:t xml:space="preserve">It is a Spring data JPA feature where JPQL queries are automatically generated by parsing the repository method names, it follows a naming convention i.e., </w:t>
+      </w:r>
+      <w:proofErr w:type="spellStart"/>
+      <w:r>
+        <w:t>findByProperty</w:t>
+      </w:r>
+      <w:proofErr w:type="spellEnd"/>
+      <w:r>
+        <w:t xml:space="preserve">, </w:t>
+      </w:r>
+      <w:proofErr w:type="spellStart"/>
+      <w:r>
+        <w:t>findByPropertyAnProperty</w:t>
+      </w:r>
+      <w:proofErr w:type="spellEnd"/>
+      <w:r>
+        <w:t xml:space="preserve">, </w:t>
+      </w:r>
+      <w:proofErr w:type="spellStart"/>
+      <w:r>
+        <w:t>findByPropertyOrProperty</w:t>
+      </w:r>
+      <w:proofErr w:type="spellEnd"/>
+      <w:r>
+        <w:t xml:space="preserve"> and so on</w:t>
+      </w:r>
+    </w:p>
+    <w:p>
+      <w:pPr>
+        <w:ind w:left="0" w:firstLine="0"/>
+      </w:pPr>
+      <w:r>
+        <w:drawing>
+          <wp:inline distT="0" distB="0" distL="0" distR="0" wp14:anchorId="55D653B4" wp14:editId="50408804">
+            <wp:extent cx="5943600" cy="2033270"/>
+            <wp:effectExtent l="0" t="0" r="0" b="5080"/>
+            <wp:docPr id="1420053074" name="Picture 1"/>
+            <wp:cNvGraphicFramePr>
+              <a:graphicFrameLocks xmlns:a="http://schemas.openxmlformats.org/drawingml/2006/main" noChangeAspect="1"/>
+            </wp:cNvGraphicFramePr>
+            <a:graphic xmlns:a="http://schemas.openxmlformats.org/drawingml/2006/main">
+              <a:graphicData uri="http://schemas.openxmlformats.org/drawingml/2006/picture">
+                <pic:pic xmlns:pic="http://schemas.openxmlformats.org/drawingml/2006/picture">
+                  <pic:nvPicPr>
+                    <pic:cNvPr id="1420053074" name=""/>
+                    <pic:cNvPicPr/>
+                  </pic:nvPicPr>
+                  <pic:blipFill>
+                    <a:blip r:embed="rId36"/>
+                    <a:stretch>
+                      <a:fillRect/>
+                    </a:stretch>
+                  </pic:blipFill>
+                  <pic:spPr>
+                    <a:xfrm>
+                      <a:off x="0" y="0"/>
+                      <a:ext cx="5943600" cy="2033270"/>
+                    </a:xfrm>
+                    <a:prstGeom prst="rect">
+                      <a:avLst/>
+                    </a:prstGeom>
+                  </pic:spPr>
+                </pic:pic>
+              </a:graphicData>
+            </a:graphic>
+          </wp:inline>
+        </w:drawing>
+      </w:r>
+    </w:p>
+    <w:p>
+      <w:pPr>
+        <w:ind w:left="0" w:firstLine="0"/>
+      </w:pPr>
+      <w:r>
+        <w:rPr>
+          <w:highlight w:val="yellow"/>
+        </w:rPr>
+        <w:t>ProfileNotFoundException.java</w:t>
+      </w:r>
+    </w:p>
+    <w:p>
+      <w:pPr>
+        <w:ind w:left="0" w:firstLine="0"/>
+      </w:pPr>
+      <w:r>
+        <w:lastRenderedPageBreak/>
+        <w:drawing>
+          <wp:inline distT="0" distB="0" distL="0" distR="0" wp14:anchorId="659ED83D" wp14:editId="18D703EF">
+            <wp:extent cx="5943600" cy="2729230"/>
+            <wp:effectExtent l="0" t="0" r="0" b="0"/>
+            <wp:docPr id="2035973942" name="Picture 1"/>
+            <wp:cNvGraphicFramePr>
+              <a:graphicFrameLocks xmlns:a="http://schemas.openxmlformats.org/drawingml/2006/main" noChangeAspect="1"/>
+            </wp:cNvGraphicFramePr>
+            <a:graphic xmlns:a="http://schemas.openxmlformats.org/drawingml/2006/main">
+              <a:graphicData uri="http://schemas.openxmlformats.org/drawingml/2006/picture">
+                <pic:pic xmlns:pic="http://schemas.openxmlformats.org/drawingml/2006/picture">
+                  <pic:nvPicPr>
+                    <pic:cNvPr id="2035973942" name=""/>
+                    <pic:cNvPicPr/>
+                  </pic:nvPicPr>
+                  <pic:blipFill>
+                    <a:blip r:embed="rId37"/>
+                    <a:stretch>
+                      <a:fillRect/>
+                    </a:stretch>
+                  </pic:blipFill>
+                  <pic:spPr>
+                    <a:xfrm>
+                      <a:off x="0" y="0"/>
+                      <a:ext cx="5943600" cy="2729230"/>
+                    </a:xfrm>
+                    <a:prstGeom prst="rect">
+                      <a:avLst/>
+                    </a:prstGeom>
+                  </pic:spPr>
+                </pic:pic>
+              </a:graphicData>
+            </a:graphic>
+          </wp:inline>
+        </w:drawing>
+      </w:r>
+      <w:r>
+        <w:t xml:space="preserve"> </w:t>
+      </w:r>
+    </w:p>
+    <w:p>
+      <w:pPr>
+        <w:ind w:left="0" w:firstLine="0"/>
+      </w:pPr>
+      <w:r>
+        <w:rPr>
+          <w:highlight w:val="yellow"/>
+        </w:rPr>
+        <w:t>Optional&lt;T&gt;:</w:t>
+      </w:r>
+      <w:r>
+        <w:t xml:space="preserve"> </w:t>
+      </w:r>
+    </w:p>
+    <w:p>
+      <w:pPr>
+        <w:ind w:left="0" w:firstLine="0"/>
+      </w:pPr>
+      <w:r>
+        <w:t xml:space="preserve">It is used to represent the presence or absence of a value, this avoids </w:t>
+      </w:r>
+      <w:proofErr w:type="spellStart"/>
+      <w:r>
+        <w:t>NullPointerException</w:t>
+      </w:r>
+      <w:proofErr w:type="spellEnd"/>
+      <w:r>
+        <w:t>.</w:t>
+      </w:r>
+    </w:p>
+    <w:p>
+      <w:pPr>
+        <w:ind w:left="0" w:firstLine="0"/>
+      </w:pPr>
+      <w:r>
+        <w:rPr>
+          <w:highlight w:val="yellow"/>
+        </w:rPr>
+        <w:t>Before Java 8 or Optional</w:t>
+      </w:r>
+    </w:p>
+    <w:p>
+      <w:pPr>
+        <w:ind w:left="0" w:firstLine="0"/>
+      </w:pPr>
+      <w:r>
+        <w:t xml:space="preserve">Profile </w:t>
+      </w:r>
+      <w:proofErr w:type="spellStart"/>
+      <w:r>
+        <w:t>profile</w:t>
+      </w:r>
+      <w:proofErr w:type="spellEnd"/>
+      <w:r>
+        <w:t xml:space="preserve"> = </w:t>
+      </w:r>
+      <w:proofErr w:type="spellStart"/>
+      <w:proofErr w:type="gramStart"/>
+      <w:r>
+        <w:t>service.findById</w:t>
+      </w:r>
+      <w:proofErr w:type="spellEnd"/>
+      <w:proofErr w:type="gramEnd"/>
+      <w:r>
+        <w:t>(id);</w:t>
+      </w:r>
+      <w:r>
+        <w:br/>
+        <w:t xml:space="preserve">String password = </w:t>
+      </w:r>
+      <w:proofErr w:type="spellStart"/>
+      <w:proofErr w:type="gramStart"/>
+      <w:r>
+        <w:t>profile.getPassword</w:t>
+      </w:r>
+      <w:proofErr w:type="spellEnd"/>
+      <w:proofErr w:type="gramEnd"/>
+      <w:r>
+        <w:t xml:space="preserve">(); // throw </w:t>
+      </w:r>
+      <w:proofErr w:type="spellStart"/>
+      <w:r>
+        <w:t>NullPointerExcepiton</w:t>
+      </w:r>
+      <w:proofErr w:type="spellEnd"/>
+    </w:p>
+    <w:p>
+      <w:pPr>
+        <w:ind w:left="0" w:firstLine="0"/>
+      </w:pPr>
+      <w:proofErr w:type="gramStart"/>
+      <w:r>
+        <w:t>if(profile !</w:t>
+      </w:r>
+      <w:proofErr w:type="gramEnd"/>
+      <w:r>
+        <w:t xml:space="preserve">= null) </w:t>
+      </w:r>
+      <w:proofErr w:type="gramStart"/>
+      <w:r>
+        <w:t>{ String</w:t>
+      </w:r>
+      <w:proofErr w:type="gramEnd"/>
+      <w:r>
+        <w:t xml:space="preserve"> password = </w:t>
+      </w:r>
+      <w:proofErr w:type="spellStart"/>
+      <w:proofErr w:type="gramStart"/>
+      <w:r>
+        <w:t>profile.getPassword</w:t>
+      </w:r>
+      <w:proofErr w:type="spellEnd"/>
+      <w:proofErr w:type="gramEnd"/>
+      <w:r>
+        <w:t>(</w:t>
+      </w:r>
+      <w:proofErr w:type="gramStart"/>
+      <w:r>
+        <w:t>) }</w:t>
+      </w:r>
+      <w:proofErr w:type="gramEnd"/>
+      <w:r>
+        <w:br/>
+        <w:t xml:space="preserve">else </w:t>
+      </w:r>
+      <w:proofErr w:type="gramStart"/>
+      <w:r>
+        <w:t>{ throw</w:t>
+      </w:r>
+      <w:proofErr w:type="gramEnd"/>
+      <w:r>
+        <w:t xml:space="preserve"> new </w:t>
+      </w:r>
+      <w:proofErr w:type="spellStart"/>
+      <w:proofErr w:type="gramStart"/>
+      <w:r>
+        <w:t>ProfileNotFoundException</w:t>
+      </w:r>
+      <w:proofErr w:type="spellEnd"/>
+      <w:r>
+        <w:t>(</w:t>
+      </w:r>
+      <w:proofErr w:type="gramEnd"/>
+      <w:r>
+        <w:t>…</w:t>
+      </w:r>
+      <w:proofErr w:type="gramStart"/>
+      <w:r>
+        <w:t>) }</w:t>
+      </w:r>
+      <w:proofErr w:type="gramEnd"/>
+    </w:p>
+    <w:p>
+      <w:pPr>
+        <w:ind w:left="0" w:firstLine="0"/>
+      </w:pPr>
+      <w:r>
+        <w:rPr>
+          <w:highlight w:val="yellow"/>
+        </w:rPr>
+        <w:t>With Optional</w:t>
+      </w:r>
+    </w:p>
+    <w:p>
+      <w:pPr>
+        <w:ind w:left="0" w:firstLine="0"/>
+      </w:pPr>
+      <w:r>
+        <w:t xml:space="preserve">Profile p = </w:t>
+      </w:r>
+      <w:proofErr w:type="spellStart"/>
+      <w:proofErr w:type="gramStart"/>
+      <w:r>
+        <w:t>service.findById</w:t>
+      </w:r>
+      <w:proofErr w:type="spellEnd"/>
+      <w:proofErr w:type="gramEnd"/>
+      <w:r>
+        <w:t>(id</w:t>
+      </w:r>
+      <w:proofErr w:type="gramStart"/>
+      <w:r>
+        <w:t>).</w:t>
+      </w:r>
+      <w:proofErr w:type="spellStart"/>
+      <w:r>
+        <w:t>orElse</w:t>
+      </w:r>
+      <w:proofErr w:type="spellEnd"/>
+      <w:proofErr w:type="gramEnd"/>
+      <w:r>
+        <w:t xml:space="preserve">(() -&gt; new </w:t>
+      </w:r>
+      <w:proofErr w:type="spellStart"/>
+      <w:proofErr w:type="gramStart"/>
+      <w:r>
+        <w:t>ProfileNotFoundException</w:t>
+      </w:r>
+      <w:proofErr w:type="spellEnd"/>
+      <w:r>
+        <w:t>() }</w:t>
+      </w:r>
+      <w:proofErr w:type="gramEnd"/>
+      <w:r>
+        <w:br/>
+        <w:t xml:space="preserve">String password = </w:t>
+      </w:r>
+      <w:proofErr w:type="spellStart"/>
+      <w:proofErr w:type="gramStart"/>
+      <w:r>
+        <w:t>p.getPassword</w:t>
+      </w:r>
+      <w:proofErr w:type="spellEnd"/>
+      <w:proofErr w:type="gramEnd"/>
+      <w:r>
+        <w:t>();</w:t>
+      </w:r>
+    </w:p>
+    <w:p>
+      <w:pPr>
+        <w:ind w:left="0" w:firstLine="0"/>
+      </w:pPr>
+      <w:r>
+        <w:rPr>
+          <w:highlight w:val="yellow"/>
+        </w:rPr>
+        <w:t>ProfileServiceImpl.java</w:t>
+      </w:r>
+    </w:p>
+    <w:p>
+      <w:pPr>
+        <w:ind w:left="0" w:firstLine="0"/>
+      </w:pPr>
+      <w:r>
+        <w:lastRenderedPageBreak/>
+        <w:drawing>
+          <wp:inline distT="0" distB="0" distL="0" distR="0" wp14:anchorId="37F3B1C7" wp14:editId="6745EF8A">
+            <wp:extent cx="5943600" cy="3752850"/>
+            <wp:effectExtent l="0" t="0" r="0" b="0"/>
+            <wp:docPr id="1628897172" name="Picture 1"/>
+            <wp:cNvGraphicFramePr>
+              <a:graphicFrameLocks xmlns:a="http://schemas.openxmlformats.org/drawingml/2006/main" noChangeAspect="1"/>
+            </wp:cNvGraphicFramePr>
+            <a:graphic xmlns:a="http://schemas.openxmlformats.org/drawingml/2006/main">
+              <a:graphicData uri="http://schemas.openxmlformats.org/drawingml/2006/picture">
+                <pic:pic xmlns:pic="http://schemas.openxmlformats.org/drawingml/2006/picture">
+                  <pic:nvPicPr>
+                    <pic:cNvPr id="1628897172" name=""/>
+                    <pic:cNvPicPr/>
+                  </pic:nvPicPr>
+                  <pic:blipFill>
+                    <a:blip r:embed="rId38"/>
+                    <a:stretch>
+                      <a:fillRect/>
+                    </a:stretch>
+                  </pic:blipFill>
+                  <pic:spPr>
+                    <a:xfrm>
+                      <a:off x="0" y="0"/>
+                      <a:ext cx="5943600" cy="3752850"/>
+                    </a:xfrm>
+                    <a:prstGeom prst="rect">
+                      <a:avLst/>
+                    </a:prstGeom>
+                  </pic:spPr>
+                </pic:pic>
+              </a:graphicData>
+            </a:graphic>
+          </wp:inline>
+        </w:drawing>
+      </w:r>
+    </w:p>
+    <w:p>
+      <w:pPr>
+        <w:ind w:left="0" w:firstLine="0"/>
+      </w:pPr>
+      <w:r>
+        <w:rPr>
+          <w:highlight w:val="yellow"/>
+        </w:rPr>
+        <w:t>Creating a @PostMapping controller</w:t>
+      </w:r>
+    </w:p>
+    <w:p>
+      <w:pPr>
+        <w:ind w:left="0" w:firstLine="0"/>
+      </w:pPr>
+    </w:p>
+    <w:p>
+      <w:pPr>
+        <w:ind w:left="0" w:firstLine="0"/>
+      </w:pPr>
+      <w:r>
+        <w:lastRenderedPageBreak/>
+        <w:drawing>
+          <wp:inline distT="0" distB="0" distL="0" distR="0" wp14:anchorId="55BBF0A6" wp14:editId="0F32A41B">
+            <wp:extent cx="5943600" cy="3876675"/>
+            <wp:effectExtent l="0" t="0" r="0" b="9525"/>
+            <wp:docPr id="488952491" name="Picture 1"/>
+            <wp:cNvGraphicFramePr>
+              <a:graphicFrameLocks xmlns:a="http://schemas.openxmlformats.org/drawingml/2006/main" noChangeAspect="1"/>
+            </wp:cNvGraphicFramePr>
+            <a:graphic xmlns:a="http://schemas.openxmlformats.org/drawingml/2006/main">
+              <a:graphicData uri="http://schemas.openxmlformats.org/drawingml/2006/picture">
+                <pic:pic xmlns:pic="http://schemas.openxmlformats.org/drawingml/2006/picture">
+                  <pic:nvPicPr>
+                    <pic:cNvPr id="488952491" name=""/>
+                    <pic:cNvPicPr/>
+                  </pic:nvPicPr>
+                  <pic:blipFill>
+                    <a:blip r:embed="rId39"/>
+                    <a:stretch>
+                      <a:fillRect/>
+                    </a:stretch>
+                  </pic:blipFill>
+                  <pic:spPr>
+                    <a:xfrm>
+                      <a:off x="0" y="0"/>
+                      <a:ext cx="5943600" cy="3876675"/>
+                    </a:xfrm>
+                    <a:prstGeom prst="rect">
+                      <a:avLst/>
+                    </a:prstGeom>
+                  </pic:spPr>
+                </pic:pic>
+              </a:graphicData>
+            </a:graphic>
+          </wp:inline>
+        </w:drawing>
+      </w:r>
+    </w:p>
+    <w:p>
+      <w:pPr>
+        <w:ind w:left="0" w:firstLine="0"/>
+      </w:pPr>
+      <w:r>
+        <w:rPr>
+          <w:highlight w:val="yellow"/>
+        </w:rPr>
+        <w:t>Enabling cross applications to communicate</w:t>
+      </w:r>
+    </w:p>
+    <w:p>
+      <w:pPr>
+        <w:ind w:left="0" w:firstLine="0"/>
+      </w:pPr>
+      <w:r>
+        <w:lastRenderedPageBreak/>
+        <w:drawing>
+          <wp:inline distT="0" distB="0" distL="0" distR="0" wp14:anchorId="127BF2A0" wp14:editId="26A9CCA2">
+            <wp:extent cx="5943600" cy="3790315"/>
+            <wp:effectExtent l="0" t="0" r="0" b="635"/>
+            <wp:docPr id="132307617" name="Picture 1"/>
+            <wp:cNvGraphicFramePr>
+              <a:graphicFrameLocks xmlns:a="http://schemas.openxmlformats.org/drawingml/2006/main" noChangeAspect="1"/>
+            </wp:cNvGraphicFramePr>
+            <a:graphic xmlns:a="http://schemas.openxmlformats.org/drawingml/2006/main">
+              <a:graphicData uri="http://schemas.openxmlformats.org/drawingml/2006/picture">
+                <pic:pic xmlns:pic="http://schemas.openxmlformats.org/drawingml/2006/picture">
+                  <pic:nvPicPr>
+                    <pic:cNvPr id="132307617" name=""/>
+                    <pic:cNvPicPr/>
+                  </pic:nvPicPr>
+                  <pic:blipFill>
+                    <a:blip r:embed="rId40"/>
+                    <a:stretch>
+                      <a:fillRect/>
+                    </a:stretch>
+                  </pic:blipFill>
+                  <pic:spPr>
+                    <a:xfrm>
+                      <a:off x="0" y="0"/>
+                      <a:ext cx="5943600" cy="3790315"/>
+                    </a:xfrm>
+                    <a:prstGeom prst="rect">
+                      <a:avLst/>
+                    </a:prstGeom>
+                  </pic:spPr>
+                </pic:pic>
+              </a:graphicData>
+            </a:graphic>
+          </wp:inline>
+        </w:drawing>
+      </w:r>
+    </w:p>
+    <w:p>
+      <w:pPr>
+        <w:ind w:left="0" w:firstLine="0"/>
+      </w:pPr>
+      <w:r>
+        <w:rPr>
+          <w:highlight w:val="yellow"/>
+        </w:rPr>
+        <w:t>Other features to implement</w:t>
+      </w:r>
+    </w:p>
+    <w:p>
+      <w:pPr>
+        <w:pStyle w:val="ListParagraph"/>
+        <w:numPr>
+          <w:ilvl w:val="0"/>
+          <w:numId w:val="11"/>
+        </w:numPr>
+      </w:pPr>
+      <w:r>
+        <w:t xml:space="preserve">searchContacts -&gt; this must search the contacts of a profile based on the name, that returns list of contacts starting </w:t>
+      </w:r>
+      <w:proofErr w:type="gramStart"/>
+      <w:r>
+        <w:t>with  some</w:t>
+      </w:r>
+      <w:proofErr w:type="gramEnd"/>
+      <w:r>
+        <w:t xml:space="preserve"> letters</w:t>
+      </w:r>
+    </w:p>
+    <w:p>
+      <w:pPr>
+        <w:pStyle w:val="ListParagraph"/>
+        <w:ind w:firstLine="0"/>
+      </w:pPr>
+      <w:r>
+        <w:t>ex: if you enter A, then you must get all the contacts starting with the name A, (don’t need to modify Repositor, you can implement this in the service layer itself)</w:t>
+      </w:r>
+    </w:p>
+    <w:p>
+      <w:pPr>
+        <w:pStyle w:val="ListParagraph"/>
+        <w:numPr>
+          <w:ilvl w:val="0"/>
+          <w:numId w:val="11"/>
+        </w:numPr>
+      </w:pPr>
+      <w:proofErr w:type="spellStart"/>
+      <w:r>
+        <w:t>deleteContact</w:t>
+      </w:r>
+      <w:proofErr w:type="spellEnd"/>
+      <w:r>
+        <w:t xml:space="preserve"> -&gt; delete the contact for a particular contact-id</w:t>
+      </w:r>
+    </w:p>
+    <w:p>
+      <w:pPr>
+        <w:pStyle w:val="ListParagraph"/>
+        <w:numPr>
+          <w:ilvl w:val="0"/>
+          <w:numId w:val="11"/>
+        </w:numPr>
+      </w:pPr>
+      <w:proofErr w:type="spellStart"/>
+      <w:r>
+        <w:t>updateContact</w:t>
+      </w:r>
+      <w:proofErr w:type="spellEnd"/>
+      <w:r>
+        <w:t xml:space="preserve"> -&gt; update the phone number based on the contact-id</w:t>
+      </w:r>
+    </w:p>
+    <w:p>
+      <w:pPr>
+        <w:ind w:left="0" w:firstLine="0"/>
+      </w:pPr>
+    </w:p>
+    <w:p>
+      <w:pPr>
+        <w:ind w:left="0" w:firstLine="0"/>
+      </w:pPr>
+      <w:r>
+        <w:rPr>
+          <w:highlight w:val="yellow"/>
+        </w:rPr>
+        <w:t>React.js</w:t>
+      </w:r>
+    </w:p>
+    <w:p>
+      <w:pPr>
+        <w:ind w:left="0" w:firstLine="0"/>
+      </w:pPr>
+      <w:r>
+        <w:t>It is used to develop Single Page Applications using JSX &amp; HTML</w:t>
+      </w:r>
+    </w:p>
+    <w:p>
+      <w:pPr>
+        <w:ind w:left="0" w:firstLine="0"/>
+      </w:pPr>
+      <w:r>
+        <w:t>JSX: It is a Javascript + XML technology that helps to write HTML easily in Javascript</w:t>
+      </w:r>
+    </w:p>
+    <w:p>
+      <w:pPr>
+        <w:ind w:left="0" w:firstLine="0"/>
+      </w:pPr>
+      <w:r>
+        <w:rPr>
+          <w:highlight w:val="yellow"/>
+        </w:rPr>
+        <w:t>In JSX</w:t>
+      </w:r>
+    </w:p>
+    <w:p>
+      <w:pPr>
+        <w:ind w:left="0" w:firstLine="0"/>
+      </w:pPr>
+      <w:r>
+        <w:t xml:space="preserve">let profile = &lt;h1&gt;Hello {user}&lt;/h1&gt;  </w:t>
+      </w:r>
+    </w:p>
+    <w:p>
+      <w:pPr>
+        <w:ind w:left="0" w:firstLine="0"/>
+      </w:pPr>
+      <w:r>
+        <w:rPr>
+          <w:highlight w:val="yellow"/>
+        </w:rPr>
+        <w:lastRenderedPageBreak/>
+        <w:t>In JS</w:t>
+      </w:r>
+    </w:p>
+    <w:p>
+      <w:pPr>
+        <w:ind w:left="0" w:firstLine="0"/>
+      </w:pPr>
+      <w:r>
+        <w:t>let profile = “&lt;h1&gt;</w:t>
+      </w:r>
+      <w:proofErr w:type="gramStart"/>
+      <w:r>
+        <w:t>Hello ”</w:t>
+      </w:r>
+      <w:proofErr w:type="gramEnd"/>
+      <w:r>
+        <w:t>+user</w:t>
+      </w:r>
+      <w:proofErr w:type="gramStart"/>
+      <w:r>
+        <w:t>+”&lt;</w:t>
+      </w:r>
+      <w:proofErr w:type="gramEnd"/>
+      <w:r>
+        <w:t>/h1&gt;”;</w:t>
+      </w:r>
+    </w:p>
+    <w:p>
+      <w:pPr>
+        <w:ind w:left="0" w:firstLine="0"/>
+      </w:pPr>
+      <w:r>
+        <w:t xml:space="preserve">React.js in fact converts JSX to JS, this JSX is to simplify writing HTML in Javascript, it supports all the Javascript feature </w:t>
+      </w:r>
+    </w:p>
+    <w:p>
+      <w:pPr>
+        <w:ind w:left="0" w:firstLine="0"/>
+      </w:pPr>
+      <w:r>
+        <w:rPr>
+          <w:highlight w:val="yellow"/>
+        </w:rPr>
+        <w:t>Software’s required for React.js</w:t>
+      </w:r>
+    </w:p>
+    <w:p>
+      <w:pPr>
+        <w:pStyle w:val="ListParagraph"/>
+        <w:numPr>
+          <w:ilvl w:val="0"/>
+          <w:numId w:val="12"/>
+        </w:numPr>
+      </w:pPr>
+      <w:r>
+        <w:t>Node.js</w:t>
+      </w:r>
+      <w:r>
+        <w:t xml:space="preserve"> - 2</w:t>
+      </w:r>
+      <w:r>
+        <w:t>2</w:t>
+      </w:r>
+      <w:r>
+        <w:t xml:space="preserve"> LTS</w:t>
+      </w:r>
+    </w:p>
+    <w:p>
+      <w:pPr>
+        <w:pStyle w:val="ListParagraph"/>
+        <w:numPr>
+          <w:ilvl w:val="0"/>
+          <w:numId w:val="12"/>
+        </w:numPr>
+      </w:pPr>
+      <w:r>
+        <w:t xml:space="preserve">VS Code </w:t>
+      </w:r>
+    </w:p>
+    <w:p>
+      <w:pPr>
+        <w:ind w:left="0" w:firstLine="0"/>
+      </w:pPr>
+      <w:r>
+        <w:drawing>
+          <wp:inline distT="0" distB="0" distL="0" distR="0" wp14:anchorId="3D1A8395" wp14:editId="3D36C472">
+            <wp:extent cx="4858428" cy="3277057"/>
+            <wp:effectExtent l="0" t="0" r="0" b="0"/>
+            <wp:docPr id="1305558115" name="Picture 1"/>
+            <wp:cNvGraphicFramePr>
+              <a:graphicFrameLocks xmlns:a="http://schemas.openxmlformats.org/drawingml/2006/main" noChangeAspect="1"/>
+            </wp:cNvGraphicFramePr>
+            <a:graphic xmlns:a="http://schemas.openxmlformats.org/drawingml/2006/main">
+              <a:graphicData uri="http://schemas.openxmlformats.org/drawingml/2006/picture">
+                <pic:pic xmlns:pic="http://schemas.openxmlformats.org/drawingml/2006/picture">
+                  <pic:nvPicPr>
+                    <pic:cNvPr id="1305558115" name=""/>
+                    <pic:cNvPicPr/>
+                  </pic:nvPicPr>
+                  <pic:blipFill>
+                    <a:blip r:embed="rId41"/>
+                    <a:stretch>
+                      <a:fillRect/>
+                    </a:stretch>
+                  </pic:blipFill>
+                  <pic:spPr>
+                    <a:xfrm>
+                      <a:off x="0" y="0"/>
+                      <a:ext cx="4858428" cy="3277057"/>
+                    </a:xfrm>
+                    <a:prstGeom prst="rect">
+                      <a:avLst/>
+                    </a:prstGeom>
+                  </pic:spPr>
+                </pic:pic>
+              </a:graphicData>
+            </a:graphic>
+          </wp:inline>
+        </w:drawing>
+      </w:r>
+    </w:p>
+    <w:p>
+      <w:pPr>
+        <w:ind w:left="0" w:firstLine="0"/>
+      </w:pPr>
+      <w:r>
+        <w:t>There are Javascript communities which provides us creating React applications in a simple way i.e., Vite</w:t>
+      </w:r>
+    </w:p>
+    <w:p>
+      <w:pPr>
+        <w:ind w:left="0" w:firstLine="0"/>
+      </w:pPr>
+      <w:r>
+        <w:rPr>
+          <w:highlight w:val="yellow"/>
+        </w:rPr>
+        <w:t>Create a react project using vite</w:t>
+      </w:r>
+    </w:p>
+    <w:p>
+      <w:pPr>
+        <w:ind w:left="0" w:firstLine="0"/>
+      </w:pPr>
+      <w:r>
+        <w:t>npm create vite@latest my-react-app</w:t>
+      </w:r>
+    </w:p>
+    <w:p>
+      <w:pPr>
+        <w:ind w:left="0" w:firstLine="0"/>
+      </w:pPr>
+      <w:r>
+        <w:t xml:space="preserve">It prompts </w:t>
+      </w:r>
+    </w:p>
+    <w:p>
+      <w:pPr>
+        <w:pStyle w:val="ListParagraph"/>
+        <w:numPr>
+          <w:ilvl w:val="0"/>
+          <w:numId w:val="14"/>
+        </w:numPr>
+      </w:pPr>
+      <w:r>
+        <w:t xml:space="preserve"> select framework -&gt; react</w:t>
+      </w:r>
+    </w:p>
+    <w:p>
+      <w:pPr>
+        <w:pStyle w:val="ListParagraph"/>
+        <w:numPr>
+          <w:ilvl w:val="0"/>
+          <w:numId w:val="14"/>
+        </w:numPr>
+      </w:pPr>
+      <w:r>
+        <w:t>select variant -&gt; Javascript</w:t>
+      </w:r>
+    </w:p>
+    <w:p>
+      <w:pPr>
+        <w:ind w:left="0" w:firstLine="0"/>
+      </w:pPr>
+      <w:r>
+        <w:lastRenderedPageBreak/>
+        <w:drawing>
+          <wp:inline distT="0" distB="0" distL="0" distR="0" wp14:anchorId="55B7E5A1" wp14:editId="5B64BC52">
+            <wp:extent cx="5943600" cy="2841625"/>
+            <wp:effectExtent l="0" t="0" r="0" b="0"/>
+            <wp:docPr id="832071719" name="Picture 1"/>
+            <wp:cNvGraphicFramePr>
+              <a:graphicFrameLocks xmlns:a="http://schemas.openxmlformats.org/drawingml/2006/main" noChangeAspect="1"/>
+            </wp:cNvGraphicFramePr>
+            <a:graphic xmlns:a="http://schemas.openxmlformats.org/drawingml/2006/main">
+              <a:graphicData uri="http://schemas.openxmlformats.org/drawingml/2006/picture">
+                <pic:pic xmlns:pic="http://schemas.openxmlformats.org/drawingml/2006/picture">
+                  <pic:nvPicPr>
+                    <pic:cNvPr id="832071719" name=""/>
+                    <pic:cNvPicPr/>
+                  </pic:nvPicPr>
+                  <pic:blipFill>
+                    <a:blip r:embed="rId42"/>
+                    <a:stretch>
+                      <a:fillRect/>
+                    </a:stretch>
+                  </pic:blipFill>
+                  <pic:spPr>
+                    <a:xfrm>
+                      <a:off x="0" y="0"/>
+                      <a:ext cx="5943600" cy="2841625"/>
+                    </a:xfrm>
+                    <a:prstGeom prst="rect">
+                      <a:avLst/>
+                    </a:prstGeom>
+                  </pic:spPr>
+                </pic:pic>
+              </a:graphicData>
+            </a:graphic>
+          </wp:inline>
+        </w:drawing>
+      </w:r>
+    </w:p>
+    <w:p>
+      <w:pPr>
+        <w:ind w:left="0" w:firstLine="0"/>
+      </w:pPr>
+      <w:r>
+        <w:t>You can stop the application using control + c and then you can use npm run dev to launch the application</w:t>
+      </w:r>
+    </w:p>
+    <w:p>
+      <w:pPr>
+        <w:ind w:left="0" w:firstLine="0"/>
+      </w:pPr>
+      <w:r>
+        <w:rPr>
+          <w:highlight w:val="yellow"/>
+        </w:rPr>
+        <w:t>Note:</w:t>
+      </w:r>
+      <w:r>
+        <w:t xml:space="preserve"> Make sure you are inside my-contact-</w:t>
+      </w:r>
+      <w:proofErr w:type="spellStart"/>
+      <w:r>
+        <w:t>ui</w:t>
+      </w:r>
+      <w:proofErr w:type="spellEnd"/>
+    </w:p>
+    <w:p>
+      <w:pPr>
+        <w:ind w:left="0" w:firstLine="0"/>
+      </w:pPr>
+      <w:r>
+        <w:drawing>
+          <wp:inline distT="0" distB="0" distL="0" distR="0" wp14:anchorId="38206F19" wp14:editId="46A1FB09">
+            <wp:extent cx="5943600" cy="1572895"/>
+            <wp:effectExtent l="0" t="0" r="0" b="8255"/>
+            <wp:docPr id="1100838532" name="Picture 1"/>
+            <wp:cNvGraphicFramePr>
+              <a:graphicFrameLocks xmlns:a="http://schemas.openxmlformats.org/drawingml/2006/main" noChangeAspect="1"/>
+            </wp:cNvGraphicFramePr>
+            <a:graphic xmlns:a="http://schemas.openxmlformats.org/drawingml/2006/main">
+              <a:graphicData uri="http://schemas.openxmlformats.org/drawingml/2006/picture">
+                <pic:pic xmlns:pic="http://schemas.openxmlformats.org/drawingml/2006/picture">
+                  <pic:nvPicPr>
+                    <pic:cNvPr id="1100838532" name=""/>
+                    <pic:cNvPicPr/>
+                  </pic:nvPicPr>
+                  <pic:blipFill>
+                    <a:blip r:embed="rId43"/>
+                    <a:stretch>
+                      <a:fillRect/>
+                    </a:stretch>
+                  </pic:blipFill>
+                  <pic:spPr>
+                    <a:xfrm>
+                      <a:off x="0" y="0"/>
+                      <a:ext cx="5943600" cy="1572895"/>
+                    </a:xfrm>
+                    <a:prstGeom prst="rect">
+                      <a:avLst/>
+                    </a:prstGeom>
+                  </pic:spPr>
+                </pic:pic>
+              </a:graphicData>
+            </a:graphic>
+          </wp:inline>
+        </w:drawing>
+      </w:r>
+    </w:p>
+    <w:p>
+      <w:pPr>
+        <w:ind w:left="0" w:firstLine="0"/>
+      </w:pPr>
+      <w:r>
+        <w:rPr>
+          <w:highlight w:val="yellow"/>
+        </w:rPr>
+        <w:t>React components:</w:t>
+      </w:r>
+      <w:r>
+        <w:t xml:space="preserve"> </w:t>
+      </w:r>
+    </w:p>
+    <w:p>
+      <w:pPr>
+        <w:ind w:left="0" w:firstLine="0"/>
+      </w:pPr>
+      <w:r>
+        <w:t>Components are reusable templates which you can display to the user</w:t>
+      </w:r>
+      <w:r>
+        <w:t xml:space="preserve">, this you can independently create and use wherever </w:t>
+      </w:r>
+      <w:r>
+        <w:t>required.</w:t>
+      </w:r>
+    </w:p>
+    <w:p>
+      <w:pPr>
+        <w:ind w:left="0" w:firstLine="0"/>
+      </w:pPr>
+      <w:r>
+        <w:t xml:space="preserve">function </w:t>
+      </w:r>
+      <w:proofErr w:type="gramStart"/>
+      <w:r>
+        <w:rPr>
+          <w:color w:val="EE0000"/>
+        </w:rPr>
+        <w:t>Profile</w:t>
+      </w:r>
+      <w:r>
+        <w:t>(</w:t>
+      </w:r>
+      <w:proofErr w:type="gramEnd"/>
+      <w:r>
+        <w:t xml:space="preserve">) { </w:t>
+      </w:r>
+      <w:r>
+        <w:br/>
+        <w:t xml:space="preserve">   let id = 12345;</w:t>
+      </w:r>
+      <w:r>
+        <w:br/>
+        <w:t xml:space="preserve">   let name = “Alex”;</w:t>
+      </w:r>
+      <w:r>
+        <w:br/>
+        <w:t xml:space="preserve">   return (&lt;div&gt;Name = {name}, Id = {id}&lt;/div&gt;)</w:t>
+      </w:r>
+      <w:r>
+        <w:br/>
+        <w:t>}</w:t>
+      </w:r>
+    </w:p>
+    <w:p>
+      <w:pPr>
+        <w:ind w:left="0" w:firstLine="0"/>
+      </w:pPr>
+      <w:r>
+        <w:rPr>
+          <w:highlight w:val="yellow"/>
+        </w:rPr>
+        <w:lastRenderedPageBreak/>
+        <w:t>Note:</w:t>
+      </w:r>
+      <w:r>
+        <w:t xml:space="preserve"> function name must begin with uppercase</w:t>
+      </w:r>
+    </w:p>
+    <w:p>
+      <w:pPr>
+        <w:ind w:left="0" w:firstLine="0"/>
+      </w:pPr>
+      <w:r>
+        <w:rPr>
+          <w:highlight w:val="yellow"/>
+        </w:rPr>
+        <w:t>How to use the component now in other components</w:t>
+      </w:r>
+    </w:p>
+    <w:p>
+      <w:pPr>
+        <w:ind w:left="0" w:firstLine="0"/>
+      </w:pPr>
+      <w:r>
+        <w:t>&lt;</w:t>
+      </w:r>
+      <w:r>
+        <w:rPr>
+          <w:color w:val="EE0000"/>
+        </w:rPr>
+        <w:t xml:space="preserve">Profile </w:t>
+      </w:r>
+      <w:r>
+        <w:t>/&gt;</w:t>
+      </w:r>
+    </w:p>
+    <w:p>
+      <w:pPr>
+        <w:ind w:left="0" w:firstLine="0"/>
+      </w:pPr>
+      <w:proofErr w:type="spellStart"/>
+      <w:r>
+        <w:rPr>
+          <w:highlight w:val="yellow"/>
+        </w:rPr>
+        <w:t>App.jsx</w:t>
+      </w:r>
+      <w:proofErr w:type="spellEnd"/>
+    </w:p>
+    <w:p>
+      <w:pPr>
+        <w:ind w:left="0" w:firstLine="0"/>
+      </w:pPr>
+      <w:r>
+        <w:drawing>
+          <wp:inline distT="0" distB="0" distL="0" distR="0" wp14:anchorId="6ED9B894" wp14:editId="0491385C">
+            <wp:extent cx="5943600" cy="2733675"/>
+            <wp:effectExtent l="0" t="0" r="0" b="9525"/>
+            <wp:docPr id="859113968" name="Picture 1"/>
+            <wp:cNvGraphicFramePr>
+              <a:graphicFrameLocks xmlns:a="http://schemas.openxmlformats.org/drawingml/2006/main" noChangeAspect="1"/>
+            </wp:cNvGraphicFramePr>
+            <a:graphic xmlns:a="http://schemas.openxmlformats.org/drawingml/2006/main">
+              <a:graphicData uri="http://schemas.openxmlformats.org/drawingml/2006/picture">
+                <pic:pic xmlns:pic="http://schemas.openxmlformats.org/drawingml/2006/picture">
+                  <pic:nvPicPr>
+                    <pic:cNvPr id="859113968" name=""/>
+                    <pic:cNvPicPr/>
+                  </pic:nvPicPr>
+                  <pic:blipFill>
+                    <a:blip r:embed="rId44"/>
+                    <a:stretch>
+                      <a:fillRect/>
+                    </a:stretch>
+                  </pic:blipFill>
+                  <pic:spPr>
+                    <a:xfrm>
+                      <a:off x="0" y="0"/>
+                      <a:ext cx="5943600" cy="2733675"/>
+                    </a:xfrm>
+                    <a:prstGeom prst="rect">
+                      <a:avLst/>
+                    </a:prstGeom>
+                  </pic:spPr>
+                </pic:pic>
+              </a:graphicData>
+            </a:graphic>
+          </wp:inline>
+        </w:drawing>
+      </w:r>
+    </w:p>
+    <w:p>
+      <w:pPr>
+        <w:ind w:left="0" w:firstLine="0"/>
+      </w:pPr>
+      <w:r>
+        <w:rPr>
+          <w:highlight w:val="yellow"/>
+        </w:rPr>
+        <w:t>Output:</w:t>
+      </w:r>
+    </w:p>
+    <w:p>
+      <w:pPr>
+        <w:ind w:left="0" w:firstLine="0"/>
+      </w:pPr>
+      <w:r>
+        <w:drawing>
+          <wp:inline distT="0" distB="0" distL="0" distR="0" wp14:anchorId="3CC2FDD8" wp14:editId="1F911193">
+            <wp:extent cx="4448796" cy="2000529"/>
+            <wp:effectExtent l="0" t="0" r="9525" b="0"/>
+            <wp:docPr id="1326490836" name="Picture 1"/>
+            <wp:cNvGraphicFramePr>
+              <a:graphicFrameLocks xmlns:a="http://schemas.openxmlformats.org/drawingml/2006/main" noChangeAspect="1"/>
+            </wp:cNvGraphicFramePr>
+            <a:graphic xmlns:a="http://schemas.openxmlformats.org/drawingml/2006/main">
+              <a:graphicData uri="http://schemas.openxmlformats.org/drawingml/2006/picture">
+                <pic:pic xmlns:pic="http://schemas.openxmlformats.org/drawingml/2006/picture">
+                  <pic:nvPicPr>
+                    <pic:cNvPr id="1326490836" name=""/>
+                    <pic:cNvPicPr/>
+                  </pic:nvPicPr>
+                  <pic:blipFill>
+                    <a:blip r:embed="rId45"/>
+                    <a:stretch>
+                      <a:fillRect/>
+                    </a:stretch>
+                  </pic:blipFill>
+                  <pic:spPr>
+                    <a:xfrm>
+                      <a:off x="0" y="0"/>
+                      <a:ext cx="4448796" cy="2000529"/>
+                    </a:xfrm>
+                    <a:prstGeom prst="rect">
+                      <a:avLst/>
+                    </a:prstGeom>
+                  </pic:spPr>
+                </pic:pic>
+              </a:graphicData>
+            </a:graphic>
+          </wp:inline>
+        </w:drawing>
+      </w:r>
+    </w:p>
+    <w:p>
+      <w:pPr>
+        <w:ind w:left="0" w:firstLine="0"/>
+      </w:pPr>
+      <w:r>
+        <w:rPr>
+          <w:highlight w:val="yellow"/>
+        </w:rPr>
+        <w:t>Creating our own components</w:t>
+      </w:r>
+    </w:p>
+    <w:p>
+      <w:pPr>
+        <w:ind w:left="0" w:firstLine="0"/>
+      </w:pPr>
+      <w:r>
+        <w:rPr>
+          <w:highlight w:val="yellow"/>
+        </w:rPr>
+        <w:t>Profile.jsx</w:t>
+      </w:r>
+    </w:p>
+    <w:p>
+      <w:pPr>
+        <w:ind w:left="0" w:firstLine="0"/>
+      </w:pPr>
+      <w:r>
+        <w:lastRenderedPageBreak/>
+        <w:drawing>
+          <wp:inline distT="0" distB="0" distL="0" distR="0" wp14:anchorId="55E93E7B" wp14:editId="5924B95C">
+            <wp:extent cx="5943600" cy="2145665"/>
+            <wp:effectExtent l="0" t="0" r="0" b="6985"/>
+            <wp:docPr id="1848251701" name="Picture 1"/>
+            <wp:cNvGraphicFramePr>
+              <a:graphicFrameLocks xmlns:a="http://schemas.openxmlformats.org/drawingml/2006/main" noChangeAspect="1"/>
+            </wp:cNvGraphicFramePr>
+            <a:graphic xmlns:a="http://schemas.openxmlformats.org/drawingml/2006/main">
+              <a:graphicData uri="http://schemas.openxmlformats.org/drawingml/2006/picture">
+                <pic:pic xmlns:pic="http://schemas.openxmlformats.org/drawingml/2006/picture">
+                  <pic:nvPicPr>
+                    <pic:cNvPr id="1848251701" name=""/>
+                    <pic:cNvPicPr/>
+                  </pic:nvPicPr>
+                  <pic:blipFill>
+                    <a:blip r:embed="rId46"/>
+                    <a:stretch>
+                      <a:fillRect/>
+                    </a:stretch>
+                  </pic:blipFill>
+                  <pic:spPr>
+                    <a:xfrm>
+                      <a:off x="0" y="0"/>
+                      <a:ext cx="5943600" cy="2145665"/>
+                    </a:xfrm>
+                    <a:prstGeom prst="rect">
+                      <a:avLst/>
+                    </a:prstGeom>
+                  </pic:spPr>
+                </pic:pic>
+              </a:graphicData>
+            </a:graphic>
+          </wp:inline>
+        </w:drawing>
+      </w:r>
+    </w:p>
+    <w:p>
+      <w:pPr>
+        <w:ind w:left="0" w:firstLine="0"/>
+      </w:pPr>
+      <w:r>
+        <w:rPr>
+          <w:highlight w:val="yellow"/>
+        </w:rPr>
+        <w:t xml:space="preserve">Add this inside </w:t>
+      </w:r>
+      <w:proofErr w:type="spellStart"/>
+      <w:r>
+        <w:rPr>
+          <w:highlight w:val="yellow"/>
+        </w:rPr>
+        <w:t>App.jsx</w:t>
+      </w:r>
+      <w:proofErr w:type="spellEnd"/>
+    </w:p>
+    <w:p>
+      <w:pPr>
+        <w:ind w:left="0" w:firstLine="0"/>
+      </w:pPr>
+      <w:r>
+        <w:drawing>
+          <wp:inline distT="0" distB="0" distL="0" distR="0" wp14:anchorId="0130235B" wp14:editId="50671EAC">
+            <wp:extent cx="5943600" cy="4047490"/>
+            <wp:effectExtent l="0" t="0" r="0" b="0"/>
+            <wp:docPr id="729528060" name="Picture 1"/>
+            <wp:cNvGraphicFramePr>
+              <a:graphicFrameLocks xmlns:a="http://schemas.openxmlformats.org/drawingml/2006/main" noChangeAspect="1"/>
+            </wp:cNvGraphicFramePr>
+            <a:graphic xmlns:a="http://schemas.openxmlformats.org/drawingml/2006/main">
+              <a:graphicData uri="http://schemas.openxmlformats.org/drawingml/2006/picture">
+                <pic:pic xmlns:pic="http://schemas.openxmlformats.org/drawingml/2006/picture">
+                  <pic:nvPicPr>
+                    <pic:cNvPr id="729528060" name=""/>
+                    <pic:cNvPicPr/>
+                  </pic:nvPicPr>
+                  <pic:blipFill>
+                    <a:blip r:embed="rId47"/>
+                    <a:stretch>
+                      <a:fillRect/>
+                    </a:stretch>
+                  </pic:blipFill>
+                  <pic:spPr>
+                    <a:xfrm>
+                      <a:off x="0" y="0"/>
+                      <a:ext cx="5943600" cy="4047490"/>
+                    </a:xfrm>
+                    <a:prstGeom prst="rect">
+                      <a:avLst/>
+                    </a:prstGeom>
+                  </pic:spPr>
+                </pic:pic>
+              </a:graphicData>
+            </a:graphic>
+          </wp:inline>
+        </w:drawing>
+      </w:r>
+    </w:p>
+    <w:p>
+      <w:pPr>
+        <w:ind w:left="0" w:firstLine="0"/>
+      </w:pPr>
+      <w:r>
+        <w:rPr>
+          <w:highlight w:val="yellow"/>
+        </w:rPr>
+        <w:t>Output:</w:t>
+      </w:r>
+    </w:p>
+    <w:p>
+      <w:pPr>
+        <w:ind w:left="0" w:firstLine="0"/>
+      </w:pPr>
+      <w:r>
+        <w:lastRenderedPageBreak/>
+        <w:drawing>
+          <wp:inline distT="0" distB="0" distL="0" distR="0" wp14:anchorId="2D727AC1" wp14:editId="6F48EF7C">
+            <wp:extent cx="5943600" cy="3324225"/>
+            <wp:effectExtent l="0" t="0" r="0" b="9525"/>
+            <wp:docPr id="124785268" name="Picture 1"/>
+            <wp:cNvGraphicFramePr>
+              <a:graphicFrameLocks xmlns:a="http://schemas.openxmlformats.org/drawingml/2006/main" noChangeAspect="1"/>
+            </wp:cNvGraphicFramePr>
+            <a:graphic xmlns:a="http://schemas.openxmlformats.org/drawingml/2006/main">
+              <a:graphicData uri="http://schemas.openxmlformats.org/drawingml/2006/picture">
+                <pic:pic xmlns:pic="http://schemas.openxmlformats.org/drawingml/2006/picture">
+                  <pic:nvPicPr>
+                    <pic:cNvPr id="124785268" name=""/>
+                    <pic:cNvPicPr/>
+                  </pic:nvPicPr>
+                  <pic:blipFill>
+                    <a:blip r:embed="rId48"/>
+                    <a:stretch>
+                      <a:fillRect/>
+                    </a:stretch>
+                  </pic:blipFill>
+                  <pic:spPr>
+                    <a:xfrm>
+                      <a:off x="0" y="0"/>
+                      <a:ext cx="5943600" cy="3324225"/>
+                    </a:xfrm>
+                    <a:prstGeom prst="rect">
+                      <a:avLst/>
+                    </a:prstGeom>
+                  </pic:spPr>
+                </pic:pic>
+              </a:graphicData>
+            </a:graphic>
+          </wp:inline>
+        </w:drawing>
+      </w:r>
+    </w:p>
+    <w:p>
+      <w:pPr>
+        <w:ind w:left="0" w:firstLine="0"/>
+      </w:pPr>
     </w:p>
     <w:sectPr>
       <w:pgSz w:w="12240" w:h="15840"/>
@@ -2799,6 +4450,119 @@
 <file path=word/numbering.xml><?xml version="1.0" encoding="utf-8"?>
 <w:numbering xmlns:wpc="http://schemas.microsoft.com/office/word/2010/wordprocessingCanvas" xmlns:cx="http://schemas.microsoft.com/office/drawing/2014/chartex" xmlns:cx1="http://schemas.microsoft.com/office/drawing/2015/9/8/chartex" xmlns:cx2="http://schemas.microsoft.com/office/drawing/2015/10/21/chartex" xmlns:cx3="http://schemas.microsoft.com/office/drawing/2016/5/9/chartex" xmlns:cx4="http://schemas.microsoft.com/office/drawing/2016/5/10/chartex" xmlns:cx5="http://schemas.microsoft.com/office/drawing/2016/5/11/chartex" xmlns:cx6="http://schemas.microsoft.com/office/drawing/2016/5/12/chartex" xmlns:cx7="http://schemas.microsoft.com/office/drawing/2016/5/13/chartex" xmlns:cx8="http://schemas.microsoft.com/office/drawing/2016/5/14/chartex" xmlns:mc="http://schemas.openxmlformats.org/markup-compatibility/2006" xmlns:aink="http://schemas.microsoft.com/office/drawing/2016/ink" xmlns:am3d="http://schemas.microsoft.com/office/drawing/2017/model3d" xmlns:o="urn:schemas-microsoft-com:office:office" xmlns:oel="http://schemas.microsoft.com/office/2019/extlst" xmlns:r="http://schemas.openxmlformats.org/officeDocument/2006/relationships" xmlns:m="http://schemas.openxmlformats.org/officeDocument/2006/math" xmlns:v="urn:schemas-microsoft-com:vml" xmlns:wp14="http://schemas.microsoft.com/office/word/2010/wordprocessingDrawing" xmlns:wp="http://schemas.openxmlformats.org/drawingml/2006/wordprocessingDrawing" xmlns:w10="urn:schemas-microsoft-com:office:word" xmlns:w="http://schemas.openxmlformats.org/wordprocessingml/2006/main" xmlns:w14="http://schemas.microsoft.com/office/word/2010/wordml" xmlns:w15="http://schemas.microsoft.com/office/word/2012/wordml" xmlns:w16cex="http://schemas.microsoft.com/office/word/2018/wordml/cex" xmlns:w16cid="http://schemas.microsoft.com/office/word/2016/wordml/cid" xmlns:w16="http://schemas.microsoft.com/office/word/2018/wordml" xmlns:w16du="http://schemas.microsoft.com/office/word/2023/wordml/word16du" xmlns:w16sdtdh="http://schemas.microsoft.com/office/word/2020/wordml/sdtdatahash" xmlns:w16sdtfl="http://schemas.microsoft.com/office/word/2024/wordml/sdtformatlock" xmlns:w16se="http://schemas.microsoft.com/office/word/2015/wordml/symex" xmlns:wpg="http://schemas.microsoft.com/office/word/2010/wordprocessingGroup" xmlns:wpi="http://schemas.microsoft.com/office/word/2010/wordprocessingInk" xmlns:wne="http://schemas.microsoft.com/office/word/2006/wordml" xmlns:wps="http://schemas.microsoft.com/office/word/2010/wordprocessingShape" mc:Ignorable="w14 w15 w16se w16cid w16 w16cex w16sdtdh w16sdtfl w16du wp14">
   <w:abstractNum w:abstractNumId="0" w15:restartNumberingAfterBreak="0">
+    <w:nsid w:val="03225AB8"/>
+    <w:multiLevelType w:val="hybridMultilevel"/>
+    <w:tmpl w:val="2772A0B6"/>
+    <w:lvl w:ilvl="0" w:tplc="046E390E">
+      <w:start w:val="1"/>
+      <w:numFmt w:val="bullet"/>
+      <w:lvlText w:val=""/>
+      <w:lvlJc w:val="left"/>
+      <w:pPr>
+        <w:ind w:left="1080" w:hanging="360"/>
+      </w:pPr>
+      <w:rPr>
+        <w:rFonts w:ascii="Wingdings" w:eastAsiaTheme="minorHAnsi" w:hAnsi="Wingdings" w:cstheme="minorBidi" w:hint="default"/>
+      </w:rPr>
+    </w:lvl>
+    <w:lvl w:ilvl="1" w:tplc="04090003" w:tentative="1">
+      <w:start w:val="1"/>
+      <w:numFmt w:val="bullet"/>
+      <w:lvlText w:val="o"/>
+      <w:lvlJc w:val="left"/>
+      <w:pPr>
+        <w:ind w:left="1800" w:hanging="360"/>
+      </w:pPr>
+      <w:rPr>
+        <w:rFonts w:ascii="Courier New" w:hAnsi="Courier New" w:cs="Courier New" w:hint="default"/>
+      </w:rPr>
+    </w:lvl>
+    <w:lvl w:ilvl="2" w:tplc="04090005" w:tentative="1">
+      <w:start w:val="1"/>
+      <w:numFmt w:val="bullet"/>
+      <w:lvlText w:val=""/>
+      <w:lvlJc w:val="left"/>
+      <w:pPr>
+        <w:ind w:left="2520" w:hanging="360"/>
+      </w:pPr>
+      <w:rPr>
+        <w:rFonts w:ascii="Wingdings" w:hAnsi="Wingdings" w:hint="default"/>
+      </w:rPr>
+    </w:lvl>
+    <w:lvl w:ilvl="3" w:tplc="04090001" w:tentative="1">
+      <w:start w:val="1"/>
+      <w:numFmt w:val="bullet"/>
+      <w:lvlText w:val=""/>
+      <w:lvlJc w:val="left"/>
+      <w:pPr>
+        <w:ind w:left="3240" w:hanging="360"/>
+      </w:pPr>
+      <w:rPr>
+        <w:rFonts w:ascii="Symbol" w:hAnsi="Symbol" w:hint="default"/>
+      </w:rPr>
+    </w:lvl>
+    <w:lvl w:ilvl="4" w:tplc="04090003" w:tentative="1">
+      <w:start w:val="1"/>
+      <w:numFmt w:val="bullet"/>
+      <w:lvlText w:val="o"/>
+      <w:lvlJc w:val="left"/>
+      <w:pPr>
+        <w:ind w:left="3960" w:hanging="360"/>
+      </w:pPr>
+      <w:rPr>
+        <w:rFonts w:ascii="Courier New" w:hAnsi="Courier New" w:cs="Courier New" w:hint="default"/>
+      </w:rPr>
+    </w:lvl>
+    <w:lvl w:ilvl="5" w:tplc="04090005" w:tentative="1">
+      <w:start w:val="1"/>
+      <w:numFmt w:val="bullet"/>
+      <w:lvlText w:val=""/>
+      <w:lvlJc w:val="left"/>
+      <w:pPr>
+        <w:ind w:left="4680" w:hanging="360"/>
+      </w:pPr>
+      <w:rPr>
+        <w:rFonts w:ascii="Wingdings" w:hAnsi="Wingdings" w:hint="default"/>
+      </w:rPr>
+    </w:lvl>
+    <w:lvl w:ilvl="6" w:tplc="04090001" w:tentative="1">
+      <w:start w:val="1"/>
+      <w:numFmt w:val="bullet"/>
+      <w:lvlText w:val=""/>
+      <w:lvlJc w:val="left"/>
+      <w:pPr>
+        <w:ind w:left="5400" w:hanging="360"/>
+      </w:pPr>
+      <w:rPr>
+        <w:rFonts w:ascii="Symbol" w:hAnsi="Symbol" w:hint="default"/>
+      </w:rPr>
+    </w:lvl>
+    <w:lvl w:ilvl="7" w:tplc="04090003" w:tentative="1">
+      <w:start w:val="1"/>
+      <w:numFmt w:val="bullet"/>
+      <w:lvlText w:val="o"/>
+      <w:lvlJc w:val="left"/>
+      <w:pPr>
+        <w:ind w:left="6120" w:hanging="360"/>
+      </w:pPr>
+      <w:rPr>
+        <w:rFonts w:ascii="Courier New" w:hAnsi="Courier New" w:cs="Courier New" w:hint="default"/>
+      </w:rPr>
+    </w:lvl>
+    <w:lvl w:ilvl="8" w:tplc="04090005" w:tentative="1">
+      <w:start w:val="1"/>
+      <w:numFmt w:val="bullet"/>
+      <w:lvlText w:val=""/>
+      <w:lvlJc w:val="left"/>
+      <w:pPr>
+        <w:ind w:left="6840" w:hanging="360"/>
+      </w:pPr>
+      <w:rPr>
+        <w:rFonts w:ascii="Wingdings" w:hAnsi="Wingdings" w:hint="default"/>
+      </w:rPr>
+    </w:lvl>
+  </w:abstractNum>
+  <w:abstractNum w:abstractNumId="1" w15:restartNumberingAfterBreak="0">
     <w:nsid w:val="053F6AA0"/>
     <w:multiLevelType w:val="hybridMultilevel"/>
     <w:tmpl w:val="E626F376"/>
@@ -2887,7 +4651,120 @@
       </w:pPr>
     </w:lvl>
   </w:abstractNum>
-  <w:abstractNum w:abstractNumId="1" w15:restartNumberingAfterBreak="0">
+  <w:abstractNum w:abstractNumId="2" w15:restartNumberingAfterBreak="0">
+    <w:nsid w:val="07A210EB"/>
+    <w:multiLevelType w:val="hybridMultilevel"/>
+    <w:tmpl w:val="33C8CF18"/>
+    <w:lvl w:ilvl="0" w:tplc="F73C699E">
+      <w:start w:val="1"/>
+      <w:numFmt w:val="bullet"/>
+      <w:lvlText w:val=""/>
+      <w:lvlJc w:val="left"/>
+      <w:pPr>
+        <w:ind w:left="1440" w:hanging="360"/>
+      </w:pPr>
+      <w:rPr>
+        <w:rFonts w:ascii="Wingdings" w:eastAsiaTheme="minorHAnsi" w:hAnsi="Wingdings" w:cstheme="minorBidi" w:hint="default"/>
+      </w:rPr>
+    </w:lvl>
+    <w:lvl w:ilvl="1" w:tplc="04090003" w:tentative="1">
+      <w:start w:val="1"/>
+      <w:numFmt w:val="bullet"/>
+      <w:lvlText w:val="o"/>
+      <w:lvlJc w:val="left"/>
+      <w:pPr>
+        <w:ind w:left="2160" w:hanging="360"/>
+      </w:pPr>
+      <w:rPr>
+        <w:rFonts w:ascii="Courier New" w:hAnsi="Courier New" w:cs="Courier New" w:hint="default"/>
+      </w:rPr>
+    </w:lvl>
+    <w:lvl w:ilvl="2" w:tplc="04090005" w:tentative="1">
+      <w:start w:val="1"/>
+      <w:numFmt w:val="bullet"/>
+      <w:lvlText w:val=""/>
+      <w:lvlJc w:val="left"/>
+      <w:pPr>
+        <w:ind w:left="2880" w:hanging="360"/>
+      </w:pPr>
+      <w:rPr>
+        <w:rFonts w:ascii="Wingdings" w:hAnsi="Wingdings" w:hint="default"/>
+      </w:rPr>
+    </w:lvl>
+    <w:lvl w:ilvl="3" w:tplc="04090001" w:tentative="1">
+      <w:start w:val="1"/>
+      <w:numFmt w:val="bullet"/>
+      <w:lvlText w:val=""/>
+      <w:lvlJc w:val="left"/>
+      <w:pPr>
+        <w:ind w:left="3600" w:hanging="360"/>
+      </w:pPr>
+      <w:rPr>
+        <w:rFonts w:ascii="Symbol" w:hAnsi="Symbol" w:hint="default"/>
+      </w:rPr>
+    </w:lvl>
+    <w:lvl w:ilvl="4" w:tplc="04090003" w:tentative="1">
+      <w:start w:val="1"/>
+      <w:numFmt w:val="bullet"/>
+      <w:lvlText w:val="o"/>
+      <w:lvlJc w:val="left"/>
+      <w:pPr>
+        <w:ind w:left="4320" w:hanging="360"/>
+      </w:pPr>
+      <w:rPr>
+        <w:rFonts w:ascii="Courier New" w:hAnsi="Courier New" w:cs="Courier New" w:hint="default"/>
+      </w:rPr>
+    </w:lvl>
+    <w:lvl w:ilvl="5" w:tplc="04090005" w:tentative="1">
+      <w:start w:val="1"/>
+      <w:numFmt w:val="bullet"/>
+      <w:lvlText w:val=""/>
+      <w:lvlJc w:val="left"/>
+      <w:pPr>
+        <w:ind w:left="5040" w:hanging="360"/>
+      </w:pPr>
+      <w:rPr>
+        <w:rFonts w:ascii="Wingdings" w:hAnsi="Wingdings" w:hint="default"/>
+      </w:rPr>
+    </w:lvl>
+    <w:lvl w:ilvl="6" w:tplc="04090001" w:tentative="1">
+      <w:start w:val="1"/>
+      <w:numFmt w:val="bullet"/>
+      <w:lvlText w:val=""/>
+      <w:lvlJc w:val="left"/>
+      <w:pPr>
+        <w:ind w:left="5760" w:hanging="360"/>
+      </w:pPr>
+      <w:rPr>
+        <w:rFonts w:ascii="Symbol" w:hAnsi="Symbol" w:hint="default"/>
+      </w:rPr>
+    </w:lvl>
+    <w:lvl w:ilvl="7" w:tplc="04090003" w:tentative="1">
+      <w:start w:val="1"/>
+      <w:numFmt w:val="bullet"/>
+      <w:lvlText w:val="o"/>
+      <w:lvlJc w:val="left"/>
+      <w:pPr>
+        <w:ind w:left="6480" w:hanging="360"/>
+      </w:pPr>
+      <w:rPr>
+        <w:rFonts w:ascii="Courier New" w:hAnsi="Courier New" w:cs="Courier New" w:hint="default"/>
+      </w:rPr>
+    </w:lvl>
+    <w:lvl w:ilvl="8" w:tplc="04090005" w:tentative="1">
+      <w:start w:val="1"/>
+      <w:numFmt w:val="bullet"/>
+      <w:lvlText w:val=""/>
+      <w:lvlJc w:val="left"/>
+      <w:pPr>
+        <w:ind w:left="7200" w:hanging="360"/>
+      </w:pPr>
+      <w:rPr>
+        <w:rFonts w:ascii="Wingdings" w:hAnsi="Wingdings" w:hint="default"/>
+      </w:rPr>
+    </w:lvl>
+  </w:abstractNum>
+  <w:abstractNum w:abstractNumId="3" w15:restartNumberingAfterBreak="0">
     <w:nsid w:val="21E870B4"/>
     <w:multiLevelType w:val="hybridMultilevel"/>
     <w:tmpl w:val="DA209E1A"/>
@@ -2976,7 +4853,7 @@
       </w:pPr>
     </w:lvl>
   </w:abstractNum>
-  <w:abstractNum w:abstractNumId="2" w15:restartNumberingAfterBreak="0">
+  <w:abstractNum w:abstractNumId="4" w15:restartNumberingAfterBreak="0">
     <w:nsid w:val="26AF477A"/>
     <w:multiLevelType w:val="hybridMultilevel"/>
     <w:tmpl w:val="F2821D72"/>
@@ -3065,7 +4942,120 @@
       </w:pPr>
     </w:lvl>
   </w:abstractNum>
-  <w:abstractNum w:abstractNumId="3" w15:restartNumberingAfterBreak="0">
+  <w:abstractNum w:abstractNumId="5" w15:restartNumberingAfterBreak="0">
+    <w:nsid w:val="2FC25DD0"/>
+    <w:multiLevelType w:val="hybridMultilevel"/>
+    <w:tmpl w:val="F2429540"/>
+    <w:lvl w:ilvl="0" w:tplc="447EFCC0">
+      <w:start w:val="1"/>
+      <w:numFmt w:val="bullet"/>
+      <w:lvlText w:val=""/>
+      <w:lvlJc w:val="left"/>
+      <w:pPr>
+        <w:ind w:left="1080" w:hanging="360"/>
+      </w:pPr>
+      <w:rPr>
+        <w:rFonts w:ascii="Wingdings" w:eastAsiaTheme="minorHAnsi" w:hAnsi="Wingdings" w:cstheme="minorBidi" w:hint="default"/>
+      </w:rPr>
+    </w:lvl>
+    <w:lvl w:ilvl="1" w:tplc="04090003" w:tentative="1">
+      <w:start w:val="1"/>
+      <w:numFmt w:val="bullet"/>
+      <w:lvlText w:val="o"/>
+      <w:lvlJc w:val="left"/>
+      <w:pPr>
+        <w:ind w:left="1800" w:hanging="360"/>
+      </w:pPr>
+      <w:rPr>
+        <w:rFonts w:ascii="Courier New" w:hAnsi="Courier New" w:cs="Courier New" w:hint="default"/>
+      </w:rPr>
+    </w:lvl>
+    <w:lvl w:ilvl="2" w:tplc="04090005" w:tentative="1">
+      <w:start w:val="1"/>
+      <w:numFmt w:val="bullet"/>
+      <w:lvlText w:val=""/>
+      <w:lvlJc w:val="left"/>
+      <w:pPr>
+        <w:ind w:left="2520" w:hanging="360"/>
+      </w:pPr>
+      <w:rPr>
+        <w:rFonts w:ascii="Wingdings" w:hAnsi="Wingdings" w:hint="default"/>
+      </w:rPr>
+    </w:lvl>
+    <w:lvl w:ilvl="3" w:tplc="04090001" w:tentative="1">
+      <w:start w:val="1"/>
+      <w:numFmt w:val="bullet"/>
+      <w:lvlText w:val=""/>
+      <w:lvlJc w:val="left"/>
+      <w:pPr>
+        <w:ind w:left="3240" w:hanging="360"/>
+      </w:pPr>
+      <w:rPr>
+        <w:rFonts w:ascii="Symbol" w:hAnsi="Symbol" w:hint="default"/>
+      </w:rPr>
+    </w:lvl>
+    <w:lvl w:ilvl="4" w:tplc="04090003" w:tentative="1">
+      <w:start w:val="1"/>
+      <w:numFmt w:val="bullet"/>
+      <w:lvlText w:val="o"/>
+      <w:lvlJc w:val="left"/>
+      <w:pPr>
+        <w:ind w:left="3960" w:hanging="360"/>
+      </w:pPr>
+      <w:rPr>
+        <w:rFonts w:ascii="Courier New" w:hAnsi="Courier New" w:cs="Courier New" w:hint="default"/>
+      </w:rPr>
+    </w:lvl>
+    <w:lvl w:ilvl="5" w:tplc="04090005" w:tentative="1">
+      <w:start w:val="1"/>
+      <w:numFmt w:val="bullet"/>
+      <w:lvlText w:val=""/>
+      <w:lvlJc w:val="left"/>
+      <w:pPr>
+        <w:ind w:left="4680" w:hanging="360"/>
+      </w:pPr>
+      <w:rPr>
+        <w:rFonts w:ascii="Wingdings" w:hAnsi="Wingdings" w:hint="default"/>
+      </w:rPr>
+    </w:lvl>
+    <w:lvl w:ilvl="6" w:tplc="04090001" w:tentative="1">
+      <w:start w:val="1"/>
+      <w:numFmt w:val="bullet"/>
+      <w:lvlText w:val=""/>
+      <w:lvlJc w:val="left"/>
+      <w:pPr>
+        <w:ind w:left="5400" w:hanging="360"/>
+      </w:pPr>
+      <w:rPr>
+        <w:rFonts w:ascii="Symbol" w:hAnsi="Symbol" w:hint="default"/>
+      </w:rPr>
+    </w:lvl>
+    <w:lvl w:ilvl="7" w:tplc="04090003" w:tentative="1">
+      <w:start w:val="1"/>
+      <w:numFmt w:val="bullet"/>
+      <w:lvlText w:val="o"/>
+      <w:lvlJc w:val="left"/>
+      <w:pPr>
+        <w:ind w:left="6120" w:hanging="360"/>
+      </w:pPr>
+      <w:rPr>
+        <w:rFonts w:ascii="Courier New" w:hAnsi="Courier New" w:cs="Courier New" w:hint="default"/>
+      </w:rPr>
+    </w:lvl>
+    <w:lvl w:ilvl="8" w:tplc="04090005" w:tentative="1">
+      <w:start w:val="1"/>
+      <w:numFmt w:val="bullet"/>
+      <w:lvlText w:val=""/>
+      <w:lvlJc w:val="left"/>
+      <w:pPr>
+        <w:ind w:left="6840" w:hanging="360"/>
+      </w:pPr>
+      <w:rPr>
+        <w:rFonts w:ascii="Wingdings" w:hAnsi="Wingdings" w:hint="default"/>
+      </w:rPr>
+    </w:lvl>
+  </w:abstractNum>
+  <w:abstractNum w:abstractNumId="6" w15:restartNumberingAfterBreak="0">
     <w:nsid w:val="300B546D"/>
     <w:multiLevelType w:val="hybridMultilevel"/>
     <w:tmpl w:val="171281B2"/>
@@ -3154,7 +5144,7 @@
       </w:pPr>
     </w:lvl>
   </w:abstractNum>
-  <w:abstractNum w:abstractNumId="4" w15:restartNumberingAfterBreak="0">
+  <w:abstractNum w:abstractNumId="7" w15:restartNumberingAfterBreak="0">
     <w:nsid w:val="41326903"/>
     <w:multiLevelType w:val="hybridMultilevel"/>
     <w:tmpl w:val="44B89B9C"/>
@@ -3243,7 +5233,96 @@
       </w:pPr>
     </w:lvl>
   </w:abstractNum>
-  <w:abstractNum w:abstractNumId="5" w15:restartNumberingAfterBreak="0">
+  <w:abstractNum w:abstractNumId="8" w15:restartNumberingAfterBreak="0">
+    <w:nsid w:val="4B247A4C"/>
+    <w:multiLevelType w:val="hybridMultilevel"/>
+    <w:tmpl w:val="2A3A7B54"/>
+    <w:lvl w:ilvl="0" w:tplc="FFFFFFFF">
+      <w:start w:val="1"/>
+      <w:numFmt w:val="decimal"/>
+      <w:lvlText w:val="%1."/>
+      <w:lvlJc w:val="left"/>
+      <w:pPr>
+        <w:ind w:left="720" w:hanging="360"/>
+      </w:pPr>
+      <w:rPr>
+        <w:rFonts w:hint="default"/>
+      </w:rPr>
+    </w:lvl>
+    <w:lvl w:ilvl="1" w:tplc="FFFFFFFF" w:tentative="1">
+      <w:start w:val="1"/>
+      <w:numFmt w:val="lowerLetter"/>
+      <w:lvlText w:val="%2."/>
+      <w:lvlJc w:val="left"/>
+      <w:pPr>
+        <w:ind w:left="1440" w:hanging="360"/>
+      </w:pPr>
+    </w:lvl>
+    <w:lvl w:ilvl="2" w:tplc="FFFFFFFF" w:tentative="1">
+      <w:start w:val="1"/>
+      <w:numFmt w:val="lowerRoman"/>
+      <w:lvlText w:val="%3."/>
+      <w:lvlJc w:val="right"/>
+      <w:pPr>
+        <w:ind w:left="2160" w:hanging="180"/>
+      </w:pPr>
+    </w:lvl>
+    <w:lvl w:ilvl="3" w:tplc="FFFFFFFF" w:tentative="1">
+      <w:start w:val="1"/>
+      <w:numFmt w:val="decimal"/>
+      <w:lvlText w:val="%4."/>
+      <w:lvlJc w:val="left"/>
+      <w:pPr>
+        <w:ind w:left="2880" w:hanging="360"/>
+      </w:pPr>
+    </w:lvl>
+    <w:lvl w:ilvl="4" w:tplc="FFFFFFFF" w:tentative="1">
+      <w:start w:val="1"/>
+      <w:numFmt w:val="lowerLetter"/>
+      <w:lvlText w:val="%5."/>
+      <w:lvlJc w:val="left"/>
+      <w:pPr>
+        <w:ind w:left="3600" w:hanging="360"/>
+      </w:pPr>
+    </w:lvl>
+    <w:lvl w:ilvl="5" w:tplc="FFFFFFFF" w:tentative="1">
+      <w:start w:val="1"/>
+      <w:numFmt w:val="lowerRoman"/>
+      <w:lvlText w:val="%6."/>
+      <w:lvlJc w:val="right"/>
+      <w:pPr>
+        <w:ind w:left="4320" w:hanging="180"/>
+      </w:pPr>
+    </w:lvl>
+    <w:lvl w:ilvl="6" w:tplc="FFFFFFFF" w:tentative="1">
+      <w:start w:val="1"/>
+      <w:numFmt w:val="decimal"/>
+      <w:lvlText w:val="%7."/>
+      <w:lvlJc w:val="left"/>
+      <w:pPr>
+        <w:ind w:left="5040" w:hanging="360"/>
+      </w:pPr>
+    </w:lvl>
+    <w:lvl w:ilvl="7" w:tplc="FFFFFFFF" w:tentative="1">
+      <w:start w:val="1"/>
+      <w:numFmt w:val="lowerLetter"/>
+      <w:lvlText w:val="%8."/>
+      <w:lvlJc w:val="left"/>
+      <w:pPr>
+        <w:ind w:left="5760" w:hanging="360"/>
+      </w:pPr>
+    </w:lvl>
+    <w:lvl w:ilvl="8" w:tplc="FFFFFFFF" w:tentative="1">
+      <w:start w:val="1"/>
+      <w:numFmt w:val="lowerRoman"/>
+      <w:lvlText w:val="%9."/>
+      <w:lvlJc w:val="right"/>
+      <w:pPr>
+        <w:ind w:left="6480" w:hanging="180"/>
+      </w:pPr>
+    </w:lvl>
+  </w:abstractNum>
+  <w:abstractNum w:abstractNumId="9" w15:restartNumberingAfterBreak="0">
     <w:nsid w:val="51A14C7C"/>
     <w:multiLevelType w:val="hybridMultilevel"/>
     <w:tmpl w:val="66369978"/>
@@ -3332,7 +5411,96 @@
       </w:pPr>
     </w:lvl>
   </w:abstractNum>
-  <w:abstractNum w:abstractNumId="6" w15:restartNumberingAfterBreak="0">
+  <w:abstractNum w:abstractNumId="10" w15:restartNumberingAfterBreak="0">
+    <w:nsid w:val="6A97622F"/>
+    <w:multiLevelType w:val="hybridMultilevel"/>
+    <w:tmpl w:val="0554E344"/>
+    <w:lvl w:ilvl="0" w:tplc="0409000F">
+      <w:start w:val="1"/>
+      <w:numFmt w:val="decimal"/>
+      <w:lvlText w:val="%1."/>
+      <w:lvlJc w:val="left"/>
+      <w:pPr>
+        <w:ind w:left="720" w:hanging="360"/>
+      </w:pPr>
+      <w:rPr>
+        <w:rFonts w:hint="default"/>
+      </w:rPr>
+    </w:lvl>
+    <w:lvl w:ilvl="1" w:tplc="04090019" w:tentative="1">
+      <w:start w:val="1"/>
+      <w:numFmt w:val="lowerLetter"/>
+      <w:lvlText w:val="%2."/>
+      <w:lvlJc w:val="left"/>
+      <w:pPr>
+        <w:ind w:left="1440" w:hanging="360"/>
+      </w:pPr>
+    </w:lvl>
+    <w:lvl w:ilvl="2" w:tplc="0409001B" w:tentative="1">
+      <w:start w:val="1"/>
+      <w:numFmt w:val="lowerRoman"/>
+      <w:lvlText w:val="%3."/>
+      <w:lvlJc w:val="right"/>
+      <w:pPr>
+        <w:ind w:left="2160" w:hanging="180"/>
+      </w:pPr>
+    </w:lvl>
+    <w:lvl w:ilvl="3" w:tplc="0409000F" w:tentative="1">
+      <w:start w:val="1"/>
+      <w:numFmt w:val="decimal"/>
+      <w:lvlText w:val="%4."/>
+      <w:lvlJc w:val="left"/>
+      <w:pPr>
+        <w:ind w:left="2880" w:hanging="360"/>
+      </w:pPr>
+    </w:lvl>
+    <w:lvl w:ilvl="4" w:tplc="04090019" w:tentative="1">
+      <w:start w:val="1"/>
+      <w:numFmt w:val="lowerLetter"/>
+      <w:lvlText w:val="%5."/>
+      <w:lvlJc w:val="left"/>
+      <w:pPr>
+        <w:ind w:left="3600" w:hanging="360"/>
+      </w:pPr>
+    </w:lvl>
+    <w:lvl w:ilvl="5" w:tplc="0409001B" w:tentative="1">
+      <w:start w:val="1"/>
+      <w:numFmt w:val="lowerRoman"/>
+      <w:lvlText w:val="%6."/>
+      <w:lvlJc w:val="right"/>
+      <w:pPr>
+        <w:ind w:left="4320" w:hanging="180"/>
+      </w:pPr>
+    </w:lvl>
+    <w:lvl w:ilvl="6" w:tplc="0409000F" w:tentative="1">
+      <w:start w:val="1"/>
+      <w:numFmt w:val="decimal"/>
+      <w:lvlText w:val="%7."/>
+      <w:lvlJc w:val="left"/>
+      <w:pPr>
+        <w:ind w:left="5040" w:hanging="360"/>
+      </w:pPr>
+    </w:lvl>
+    <w:lvl w:ilvl="7" w:tplc="04090019" w:tentative="1">
+      <w:start w:val="1"/>
+      <w:numFmt w:val="lowerLetter"/>
+      <w:lvlText w:val="%8."/>
+      <w:lvlJc w:val="left"/>
+      <w:pPr>
+        <w:ind w:left="5760" w:hanging="360"/>
+      </w:pPr>
+    </w:lvl>
+    <w:lvl w:ilvl="8" w:tplc="0409001B" w:tentative="1">
+      <w:start w:val="1"/>
+      <w:numFmt w:val="lowerRoman"/>
+      <w:lvlText w:val="%9."/>
+      <w:lvlJc w:val="right"/>
+      <w:pPr>
+        <w:ind w:left="6480" w:hanging="180"/>
+      </w:pPr>
+    </w:lvl>
+  </w:abstractNum>
+  <w:abstractNum w:abstractNumId="11" w15:restartNumberingAfterBreak="0">
     <w:nsid w:val="70FA7CD4"/>
     <w:multiLevelType w:val="hybridMultilevel"/>
     <w:tmpl w:val="83060348"/>
@@ -3421,7 +5589,7 @@
       </w:pPr>
     </w:lvl>
   </w:abstractNum>
-  <w:abstractNum w:abstractNumId="7" w15:restartNumberingAfterBreak="0">
+  <w:abstractNum w:abstractNumId="12" w15:restartNumberingAfterBreak="0">
     <w:nsid w:val="72C42566"/>
     <w:multiLevelType w:val="hybridMultilevel"/>
     <w:tmpl w:val="2A3A7B54"/>
@@ -3510,7 +5678,7 @@
       </w:pPr>
     </w:lvl>
   </w:abstractNum>
-  <w:abstractNum w:abstractNumId="8" w15:restartNumberingAfterBreak="0">
+  <w:abstractNum w:abstractNumId="13" w15:restartNumberingAfterBreak="0">
     <w:nsid w:val="7658540D"/>
     <w:multiLevelType w:val="hybridMultilevel"/>
     <w:tmpl w:val="65281AA4"/>
@@ -3599,7 +5767,7 @@
       </w:pPr>
     </w:lvl>
   </w:abstractNum>
-  <w:abstractNum w:abstractNumId="9" w15:restartNumberingAfterBreak="0">
+  <w:abstractNum w:abstractNumId="14" w15:restartNumberingAfterBreak="0">
     <w:nsid w:val="77303D7E"/>
     <w:multiLevelType w:val="hybridMultilevel"/>
     <w:tmpl w:val="26E6D25E"/>
@@ -3689,34 +5857,49 @@
     </w:lvl>
   </w:abstractNum>
   <w:num w:numId="1" w16cid:durableId="2094086331">
+    <w:abstractNumId w:val="6"/>
+  </w:num>
+  <w:num w:numId="2" w16cid:durableId="1645041956">
+    <w:abstractNumId w:val="1"/>
+  </w:num>
+  <w:num w:numId="3" w16cid:durableId="373388983">
+    <w:abstractNumId w:val="14"/>
+  </w:num>
+  <w:num w:numId="4" w16cid:durableId="1171915713">
+    <w:abstractNumId w:val="9"/>
+  </w:num>
+  <w:num w:numId="5" w16cid:durableId="1722167586">
+    <w:abstractNumId w:val="7"/>
+  </w:num>
+  <w:num w:numId="6" w16cid:durableId="1106580549">
+    <w:abstractNumId w:val="11"/>
+  </w:num>
+  <w:num w:numId="7" w16cid:durableId="738407106">
+    <w:abstractNumId w:val="4"/>
+  </w:num>
+  <w:num w:numId="8" w16cid:durableId="352877418">
     <w:abstractNumId w:val="3"/>
   </w:num>
-  <w:num w:numId="2" w16cid:durableId="1645041956">
-    <w:abstractNumId w:val="0"/>
+  <w:num w:numId="9" w16cid:durableId="8919422">
+    <w:abstractNumId w:val="13"/>
   </w:num>
-  <w:num w:numId="3" w16cid:durableId="373388983">
-    <w:abstractNumId w:val="9"/>
+  <w:num w:numId="10" w16cid:durableId="883836582">
+    <w:abstractNumId w:val="12"/>
   </w:num>
-  <w:num w:numId="4" w16cid:durableId="1171915713">
+  <w:num w:numId="11" w16cid:durableId="129984092">
+    <w:abstractNumId w:val="8"/>
+  </w:num>
+  <w:num w:numId="12" w16cid:durableId="1710909419">
+    <w:abstractNumId w:val="10"/>
+  </w:num>
+  <w:num w:numId="13" w16cid:durableId="388267173">
     <w:abstractNumId w:val="5"/>
   </w:num>
-  <w:num w:numId="5" w16cid:durableId="1722167586">
-    <w:abstractNumId w:val="4"/>
-  </w:num>
-  <w:num w:numId="6" w16cid:durableId="1106580549">
-    <w:abstractNumId w:val="6"/>
-  </w:num>
-  <w:num w:numId="7" w16cid:durableId="738407106">
+  <w:num w:numId="14" w16cid:durableId="225728587">
     <w:abstractNumId w:val="2"/>
   </w:num>
-  <w:num w:numId="8" w16cid:durableId="352877418">
-    <w:abstractNumId w:val="1"/>
-  </w:num>
-  <w:num w:numId="9" w16cid:durableId="8919422">
-    <w:abstractNumId w:val="8"/>
-  </w:num>
-  <w:num w:numId="10" w16cid:durableId="883836582">
-    <w:abstractNumId w:val="7"/>
+  <w:num w:numId="15" w16cid:durableId="579142505">
+    <w:abstractNumId w:val="0"/>
   </w:num>
 </w:numbering>
 </file>

--- a/Java Full Stack and React.docx
+++ b/Java Full Stack and React.docx
@@ -3130,6 +3130,9 @@
         <w:ind w:left="0" w:firstLine="0"/>
       </w:pPr>
       <w:r>
+        <w:rPr>
+          <w:noProof/>
+        </w:rPr>
         <w:drawing>
           <wp:inline distT="0" distB="0" distL="0" distR="0" wp14:anchorId="55D653B4" wp14:editId="50408804">
             <wp:extent cx="5943600" cy="2033270"/>
@@ -3183,6 +3186,9 @@
         <w:ind w:left="0" w:firstLine="0"/>
       </w:pPr>
       <w:r>
+        <w:rPr>
+          <w:noProof/>
+        </w:rPr>
         <w:lastRenderedPageBreak/>
         <w:drawing>
           <wp:inline distT="0" distB="0" distL="0" distR="0" wp14:anchorId="659ED83D" wp14:editId="18D703EF">
@@ -3458,6 +3464,9 @@
         <w:ind w:left="0" w:firstLine="0"/>
       </w:pPr>
       <w:r>
+        <w:rPr>
+          <w:noProof/>
+        </w:rPr>
         <w:lastRenderedPageBreak/>
         <w:drawing>
           <wp:inline distT="0" distB="0" distL="0" distR="0" wp14:anchorId="37F3B1C7" wp14:editId="6745EF8A">
@@ -3517,6 +3526,9 @@
         <w:ind w:left="0" w:firstLine="0"/>
       </w:pPr>
       <w:r>
+        <w:rPr>
+          <w:noProof/>
+        </w:rPr>
         <w:lastRenderedPageBreak/>
         <w:drawing>
           <wp:inline distT="0" distB="0" distL="0" distR="0" wp14:anchorId="55BBF0A6" wp14:editId="0F32A41B">
@@ -3571,6 +3583,9 @@
         <w:ind w:left="0" w:firstLine="0"/>
       </w:pPr>
       <w:r>
+        <w:rPr>
+          <w:noProof/>
+        </w:rPr>
         <w:lastRenderedPageBreak/>
         <w:drawing>
           <wp:inline distT="0" distB="0" distL="0" distR="0" wp14:anchorId="127BF2A0" wp14:editId="26A9CCA2">
@@ -3827,6 +3842,9 @@
         <w:ind w:left="0" w:firstLine="0"/>
       </w:pPr>
       <w:r>
+        <w:rPr>
+          <w:noProof/>
+        </w:rPr>
         <w:drawing>
           <wp:inline distT="0" distB="0" distL="0" distR="0" wp14:anchorId="3D1A8395" wp14:editId="3D36C472">
             <wp:extent cx="4858428" cy="3277057"/>
@@ -3928,6 +3946,9 @@
         <w:ind w:left="0" w:firstLine="0"/>
       </w:pPr>
       <w:r>
+        <w:rPr>
+          <w:noProof/>
+        </w:rPr>
         <w:lastRenderedPageBreak/>
         <w:drawing>
           <wp:inline distT="0" distB="0" distL="0" distR="0" wp14:anchorId="55B7E5A1" wp14:editId="5B64BC52">
@@ -3998,6 +4019,9 @@
         <w:ind w:left="0" w:firstLine="0"/>
       </w:pPr>
       <w:r>
+        <w:rPr>
+          <w:noProof/>
+        </w:rPr>
         <w:drawing>
           <wp:inline distT="0" distB="0" distL="0" distR="0" wp14:anchorId="38206F19" wp14:editId="46A1FB09">
             <wp:extent cx="5943600" cy="1572895"/>
@@ -4162,6 +4186,9 @@
         <w:ind w:left="0" w:firstLine="0"/>
       </w:pPr>
       <w:r>
+        <w:rPr>
+          <w:noProof/>
+        </w:rPr>
         <w:drawing>
           <wp:inline distT="0" distB="0" distL="0" distR="0" wp14:anchorId="6ED9B894" wp14:editId="0491385C">
             <wp:extent cx="5943600" cy="2733675"/>
@@ -4215,6 +4242,9 @@
         <w:ind w:left="0" w:firstLine="0"/>
       </w:pPr>
       <w:r>
+        <w:rPr>
+          <w:noProof/>
+        </w:rPr>
         <w:drawing>
           <wp:inline distT="0" distB="0" distL="0" distR="0" wp14:anchorId="3CC2FDD8" wp14:editId="1F911193">
             <wp:extent cx="4448796" cy="2000529"/>
@@ -4279,6 +4309,9 @@
         <w:ind w:left="0" w:firstLine="0"/>
       </w:pPr>
       <w:r>
+        <w:rPr>
+          <w:noProof/>
+        </w:rPr>
         <w:lastRenderedPageBreak/>
         <w:drawing>
           <wp:inline distT="0" distB="0" distL="0" distR="0" wp14:anchorId="55E93E7B" wp14:editId="5924B95C">
@@ -4341,6 +4374,9 @@
         <w:ind w:left="0" w:firstLine="0"/>
       </w:pPr>
       <w:r>
+        <w:rPr>
+          <w:noProof/>
+        </w:rPr>
         <w:drawing>
           <wp:inline distT="0" distB="0" distL="0" distR="0" wp14:anchorId="0130235B" wp14:editId="50671EAC">
             <wp:extent cx="5943600" cy="4047490"/>
@@ -4394,6 +4430,9 @@
         <w:ind w:left="0" w:firstLine="0"/>
       </w:pPr>
       <w:r>
+        <w:rPr>
+          <w:noProof/>
+        </w:rPr>
         <w:lastRenderedPageBreak/>
         <w:drawing>
           <wp:inline distT="0" distB="0" distL="0" distR="0" wp14:anchorId="2D727AC1" wp14:editId="6F48EF7C">
@@ -4437,6 +4476,989 @@
         <w:ind w:left="0" w:firstLine="0"/>
       </w:pPr>
     </w:p>
+    <w:p>
+      <w:pPr>
+        <w:ind w:left="0" w:firstLine="0"/>
+      </w:pPr>
+      <w:r>
+        <w:rPr>
+          <w:highlight w:val="yellow"/>
+        </w:rPr>
+        <w:t>props:</w:t>
+      </w:r>
+      <w:r>
+        <w:t xml:space="preserve"> It is used to share the data from one component to another component</w:t>
+      </w:r>
+    </w:p>
+    <w:p>
+      <w:pPr>
+        <w:ind w:left="0" w:firstLine="0"/>
+      </w:pPr>
+      <w:r>
+        <w:rPr>
+          <w:highlight w:val="yellow"/>
+        </w:rPr>
+        <w:t>Profile.jsx</w:t>
+      </w:r>
+    </w:p>
+    <w:p>
+      <w:pPr>
+        <w:ind w:left="0" w:firstLine="0"/>
+      </w:pPr>
+      <w:r>
+        <w:lastRenderedPageBreak/>
+        <w:drawing>
+          <wp:inline distT="0" distB="0" distL="0" distR="0" wp14:anchorId="6E231405" wp14:editId="2AD5566E">
+            <wp:extent cx="5943600" cy="4846955"/>
+            <wp:effectExtent l="0" t="0" r="0" b="0"/>
+            <wp:docPr id="545996363" name="Picture 1"/>
+            <wp:cNvGraphicFramePr>
+              <a:graphicFrameLocks xmlns:a="http://schemas.openxmlformats.org/drawingml/2006/main" noChangeAspect="1"/>
+            </wp:cNvGraphicFramePr>
+            <a:graphic xmlns:a="http://schemas.openxmlformats.org/drawingml/2006/main">
+              <a:graphicData uri="http://schemas.openxmlformats.org/drawingml/2006/picture">
+                <pic:pic xmlns:pic="http://schemas.openxmlformats.org/drawingml/2006/picture">
+                  <pic:nvPicPr>
+                    <pic:cNvPr id="545996363" name=""/>
+                    <pic:cNvPicPr/>
+                  </pic:nvPicPr>
+                  <pic:blipFill>
+                    <a:blip r:embed="rId49"/>
+                    <a:stretch>
+                      <a:fillRect/>
+                    </a:stretch>
+                  </pic:blipFill>
+                  <pic:spPr>
+                    <a:xfrm>
+                      <a:off x="0" y="0"/>
+                      <a:ext cx="5943600" cy="4846955"/>
+                    </a:xfrm>
+                    <a:prstGeom prst="rect">
+                      <a:avLst/>
+                    </a:prstGeom>
+                  </pic:spPr>
+                </pic:pic>
+              </a:graphicData>
+            </a:graphic>
+          </wp:inline>
+        </w:drawing>
+      </w:r>
+    </w:p>
+    <w:p>
+      <w:pPr>
+        <w:ind w:left="0" w:firstLine="0"/>
+      </w:pPr>
+      <w:proofErr w:type="spellStart"/>
+      <w:r>
+        <w:rPr>
+          <w:highlight w:val="yellow"/>
+        </w:rPr>
+        <w:t>App.jsx</w:t>
+      </w:r>
+      <w:proofErr w:type="spellEnd"/>
+    </w:p>
+    <w:p>
+      <w:pPr>
+        <w:ind w:left="0" w:firstLine="0"/>
+      </w:pPr>
+      <w:r>
+        <w:lastRenderedPageBreak/>
+        <w:drawing>
+          <wp:inline distT="0" distB="0" distL="0" distR="0" wp14:anchorId="00DA3C55" wp14:editId="4E95D044">
+            <wp:extent cx="5943600" cy="5601335"/>
+            <wp:effectExtent l="0" t="0" r="0" b="0"/>
+            <wp:docPr id="1581432109" name="Picture 1"/>
+            <wp:cNvGraphicFramePr>
+              <a:graphicFrameLocks xmlns:a="http://schemas.openxmlformats.org/drawingml/2006/main" noChangeAspect="1"/>
+            </wp:cNvGraphicFramePr>
+            <a:graphic xmlns:a="http://schemas.openxmlformats.org/drawingml/2006/main">
+              <a:graphicData uri="http://schemas.openxmlformats.org/drawingml/2006/picture">
+                <pic:pic xmlns:pic="http://schemas.openxmlformats.org/drawingml/2006/picture">
+                  <pic:nvPicPr>
+                    <pic:cNvPr id="1581432109" name=""/>
+                    <pic:cNvPicPr/>
+                  </pic:nvPicPr>
+                  <pic:blipFill>
+                    <a:blip r:embed="rId50"/>
+                    <a:stretch>
+                      <a:fillRect/>
+                    </a:stretch>
+                  </pic:blipFill>
+                  <pic:spPr>
+                    <a:xfrm>
+                      <a:off x="0" y="0"/>
+                      <a:ext cx="5943600" cy="5601335"/>
+                    </a:xfrm>
+                    <a:prstGeom prst="rect">
+                      <a:avLst/>
+                    </a:prstGeom>
+                  </pic:spPr>
+                </pic:pic>
+              </a:graphicData>
+            </a:graphic>
+          </wp:inline>
+        </w:drawing>
+      </w:r>
+    </w:p>
+    <w:p>
+      <w:pPr>
+        <w:ind w:left="0" w:firstLine="0"/>
+      </w:pPr>
+    </w:p>
+    <w:p>
+      <w:pPr>
+        <w:ind w:left="0" w:firstLine="0"/>
+      </w:pPr>
+      <w:r>
+        <w:rPr>
+          <w:highlight w:val="yellow"/>
+        </w:rPr>
+        <w:t>Passing objects &amp; arrays as props to the components</w:t>
+      </w:r>
+    </w:p>
+    <w:p>
+      <w:pPr>
+        <w:ind w:left="0" w:firstLine="0"/>
+      </w:pPr>
+      <w:r>
+        <w:rPr>
+          <w:highlight w:val="yellow"/>
+        </w:rPr>
+        <w:t>Passing objects</w:t>
+      </w:r>
+    </w:p>
+    <w:p>
+      <w:pPr>
+        <w:ind w:left="0" w:firstLine="0"/>
+      </w:pPr>
+      <w:proofErr w:type="spellStart"/>
+      <w:r>
+        <w:rPr>
+          <w:highlight w:val="yellow"/>
+        </w:rPr>
+        <w:t>App.jsx</w:t>
+      </w:r>
+      <w:proofErr w:type="spellEnd"/>
+    </w:p>
+    <w:p>
+      <w:pPr>
+        <w:ind w:left="0" w:firstLine="0"/>
+      </w:pPr>
+      <w:r>
+        <w:lastRenderedPageBreak/>
+        <w:drawing>
+          <wp:inline distT="0" distB="0" distL="0" distR="0" wp14:anchorId="391EE36D" wp14:editId="170BFED5">
+            <wp:extent cx="5943600" cy="5494020"/>
+            <wp:effectExtent l="0" t="0" r="0" b="0"/>
+            <wp:docPr id="987093872" name="Picture 1"/>
+            <wp:cNvGraphicFramePr>
+              <a:graphicFrameLocks xmlns:a="http://schemas.openxmlformats.org/drawingml/2006/main" noChangeAspect="1"/>
+            </wp:cNvGraphicFramePr>
+            <a:graphic xmlns:a="http://schemas.openxmlformats.org/drawingml/2006/main">
+              <a:graphicData uri="http://schemas.openxmlformats.org/drawingml/2006/picture">
+                <pic:pic xmlns:pic="http://schemas.openxmlformats.org/drawingml/2006/picture">
+                  <pic:nvPicPr>
+                    <pic:cNvPr id="987093872" name=""/>
+                    <pic:cNvPicPr/>
+                  </pic:nvPicPr>
+                  <pic:blipFill>
+                    <a:blip r:embed="rId51"/>
+                    <a:stretch>
+                      <a:fillRect/>
+                    </a:stretch>
+                  </pic:blipFill>
+                  <pic:spPr>
+                    <a:xfrm>
+                      <a:off x="0" y="0"/>
+                      <a:ext cx="5943600" cy="5494020"/>
+                    </a:xfrm>
+                    <a:prstGeom prst="rect">
+                      <a:avLst/>
+                    </a:prstGeom>
+                  </pic:spPr>
+                </pic:pic>
+              </a:graphicData>
+            </a:graphic>
+          </wp:inline>
+        </w:drawing>
+      </w:r>
+    </w:p>
+    <w:p>
+      <w:pPr>
+        <w:ind w:left="0" w:firstLine="0"/>
+      </w:pPr>
+      <w:r>
+        <w:rPr>
+          <w:highlight w:val="yellow"/>
+        </w:rPr>
+        <w:t>Profile.jsx</w:t>
+      </w:r>
+    </w:p>
+    <w:p>
+      <w:pPr>
+        <w:ind w:left="0" w:firstLine="0"/>
+      </w:pPr>
+      <w:r>
+        <w:lastRenderedPageBreak/>
+        <w:drawing>
+          <wp:inline distT="0" distB="0" distL="0" distR="0" wp14:anchorId="2463CF68" wp14:editId="1BFBFDD1">
+            <wp:extent cx="5943600" cy="4943475"/>
+            <wp:effectExtent l="0" t="0" r="0" b="9525"/>
+            <wp:docPr id="1919467435" name="Picture 1"/>
+            <wp:cNvGraphicFramePr>
+              <a:graphicFrameLocks xmlns:a="http://schemas.openxmlformats.org/drawingml/2006/main" noChangeAspect="1"/>
+            </wp:cNvGraphicFramePr>
+            <a:graphic xmlns:a="http://schemas.openxmlformats.org/drawingml/2006/main">
+              <a:graphicData uri="http://schemas.openxmlformats.org/drawingml/2006/picture">
+                <pic:pic xmlns:pic="http://schemas.openxmlformats.org/drawingml/2006/picture">
+                  <pic:nvPicPr>
+                    <pic:cNvPr id="1919467435" name=""/>
+                    <pic:cNvPicPr/>
+                  </pic:nvPicPr>
+                  <pic:blipFill>
+                    <a:blip r:embed="rId52"/>
+                    <a:stretch>
+                      <a:fillRect/>
+                    </a:stretch>
+                  </pic:blipFill>
+                  <pic:spPr>
+                    <a:xfrm>
+                      <a:off x="0" y="0"/>
+                      <a:ext cx="5943600" cy="4943475"/>
+                    </a:xfrm>
+                    <a:prstGeom prst="rect">
+                      <a:avLst/>
+                    </a:prstGeom>
+                  </pic:spPr>
+                </pic:pic>
+              </a:graphicData>
+            </a:graphic>
+          </wp:inline>
+        </w:drawing>
+      </w:r>
+    </w:p>
+    <w:p>
+      <w:pPr>
+        <w:ind w:left="0" w:firstLine="0"/>
+      </w:pPr>
+      <w:r>
+        <w:rPr>
+          <w:highlight w:val="yellow"/>
+        </w:rPr>
+        <w:t>Output:</w:t>
+      </w:r>
+    </w:p>
+    <w:p>
+      <w:pPr>
+        <w:ind w:left="0" w:firstLine="0"/>
+      </w:pPr>
+      <w:r>
+        <w:lastRenderedPageBreak/>
+        <w:drawing>
+          <wp:inline distT="0" distB="0" distL="0" distR="0" wp14:anchorId="54E48063" wp14:editId="2661E860">
+            <wp:extent cx="5943600" cy="2762885"/>
+            <wp:effectExtent l="0" t="0" r="0" b="0"/>
+            <wp:docPr id="1143553883" name="Picture 1"/>
+            <wp:cNvGraphicFramePr>
+              <a:graphicFrameLocks xmlns:a="http://schemas.openxmlformats.org/drawingml/2006/main" noChangeAspect="1"/>
+            </wp:cNvGraphicFramePr>
+            <a:graphic xmlns:a="http://schemas.openxmlformats.org/drawingml/2006/main">
+              <a:graphicData uri="http://schemas.openxmlformats.org/drawingml/2006/picture">
+                <pic:pic xmlns:pic="http://schemas.openxmlformats.org/drawingml/2006/picture">
+                  <pic:nvPicPr>
+                    <pic:cNvPr id="1143553883" name=""/>
+                    <pic:cNvPicPr/>
+                  </pic:nvPicPr>
+                  <pic:blipFill>
+                    <a:blip r:embed="rId53"/>
+                    <a:stretch>
+                      <a:fillRect/>
+                    </a:stretch>
+                  </pic:blipFill>
+                  <pic:spPr>
+                    <a:xfrm>
+                      <a:off x="0" y="0"/>
+                      <a:ext cx="5943600" cy="2762885"/>
+                    </a:xfrm>
+                    <a:prstGeom prst="rect">
+                      <a:avLst/>
+                    </a:prstGeom>
+                  </pic:spPr>
+                </pic:pic>
+              </a:graphicData>
+            </a:graphic>
+          </wp:inline>
+        </w:drawing>
+      </w:r>
+    </w:p>
+    <w:p>
+      <w:pPr>
+        <w:ind w:left="0" w:firstLine="0"/>
+      </w:pPr>
+      <w:r>
+        <w:rPr>
+          <w:highlight w:val="yellow"/>
+        </w:rPr>
+        <w:t>Modern Javascript syntax</w:t>
+      </w:r>
+    </w:p>
+    <w:p>
+      <w:pPr>
+        <w:pStyle w:val="ListParagraph"/>
+        <w:numPr>
+          <w:ilvl w:val="0"/>
+          <w:numId w:val="16"/>
+        </w:numPr>
+      </w:pPr>
+      <w:r>
+        <w:t xml:space="preserve">let </w:t>
+      </w:r>
+    </w:p>
+    <w:p>
+      <w:pPr>
+        <w:pStyle w:val="ListParagraph"/>
+        <w:numPr>
+          <w:ilvl w:val="0"/>
+          <w:numId w:val="16"/>
+        </w:numPr>
+      </w:pPr>
+      <w:r>
+        <w:t>arrow functions</w:t>
+      </w:r>
+    </w:p>
+    <w:p>
+      <w:pPr>
+        <w:pStyle w:val="ListParagraph"/>
+        <w:numPr>
+          <w:ilvl w:val="0"/>
+          <w:numId w:val="16"/>
+        </w:numPr>
+      </w:pPr>
+      <w:r>
+        <w:t>rest &amp; spread operator</w:t>
+      </w:r>
+    </w:p>
+    <w:p>
+      <w:pPr>
+        <w:pStyle w:val="ListParagraph"/>
+        <w:numPr>
+          <w:ilvl w:val="0"/>
+          <w:numId w:val="16"/>
+        </w:numPr>
+      </w:pPr>
+      <w:r>
+        <w:t xml:space="preserve">template strings </w:t>
+      </w:r>
+    </w:p>
+    <w:p>
+      <w:pPr>
+        <w:pStyle w:val="ListParagraph"/>
+        <w:numPr>
+          <w:ilvl w:val="0"/>
+          <w:numId w:val="16"/>
+        </w:numPr>
+      </w:pPr>
+      <w:r>
+        <w:t>Destructuring</w:t>
+      </w:r>
+    </w:p>
+    <w:p>
+      <w:pPr>
+        <w:pStyle w:val="ListParagraph"/>
+        <w:numPr>
+          <w:ilvl w:val="0"/>
+          <w:numId w:val="16"/>
+        </w:numPr>
+      </w:pPr>
+      <w:r>
+        <w:t>Promises</w:t>
+      </w:r>
+    </w:p>
+    <w:p>
+      <w:pPr>
+        <w:ind w:left="360" w:firstLine="0"/>
+      </w:pPr>
+      <w:r>
+        <w:lastRenderedPageBreak/>
+        <w:drawing>
+          <wp:inline distT="0" distB="0" distL="0" distR="0" wp14:anchorId="54070B81" wp14:editId="1C091276">
+            <wp:extent cx="5943600" cy="4347845"/>
+            <wp:effectExtent l="0" t="0" r="0" b="0"/>
+            <wp:docPr id="956522113" name="Picture 1"/>
+            <wp:cNvGraphicFramePr>
+              <a:graphicFrameLocks xmlns:a="http://schemas.openxmlformats.org/drawingml/2006/main" noChangeAspect="1"/>
+            </wp:cNvGraphicFramePr>
+            <a:graphic xmlns:a="http://schemas.openxmlformats.org/drawingml/2006/main">
+              <a:graphicData uri="http://schemas.openxmlformats.org/drawingml/2006/picture">
+                <pic:pic xmlns:pic="http://schemas.openxmlformats.org/drawingml/2006/picture">
+                  <pic:nvPicPr>
+                    <pic:cNvPr id="956522113" name=""/>
+                    <pic:cNvPicPr/>
+                  </pic:nvPicPr>
+                  <pic:blipFill>
+                    <a:blip r:embed="rId54"/>
+                    <a:stretch>
+                      <a:fillRect/>
+                    </a:stretch>
+                  </pic:blipFill>
+                  <pic:spPr>
+                    <a:xfrm>
+                      <a:off x="0" y="0"/>
+                      <a:ext cx="5943600" cy="4347845"/>
+                    </a:xfrm>
+                    <a:prstGeom prst="rect">
+                      <a:avLst/>
+                    </a:prstGeom>
+                  </pic:spPr>
+                </pic:pic>
+              </a:graphicData>
+            </a:graphic>
+          </wp:inline>
+        </w:drawing>
+      </w:r>
+    </w:p>
+    <w:p>
+      <w:pPr>
+        <w:ind w:left="360" w:firstLine="0"/>
+      </w:pPr>
+      <w:r>
+        <w:t>let &amp; const are used to create scoped variables, where let variables can be modified, const variables can’t be modified.</w:t>
+      </w:r>
+    </w:p>
+    <w:p>
+      <w:pPr>
+        <w:ind w:left="360" w:firstLine="0"/>
+      </w:pPr>
+      <w:r>
+        <w:rPr>
+          <w:highlight w:val="yellow"/>
+        </w:rPr>
+        <w:t>Template strings:</w:t>
+      </w:r>
+    </w:p>
+    <w:p>
+      <w:pPr>
+        <w:ind w:left="360" w:firstLine="0"/>
+      </w:pPr>
+      <w:r>
+        <w:t xml:space="preserve">let url = `http://localhost:8080/${id}/${name}`; </w:t>
+      </w:r>
+    </w:p>
+    <w:p>
+      <w:pPr>
+        <w:ind w:left="360" w:firstLine="0"/>
+      </w:pPr>
+      <w:r>
+        <w:t>older approach</w:t>
+      </w:r>
+    </w:p>
+    <w:p>
+      <w:pPr>
+        <w:ind w:left="360" w:firstLine="0"/>
+      </w:pPr>
+      <w:r>
+        <w:t>let url = “</w:t>
+      </w:r>
+      <w:proofErr w:type="gramStart"/>
+      <w:r>
+        <w:t>http://localhost:8080/”+</w:t>
+      </w:r>
+      <w:proofErr w:type="gramEnd"/>
+      <w:r>
+        <w:t>id+”</w:t>
+      </w:r>
+      <w:proofErr w:type="gramStart"/>
+      <w:r>
+        <w:t>/”+</w:t>
+      </w:r>
+      <w:proofErr w:type="gramEnd"/>
+      <w:r>
+        <w:t>name</w:t>
+      </w:r>
+      <w:r>
+        <w:t>;</w:t>
+      </w:r>
+    </w:p>
+    <w:p>
+      <w:pPr>
+        <w:ind w:left="360" w:firstLine="0"/>
+      </w:pPr>
+    </w:p>
+    <w:p>
+      <w:pPr>
+        <w:ind w:left="360" w:firstLine="0"/>
+      </w:pPr>
+      <w:r>
+        <w:rPr>
+          <w:highlight w:val="yellow"/>
+        </w:rPr>
+        <w:t>Promise:</w:t>
+      </w:r>
+      <w:r>
+        <w:t xml:space="preserve"> It is an object that does asynchronous task, it will have two states one is resolved state</w:t>
+      </w:r>
+      <w:r>
+        <w:t xml:space="preserve"> [successful]</w:t>
+      </w:r>
+      <w:r>
+        <w:t xml:space="preserve"> or rejected state</w:t>
+      </w:r>
+      <w:r>
+        <w:t xml:space="preserve"> [failed]</w:t>
+      </w:r>
+      <w:r>
+        <w:t xml:space="preserve">, to handle resolve or reject we have to </w:t>
+      </w:r>
+      <w:proofErr w:type="gramStart"/>
+      <w:r>
+        <w:t>use .then</w:t>
+      </w:r>
+      <w:proofErr w:type="gramEnd"/>
+      <w:r>
+        <w:t xml:space="preserve">() </w:t>
+      </w:r>
+      <w:proofErr w:type="gramStart"/>
+      <w:r>
+        <w:t>and .catch</w:t>
+      </w:r>
+      <w:proofErr w:type="gramEnd"/>
+      <w:r>
+        <w:t>() of Promise</w:t>
+      </w:r>
+    </w:p>
+    <w:p>
+      <w:pPr>
+        <w:ind w:left="360" w:firstLine="0"/>
+      </w:pPr>
+    </w:p>
+    <w:p>
+      <w:pPr>
+        <w:ind w:left="360" w:firstLine="0"/>
+      </w:pPr>
+      <w:r>
+        <w:lastRenderedPageBreak/>
+        <w:drawing>
+          <wp:inline distT="0" distB="0" distL="0" distR="0" wp14:anchorId="2645D995" wp14:editId="30DDAA12">
+            <wp:extent cx="5943600" cy="4418330"/>
+            <wp:effectExtent l="0" t="0" r="0" b="1270"/>
+            <wp:docPr id="1332536788" name="Picture 1"/>
+            <wp:cNvGraphicFramePr>
+              <a:graphicFrameLocks xmlns:a="http://schemas.openxmlformats.org/drawingml/2006/main" noChangeAspect="1"/>
+            </wp:cNvGraphicFramePr>
+            <a:graphic xmlns:a="http://schemas.openxmlformats.org/drawingml/2006/main">
+              <a:graphicData uri="http://schemas.openxmlformats.org/drawingml/2006/picture">
+                <pic:pic xmlns:pic="http://schemas.openxmlformats.org/drawingml/2006/picture">
+                  <pic:nvPicPr>
+                    <pic:cNvPr id="1332536788" name=""/>
+                    <pic:cNvPicPr/>
+                  </pic:nvPicPr>
+                  <pic:blipFill>
+                    <a:blip r:embed="rId55"/>
+                    <a:stretch>
+                      <a:fillRect/>
+                    </a:stretch>
+                  </pic:blipFill>
+                  <pic:spPr>
+                    <a:xfrm>
+                      <a:off x="0" y="0"/>
+                      <a:ext cx="5943600" cy="4418330"/>
+                    </a:xfrm>
+                    <a:prstGeom prst="rect">
+                      <a:avLst/>
+                    </a:prstGeom>
+                  </pic:spPr>
+                </pic:pic>
+              </a:graphicData>
+            </a:graphic>
+          </wp:inline>
+        </w:drawing>
+      </w:r>
+    </w:p>
+    <w:p>
+      <w:pPr>
+        <w:ind w:left="360" w:firstLine="0"/>
+      </w:pPr>
+      <w:proofErr w:type="spellStart"/>
+      <w:r>
+        <w:rPr>
+          <w:highlight w:val="yellow"/>
+        </w:rPr>
+        <w:t>App.jsx</w:t>
+      </w:r>
+      <w:proofErr w:type="spellEnd"/>
+    </w:p>
+    <w:p>
+      <w:pPr>
+        <w:ind w:left="360" w:firstLine="0"/>
+      </w:pPr>
+      <w:r>
+        <w:lastRenderedPageBreak/>
+        <w:drawing>
+          <wp:inline distT="0" distB="0" distL="0" distR="0" wp14:anchorId="3E5DE4D0" wp14:editId="7D774541">
+            <wp:extent cx="5943600" cy="3721735"/>
+            <wp:effectExtent l="0" t="0" r="0" b="0"/>
+            <wp:docPr id="1340493378" name="Picture 1"/>
+            <wp:cNvGraphicFramePr>
+              <a:graphicFrameLocks xmlns:a="http://schemas.openxmlformats.org/drawingml/2006/main" noChangeAspect="1"/>
+            </wp:cNvGraphicFramePr>
+            <a:graphic xmlns:a="http://schemas.openxmlformats.org/drawingml/2006/main">
+              <a:graphicData uri="http://schemas.openxmlformats.org/drawingml/2006/picture">
+                <pic:pic xmlns:pic="http://schemas.openxmlformats.org/drawingml/2006/picture">
+                  <pic:nvPicPr>
+                    <pic:cNvPr id="1340493378" name=""/>
+                    <pic:cNvPicPr/>
+                  </pic:nvPicPr>
+                  <pic:blipFill>
+                    <a:blip r:embed="rId56"/>
+                    <a:stretch>
+                      <a:fillRect/>
+                    </a:stretch>
+                  </pic:blipFill>
+                  <pic:spPr>
+                    <a:xfrm>
+                      <a:off x="0" y="0"/>
+                      <a:ext cx="5943600" cy="3721735"/>
+                    </a:xfrm>
+                    <a:prstGeom prst="rect">
+                      <a:avLst/>
+                    </a:prstGeom>
+                  </pic:spPr>
+                </pic:pic>
+              </a:graphicData>
+            </a:graphic>
+          </wp:inline>
+        </w:drawing>
+      </w:r>
+    </w:p>
+    <w:p>
+      <w:pPr>
+        <w:ind w:left="360" w:firstLine="0"/>
+      </w:pPr>
+      <w:r>
+        <w:rPr>
+          <w:highlight w:val="yellow"/>
+        </w:rPr>
+        <w:t>Output</w:t>
+      </w:r>
+    </w:p>
+    <w:p>
+      <w:pPr>
+        <w:ind w:left="360" w:firstLine="0"/>
+      </w:pPr>
+      <w:r>
+        <w:drawing>
+          <wp:inline distT="0" distB="0" distL="0" distR="0" wp14:anchorId="633A62A0" wp14:editId="51E67A40">
+            <wp:extent cx="4282811" cy="3010161"/>
+            <wp:effectExtent l="0" t="0" r="3810" b="0"/>
+            <wp:docPr id="1588288271" name="Picture 1"/>
+            <wp:cNvGraphicFramePr>
+              <a:graphicFrameLocks xmlns:a="http://schemas.openxmlformats.org/drawingml/2006/main" noChangeAspect="1"/>
+            </wp:cNvGraphicFramePr>
+            <a:graphic xmlns:a="http://schemas.openxmlformats.org/drawingml/2006/main">
+              <a:graphicData uri="http://schemas.openxmlformats.org/drawingml/2006/picture">
+                <pic:pic xmlns:pic="http://schemas.openxmlformats.org/drawingml/2006/picture">
+                  <pic:nvPicPr>
+                    <pic:cNvPr id="1588288271" name=""/>
+                    <pic:cNvPicPr/>
+                  </pic:nvPicPr>
+                  <pic:blipFill>
+                    <a:blip r:embed="rId57"/>
+                    <a:stretch>
+                      <a:fillRect/>
+                    </a:stretch>
+                  </pic:blipFill>
+                  <pic:spPr>
+                    <a:xfrm>
+                      <a:off x="0" y="0"/>
+                      <a:ext cx="4282811" cy="3010161"/>
+                    </a:xfrm>
+                    <a:prstGeom prst="rect">
+                      <a:avLst/>
+                    </a:prstGeom>
+                  </pic:spPr>
+                </pic:pic>
+              </a:graphicData>
+            </a:graphic>
+          </wp:inline>
+        </w:drawing>
+      </w:r>
+    </w:p>
+    <w:p>
+      <w:pPr>
+        <w:ind w:left="360" w:firstLine="0"/>
+      </w:pPr>
+    </w:p>
+    <w:p>
+      <w:pPr>
+        <w:ind w:left="360" w:firstLine="0"/>
+      </w:pPr>
+      <w:r>
+        <w:rPr>
+          <w:highlight w:val="yellow"/>
+        </w:rPr>
+        <w:t>How to work with an array in React.js</w:t>
+      </w:r>
+    </w:p>
+    <w:p>
+      <w:pPr>
+        <w:ind w:left="360" w:firstLine="0"/>
+      </w:pPr>
+      <w:r>
+        <w:lastRenderedPageBreak/>
+        <w:t>You can use map function of array, which iterates the array and transforms to another form</w:t>
+      </w:r>
+    </w:p>
+    <w:p>
+      <w:pPr>
+        <w:ind w:left="360" w:firstLine="0"/>
+      </w:pPr>
+      <w:r>
+        <w:t>let names = [“Alex”, “Raj”, “Vijay”];</w:t>
+      </w:r>
+    </w:p>
+    <w:p>
+      <w:pPr>
+        <w:ind w:left="360" w:firstLine="0"/>
+      </w:pPr>
+      <w:proofErr w:type="gramStart"/>
+      <w:r>
+        <w:t>names.map( (</w:t>
+      </w:r>
+      <w:proofErr w:type="gramEnd"/>
+      <w:r>
+        <w:t>name, index) =&gt; &lt;li&gt;{name}&lt;/li&gt;);</w:t>
+      </w:r>
+    </w:p>
+    <w:p>
+      <w:pPr>
+        <w:ind w:left="360" w:firstLine="0"/>
+      </w:pPr>
+      <w:r>
+        <w:t xml:space="preserve">Note: While using arrays we must give unique keys for the iterated elements, which must be unique, we should avoid giving index, </w:t>
+      </w:r>
+      <w:proofErr w:type="spellStart"/>
+      <w:r>
+        <w:t>thought</w:t>
+      </w:r>
+      <w:proofErr w:type="spellEnd"/>
+      <w:r>
+        <w:t xml:space="preserve"> it is unique.</w:t>
+      </w:r>
+    </w:p>
+    <w:p>
+      <w:pPr>
+        <w:ind w:left="360" w:firstLine="0"/>
+      </w:pPr>
+      <w:r>
+        <w:rPr>
+          <w:highlight w:val="yellow"/>
+        </w:rPr>
+        <w:t>Profile.jsx</w:t>
+      </w:r>
+    </w:p>
+    <w:p>
+      <w:pPr>
+        <w:ind w:left="360" w:firstLine="0"/>
+      </w:pPr>
+      <w:r>
+        <w:drawing>
+          <wp:inline distT="0" distB="0" distL="0" distR="0" wp14:anchorId="07CDFA4B" wp14:editId="5278B63D">
+            <wp:extent cx="5943600" cy="3446780"/>
+            <wp:effectExtent l="0" t="0" r="0" b="1270"/>
+            <wp:docPr id="2052613872" name="Picture 1"/>
+            <wp:cNvGraphicFramePr>
+              <a:graphicFrameLocks xmlns:a="http://schemas.openxmlformats.org/drawingml/2006/main" noChangeAspect="1"/>
+            </wp:cNvGraphicFramePr>
+            <a:graphic xmlns:a="http://schemas.openxmlformats.org/drawingml/2006/main">
+              <a:graphicData uri="http://schemas.openxmlformats.org/drawingml/2006/picture">
+                <pic:pic xmlns:pic="http://schemas.openxmlformats.org/drawingml/2006/picture">
+                  <pic:nvPicPr>
+                    <pic:cNvPr id="2052613872" name=""/>
+                    <pic:cNvPicPr/>
+                  </pic:nvPicPr>
+                  <pic:blipFill>
+                    <a:blip r:embed="rId58"/>
+                    <a:stretch>
+                      <a:fillRect/>
+                    </a:stretch>
+                  </pic:blipFill>
+                  <pic:spPr>
+                    <a:xfrm>
+                      <a:off x="0" y="0"/>
+                      <a:ext cx="5943600" cy="3446780"/>
+                    </a:xfrm>
+                    <a:prstGeom prst="rect">
+                      <a:avLst/>
+                    </a:prstGeom>
+                  </pic:spPr>
+                </pic:pic>
+              </a:graphicData>
+            </a:graphic>
+          </wp:inline>
+        </w:drawing>
+      </w:r>
+    </w:p>
+    <w:p>
+      <w:pPr>
+        <w:ind w:left="360" w:firstLine="0"/>
+      </w:pPr>
+      <w:proofErr w:type="spellStart"/>
+      <w:r>
+        <w:rPr>
+          <w:highlight w:val="yellow"/>
+        </w:rPr>
+        <w:t>App.jsx</w:t>
+      </w:r>
+      <w:proofErr w:type="spellEnd"/>
+    </w:p>
+    <w:p>
+      <w:pPr>
+        <w:ind w:left="360" w:firstLine="0"/>
+      </w:pPr>
+      <w:r>
+        <w:lastRenderedPageBreak/>
+        <w:drawing>
+          <wp:inline distT="0" distB="0" distL="0" distR="0" wp14:anchorId="04AD4BFC" wp14:editId="7E490ECB">
+            <wp:extent cx="5943600" cy="5616575"/>
+            <wp:effectExtent l="0" t="0" r="0" b="3175"/>
+            <wp:docPr id="1067943181" name="Picture 1"/>
+            <wp:cNvGraphicFramePr>
+              <a:graphicFrameLocks xmlns:a="http://schemas.openxmlformats.org/drawingml/2006/main" noChangeAspect="1"/>
+            </wp:cNvGraphicFramePr>
+            <a:graphic xmlns:a="http://schemas.openxmlformats.org/drawingml/2006/main">
+              <a:graphicData uri="http://schemas.openxmlformats.org/drawingml/2006/picture">
+                <pic:pic xmlns:pic="http://schemas.openxmlformats.org/drawingml/2006/picture">
+                  <pic:nvPicPr>
+                    <pic:cNvPr id="1067943181" name=""/>
+                    <pic:cNvPicPr/>
+                  </pic:nvPicPr>
+                  <pic:blipFill>
+                    <a:blip r:embed="rId59"/>
+                    <a:stretch>
+                      <a:fillRect/>
+                    </a:stretch>
+                  </pic:blipFill>
+                  <pic:spPr>
+                    <a:xfrm>
+                      <a:off x="0" y="0"/>
+                      <a:ext cx="5943600" cy="5616575"/>
+                    </a:xfrm>
+                    <a:prstGeom prst="rect">
+                      <a:avLst/>
+                    </a:prstGeom>
+                  </pic:spPr>
+                </pic:pic>
+              </a:graphicData>
+            </a:graphic>
+          </wp:inline>
+        </w:drawing>
+      </w:r>
+    </w:p>
+    <w:p>
+      <w:pPr>
+        <w:ind w:left="360" w:firstLine="0"/>
+      </w:pPr>
+      <w:r>
+        <w:rPr>
+          <w:highlight w:val="yellow"/>
+        </w:rPr>
+        <w:t>Output:</w:t>
+      </w:r>
+    </w:p>
+    <w:p>
+      <w:pPr>
+        <w:ind w:left="360" w:firstLine="0"/>
+      </w:pPr>
+      <w:r>
+        <w:lastRenderedPageBreak/>
+        <w:drawing>
+          <wp:inline distT="0" distB="0" distL="0" distR="0" wp14:anchorId="1B37A39B" wp14:editId="4031F0BF">
+            <wp:extent cx="5943600" cy="3962400"/>
+            <wp:effectExtent l="0" t="0" r="0" b="0"/>
+            <wp:docPr id="180906368" name="Picture 1"/>
+            <wp:cNvGraphicFramePr>
+              <a:graphicFrameLocks xmlns:a="http://schemas.openxmlformats.org/drawingml/2006/main" noChangeAspect="1"/>
+            </wp:cNvGraphicFramePr>
+            <a:graphic xmlns:a="http://schemas.openxmlformats.org/drawingml/2006/main">
+              <a:graphicData uri="http://schemas.openxmlformats.org/drawingml/2006/picture">
+                <pic:pic xmlns:pic="http://schemas.openxmlformats.org/drawingml/2006/picture">
+                  <pic:nvPicPr>
+                    <pic:cNvPr id="180906368" name=""/>
+                    <pic:cNvPicPr/>
+                  </pic:nvPicPr>
+                  <pic:blipFill>
+                    <a:blip r:embed="rId60"/>
+                    <a:stretch>
+                      <a:fillRect/>
+                    </a:stretch>
+                  </pic:blipFill>
+                  <pic:spPr>
+                    <a:xfrm>
+                      <a:off x="0" y="0"/>
+                      <a:ext cx="5943600" cy="3962400"/>
+                    </a:xfrm>
+                    <a:prstGeom prst="rect">
+                      <a:avLst/>
+                    </a:prstGeom>
+                  </pic:spPr>
+                </pic:pic>
+              </a:graphicData>
+            </a:graphic>
+          </wp:inline>
+        </w:drawing>
+      </w:r>
+    </w:p>
+    <w:p>
+      <w:pPr>
+        <w:ind w:left="360" w:firstLine="0"/>
+      </w:pPr>
+      <w:r>
+        <w:rPr>
+          <w:highlight w:val="yellow"/>
+        </w:rPr>
+        <w:t>Activity:</w:t>
+      </w:r>
+    </w:p>
+    <w:p>
+      <w:pPr>
+        <w:ind w:left="360" w:firstLine="0"/>
+      </w:pPr>
+      <w:r>
+        <w:t xml:space="preserve">In </w:t>
+      </w:r>
+      <w:proofErr w:type="spellStart"/>
+      <w:r>
+        <w:t>App.jsx</w:t>
+      </w:r>
+      <w:proofErr w:type="spellEnd"/>
+      <w:r>
+        <w:t xml:space="preserve"> you have 3 profile objects, </w:t>
+      </w:r>
+      <w:r>
+        <w:t xml:space="preserve">i.e., </w:t>
+      </w:r>
+      <w:r>
+        <w:t xml:space="preserve">profile1, profile2, profile3, assign these 3 to a single variable array and use map function in the </w:t>
+      </w:r>
+      <w:proofErr w:type="spellStart"/>
+      <w:r>
+        <w:t>App.jsx</w:t>
+      </w:r>
+      <w:proofErr w:type="spellEnd"/>
+      <w:r>
+        <w:t xml:space="preserve"> that renders only &lt;Profile&gt; and each iterated profile object pass as props to Profile component.</w:t>
+      </w:r>
+    </w:p>
+    <w:p>
+      <w:pPr>
+        <w:ind w:left="360" w:firstLine="0"/>
+      </w:pPr>
+    </w:p>
+    <w:p>
+      <w:pPr>
+        <w:ind w:left="360" w:firstLine="0"/>
+      </w:pPr>
+    </w:p>
     <w:sectPr>
       <w:pgSz w:w="12240" w:h="15840"/>
       <w:pgMar w:top="1440" w:right="1440" w:bottom="1440" w:left="1440" w:header="720" w:footer="720" w:gutter="0"/>
@@ -5412,6 +6434,118 @@
     </w:lvl>
   </w:abstractNum>
   <w:abstractNum w:abstractNumId="10" w15:restartNumberingAfterBreak="0">
+    <w:nsid w:val="641012E0"/>
+    <w:multiLevelType w:val="hybridMultilevel"/>
+    <w:tmpl w:val="EC84492C"/>
+    <w:lvl w:ilvl="0" w:tplc="9E54A50A">
+      <w:numFmt w:val="bullet"/>
+      <w:lvlText w:val="-"/>
+      <w:lvlJc w:val="left"/>
+      <w:pPr>
+        <w:ind w:left="720" w:hanging="360"/>
+      </w:pPr>
+      <w:rPr>
+        <w:rFonts w:ascii="Franklin Gothic Book" w:eastAsiaTheme="minorHAnsi" w:hAnsi="Franklin Gothic Book" w:cstheme="minorBidi" w:hint="default"/>
+      </w:rPr>
+    </w:lvl>
+    <w:lvl w:ilvl="1" w:tplc="04090003" w:tentative="1">
+      <w:start w:val="1"/>
+      <w:numFmt w:val="bullet"/>
+      <w:lvlText w:val="o"/>
+      <w:lvlJc w:val="left"/>
+      <w:pPr>
+        <w:ind w:left="1440" w:hanging="360"/>
+      </w:pPr>
+      <w:rPr>
+        <w:rFonts w:ascii="Courier New" w:hAnsi="Courier New" w:cs="Courier New" w:hint="default"/>
+      </w:rPr>
+    </w:lvl>
+    <w:lvl w:ilvl="2" w:tplc="04090005" w:tentative="1">
+      <w:start w:val="1"/>
+      <w:numFmt w:val="bullet"/>
+      <w:lvlText w:val=""/>
+      <w:lvlJc w:val="left"/>
+      <w:pPr>
+        <w:ind w:left="2160" w:hanging="360"/>
+      </w:pPr>
+      <w:rPr>
+        <w:rFonts w:ascii="Wingdings" w:hAnsi="Wingdings" w:hint="default"/>
+      </w:rPr>
+    </w:lvl>
+    <w:lvl w:ilvl="3" w:tplc="04090001" w:tentative="1">
+      <w:start w:val="1"/>
+      <w:numFmt w:val="bullet"/>
+      <w:lvlText w:val=""/>
+      <w:lvlJc w:val="left"/>
+      <w:pPr>
+        <w:ind w:left="2880" w:hanging="360"/>
+      </w:pPr>
+      <w:rPr>
+        <w:rFonts w:ascii="Symbol" w:hAnsi="Symbol" w:hint="default"/>
+      </w:rPr>
+    </w:lvl>
+    <w:lvl w:ilvl="4" w:tplc="04090003" w:tentative="1">
+      <w:start w:val="1"/>
+      <w:numFmt w:val="bullet"/>
+      <w:lvlText w:val="o"/>
+      <w:lvlJc w:val="left"/>
+      <w:pPr>
+        <w:ind w:left="3600" w:hanging="360"/>
+      </w:pPr>
+      <w:rPr>
+        <w:rFonts w:ascii="Courier New" w:hAnsi="Courier New" w:cs="Courier New" w:hint="default"/>
+      </w:rPr>
+    </w:lvl>
+    <w:lvl w:ilvl="5" w:tplc="04090005" w:tentative="1">
+      <w:start w:val="1"/>
+      <w:numFmt w:val="bullet"/>
+      <w:lvlText w:val=""/>
+      <w:lvlJc w:val="left"/>
+      <w:pPr>
+        <w:ind w:left="4320" w:hanging="360"/>
+      </w:pPr>
+      <w:rPr>
+        <w:rFonts w:ascii="Wingdings" w:hAnsi="Wingdings" w:hint="default"/>
+      </w:rPr>
+    </w:lvl>
+    <w:lvl w:ilvl="6" w:tplc="04090001" w:tentative="1">
+      <w:start w:val="1"/>
+      <w:numFmt w:val="bullet"/>
+      <w:lvlText w:val=""/>
+      <w:lvlJc w:val="left"/>
+      <w:pPr>
+        <w:ind w:left="5040" w:hanging="360"/>
+      </w:pPr>
+      <w:rPr>
+        <w:rFonts w:ascii="Symbol" w:hAnsi="Symbol" w:hint="default"/>
+      </w:rPr>
+    </w:lvl>
+    <w:lvl w:ilvl="7" w:tplc="04090003" w:tentative="1">
+      <w:start w:val="1"/>
+      <w:numFmt w:val="bullet"/>
+      <w:lvlText w:val="o"/>
+      <w:lvlJc w:val="left"/>
+      <w:pPr>
+        <w:ind w:left="5760" w:hanging="360"/>
+      </w:pPr>
+      <w:rPr>
+        <w:rFonts w:ascii="Courier New" w:hAnsi="Courier New" w:cs="Courier New" w:hint="default"/>
+      </w:rPr>
+    </w:lvl>
+    <w:lvl w:ilvl="8" w:tplc="04090005" w:tentative="1">
+      <w:start w:val="1"/>
+      <w:numFmt w:val="bullet"/>
+      <w:lvlText w:val=""/>
+      <w:lvlJc w:val="left"/>
+      <w:pPr>
+        <w:ind w:left="6480" w:hanging="360"/>
+      </w:pPr>
+      <w:rPr>
+        <w:rFonts w:ascii="Wingdings" w:hAnsi="Wingdings" w:hint="default"/>
+      </w:rPr>
+    </w:lvl>
+  </w:abstractNum>
+  <w:abstractNum w:abstractNumId="11" w15:restartNumberingAfterBreak="0">
     <w:nsid w:val="6A97622F"/>
     <w:multiLevelType w:val="hybridMultilevel"/>
     <w:tmpl w:val="0554E344"/>
@@ -5500,7 +6634,7 @@
       </w:pPr>
     </w:lvl>
   </w:abstractNum>
-  <w:abstractNum w:abstractNumId="11" w15:restartNumberingAfterBreak="0">
+  <w:abstractNum w:abstractNumId="12" w15:restartNumberingAfterBreak="0">
     <w:nsid w:val="70FA7CD4"/>
     <w:multiLevelType w:val="hybridMultilevel"/>
     <w:tmpl w:val="83060348"/>
@@ -5589,7 +6723,7 @@
       </w:pPr>
     </w:lvl>
   </w:abstractNum>
-  <w:abstractNum w:abstractNumId="12" w15:restartNumberingAfterBreak="0">
+  <w:abstractNum w:abstractNumId="13" w15:restartNumberingAfterBreak="0">
     <w:nsid w:val="72C42566"/>
     <w:multiLevelType w:val="hybridMultilevel"/>
     <w:tmpl w:val="2A3A7B54"/>
@@ -5678,7 +6812,7 @@
       </w:pPr>
     </w:lvl>
   </w:abstractNum>
-  <w:abstractNum w:abstractNumId="13" w15:restartNumberingAfterBreak="0">
+  <w:abstractNum w:abstractNumId="14" w15:restartNumberingAfterBreak="0">
     <w:nsid w:val="7658540D"/>
     <w:multiLevelType w:val="hybridMultilevel"/>
     <w:tmpl w:val="65281AA4"/>
@@ -5767,7 +6901,7 @@
       </w:pPr>
     </w:lvl>
   </w:abstractNum>
-  <w:abstractNum w:abstractNumId="14" w15:restartNumberingAfterBreak="0">
+  <w:abstractNum w:abstractNumId="15" w15:restartNumberingAfterBreak="0">
     <w:nsid w:val="77303D7E"/>
     <w:multiLevelType w:val="hybridMultilevel"/>
     <w:tmpl w:val="26E6D25E"/>
@@ -5863,7 +6997,7 @@
     <w:abstractNumId w:val="1"/>
   </w:num>
   <w:num w:numId="3" w16cid:durableId="373388983">
-    <w:abstractNumId w:val="14"/>
+    <w:abstractNumId w:val="15"/>
   </w:num>
   <w:num w:numId="4" w16cid:durableId="1171915713">
     <w:abstractNumId w:val="9"/>
@@ -5872,7 +7006,7 @@
     <w:abstractNumId w:val="7"/>
   </w:num>
   <w:num w:numId="6" w16cid:durableId="1106580549">
-    <w:abstractNumId w:val="11"/>
+    <w:abstractNumId w:val="12"/>
   </w:num>
   <w:num w:numId="7" w16cid:durableId="738407106">
     <w:abstractNumId w:val="4"/>
@@ -5881,16 +7015,16 @@
     <w:abstractNumId w:val="3"/>
   </w:num>
   <w:num w:numId="9" w16cid:durableId="8919422">
-    <w:abstractNumId w:val="13"/>
+    <w:abstractNumId w:val="14"/>
   </w:num>
   <w:num w:numId="10" w16cid:durableId="883836582">
-    <w:abstractNumId w:val="12"/>
+    <w:abstractNumId w:val="13"/>
   </w:num>
   <w:num w:numId="11" w16cid:durableId="129984092">
     <w:abstractNumId w:val="8"/>
   </w:num>
   <w:num w:numId="12" w16cid:durableId="1710909419">
-    <w:abstractNumId w:val="10"/>
+    <w:abstractNumId w:val="11"/>
   </w:num>
   <w:num w:numId="13" w16cid:durableId="388267173">
     <w:abstractNumId w:val="5"/>
@@ -5900,6 +7034,9 @@
   </w:num>
   <w:num w:numId="15" w16cid:durableId="579142505">
     <w:abstractNumId w:val="0"/>
+  </w:num>
+  <w:num w:numId="16" w16cid:durableId="132210849">
+    <w:abstractNumId w:val="10"/>
   </w:num>
 </w:numbering>
 </file>
@@ -6824,6 +7961,29 @@
       <w:spacing w:val="5"/>
     </w:rPr>
   </w:style>
+  <w:style w:type="character" w:styleId="Hyperlink">
+    <w:name w:val="Hyperlink"/>
+    <w:basedOn w:val="DefaultParagraphFont"/>
+    <w:uiPriority w:val="99"/>
+    <w:unhideWhenUsed/>
+    <w:rsid w:val="003609F7"/>
+    <w:rPr>
+      <w:color w:val="0563C1" w:themeColor="hyperlink"/>
+      <w:u w:val="single"/>
+    </w:rPr>
+  </w:style>
+  <w:style w:type="character" w:styleId="UnresolvedMention">
+    <w:name w:val="Unresolved Mention"/>
+    <w:basedOn w:val="DefaultParagraphFont"/>
+    <w:uiPriority w:val="99"/>
+    <w:semiHidden/>
+    <w:unhideWhenUsed/>
+    <w:rsid w:val="003609F7"/>
+    <w:rPr>
+      <w:color w:val="605E5C"/>
+      <w:shd w:val="clear" w:color="auto" w:fill="E1DFDD"/>
+    </w:rPr>
+  </w:style>
 </w:styles>
 </file>
 

--- a/Java Full Stack and React.docx
+++ b/Java Full Stack and React.docx
@@ -102,19 +102,11 @@
         </w:rPr>
         <w:t xml:space="preserve">REST </w:t>
       </w:r>
-      <w:proofErr w:type="gramStart"/>
-      <w:r>
-        <w:rPr>
-          <w:highlight w:val="yellow"/>
-        </w:rPr>
-        <w:t>API’s</w:t>
-      </w:r>
-      <w:proofErr w:type="gramEnd"/>
-      <w:r>
-        <w:rPr>
-          <w:highlight w:val="yellow"/>
-        </w:rPr>
-        <w:t xml:space="preserve"> in Spring Boot</w:t>
+      <w:r>
+        <w:rPr>
+          <w:highlight w:val="yellow"/>
+        </w:rPr>
+        <w:t>API’s in Spring Boot</w:t>
       </w:r>
     </w:p>
     <w:p>
@@ -191,29 +183,8 @@
       </w:r>
       <w:r>
         <w:lastRenderedPageBreak/>
-        <w:t xml:space="preserve">  public String </w:t>
-      </w:r>
-      <w:proofErr w:type="gramStart"/>
-      <w:r>
-        <w:t>test(</w:t>
-      </w:r>
-      <w:proofErr w:type="gramEnd"/>
-      <w:r>
-        <w:t xml:space="preserve">) </w:t>
-      </w:r>
-      <w:proofErr w:type="gramStart"/>
-      <w:r>
-        <w:t>{ return</w:t>
-      </w:r>
-      <w:proofErr w:type="gramEnd"/>
-      <w:r>
-        <w:t xml:space="preserve"> “hello spring</w:t>
-      </w:r>
-      <w:proofErr w:type="gramStart"/>
-      <w:r>
-        <w:t>” }</w:t>
-      </w:r>
-      <w:proofErr w:type="gramEnd"/>
+        <w:t xml:space="preserve">  public String test() { return “hello spring” }</w:t>
+      </w:r>
       <w:r>
         <w:br/>
         <w:t>}</w:t>
@@ -227,21 +198,7 @@
         <w:rPr>
           <w:highlight w:val="yellow"/>
         </w:rPr>
-        <w:t xml:space="preserve">In Spring </w:t>
-      </w:r>
-      <w:proofErr w:type="gramStart"/>
-      <w:r>
-        <w:rPr>
-          <w:highlight w:val="yellow"/>
-        </w:rPr>
-        <w:t>Boot</w:t>
-      </w:r>
-      <w:proofErr w:type="gramEnd"/>
-      <w:r>
-        <w:rPr>
-          <w:highlight w:val="yellow"/>
-        </w:rPr>
-        <w:t xml:space="preserve"> we have various annotations to perform the job for REST api</w:t>
+        <w:t>In Spring Boot we have various annotations to perform the job for REST api</w:t>
       </w:r>
     </w:p>
     <w:p>
@@ -310,21 +267,8 @@
           <w:numId w:val="3"/>
         </w:numPr>
       </w:pPr>
-      <w:proofErr w:type="gramStart"/>
-      <w:r>
-        <w:t>Web -&gt; spring</w:t>
-      </w:r>
-      <w:proofErr w:type="gramEnd"/>
-      <w:r>
-        <w:t xml:space="preserve"> boot starter </w:t>
-      </w:r>
-      <w:proofErr w:type="gramStart"/>
-      <w:r>
-        <w:t>web :</w:t>
-      </w:r>
-      <w:proofErr w:type="gramEnd"/>
-      <w:r>
-        <w:t xml:space="preserve"> This gives all the features a web application must have</w:t>
+      <w:r>
+        <w:t>Web -&gt; spring boot starter web : This gives all the features a web application must have</w:t>
       </w:r>
     </w:p>
     <w:p>
@@ -335,26 +279,8 @@
           <w:numId w:val="3"/>
         </w:numPr>
       </w:pPr>
-      <w:proofErr w:type="spellStart"/>
-      <w:r>
-        <w:t>Jpa</w:t>
-      </w:r>
-      <w:proofErr w:type="spellEnd"/>
-      <w:r>
-        <w:t xml:space="preserve"> -&gt; spring boot data </w:t>
-      </w:r>
-      <w:proofErr w:type="spellStart"/>
-      <w:proofErr w:type="gramStart"/>
-      <w:r>
-        <w:t>jpa</w:t>
-      </w:r>
-      <w:proofErr w:type="spellEnd"/>
-      <w:r>
-        <w:t xml:space="preserve"> :</w:t>
-      </w:r>
-      <w:proofErr w:type="gramEnd"/>
-      <w:r>
-        <w:t xml:space="preserve"> This gives all the features to connect with the DB</w:t>
+      <w:r>
+        <w:t>Jpa -&gt; spring boot data jpa : This gives all the features to connect with the DB</w:t>
       </w:r>
     </w:p>
     <w:p>
@@ -365,13 +291,8 @@
           <w:numId w:val="3"/>
         </w:numPr>
       </w:pPr>
-      <w:proofErr w:type="gramStart"/>
-      <w:r>
-        <w:t>Actuator -&gt; spring</w:t>
-      </w:r>
-      <w:proofErr w:type="gramEnd"/>
-      <w:r>
-        <w:t xml:space="preserve"> boot actuator: This gives all the features required to monitor the application in the production</w:t>
+      <w:r>
+        <w:t>Actuator -&gt; spring boot actuator: This gives all the features required to monitor the application in the production</w:t>
       </w:r>
     </w:p>
     <w:p/>
@@ -501,16 +422,8 @@
         <w:rPr>
           <w:highlight w:val="yellow"/>
         </w:rPr>
-        <w:t xml:space="preserve">Add dependency </w:t>
-      </w:r>
-      <w:proofErr w:type="spellStart"/>
-      <w:r>
-        <w:rPr>
-          <w:highlight w:val="yellow"/>
-        </w:rPr>
-        <w:t>devtools</w:t>
-      </w:r>
-      <w:proofErr w:type="spellEnd"/>
+        <w:t>Add dependency devtools</w:t>
+      </w:r>
     </w:p>
     <w:p>
       <w:pPr>
@@ -712,21 +625,7 @@
         <w:rPr>
           <w:highlight w:val="yellow"/>
         </w:rPr>
-        <w:t xml:space="preserve">Can we use same </w:t>
-      </w:r>
-      <w:proofErr w:type="gramStart"/>
-      <w:r>
-        <w:rPr>
-          <w:highlight w:val="yellow"/>
-        </w:rPr>
-        <w:t>URL’s</w:t>
-      </w:r>
-      <w:proofErr w:type="gramEnd"/>
-      <w:r>
-        <w:rPr>
-          <w:highlight w:val="yellow"/>
-        </w:rPr>
-        <w:t xml:space="preserve"> for </w:t>
+        <w:t xml:space="preserve">Can we use same URL’s for </w:t>
       </w:r>
       <w:r>
         <w:rPr>
@@ -993,39 +892,18 @@
         <w:ind w:left="0" w:firstLine="0"/>
       </w:pPr>
       <w:r>
-        <w:t xml:space="preserve">These are the parameter you pass in the URL in key &amp; value </w:t>
-      </w:r>
-      <w:proofErr w:type="gramStart"/>
-      <w:r>
-        <w:t>pair,</w:t>
-      </w:r>
-      <w:proofErr w:type="gramEnd"/>
-      <w:r>
-        <w:t xml:space="preserve"> </w:t>
-      </w:r>
-      <w:r>
-        <w:t xml:space="preserve">you use </w:t>
-      </w:r>
-      <w:proofErr w:type="gramStart"/>
-      <w:r>
-        <w:t>after ?</w:t>
-      </w:r>
-      <w:proofErr w:type="gramEnd"/>
-    </w:p>
-    <w:p>
-      <w:pPr>
-        <w:ind w:left="0" w:firstLine="0"/>
-      </w:pPr>
-      <w:r>
-        <w:t xml:space="preserve">url = </w:t>
-      </w:r>
-      <w:proofErr w:type="spellStart"/>
-      <w:r>
-        <w:t>someURL?id</w:t>
-      </w:r>
-      <w:proofErr w:type="spellEnd"/>
-      <w:r>
-        <w:t>=100&amp;name=Ajay</w:t>
+        <w:t xml:space="preserve">These are the parameter you pass in the URL in key &amp; value pair, </w:t>
+      </w:r>
+      <w:r>
+        <w:t>you use after ?</w:t>
+      </w:r>
+    </w:p>
+    <w:p>
+      <w:pPr>
+        <w:ind w:left="0" w:firstLine="0"/>
+      </w:pPr>
+      <w:r>
+        <w:t>url = someURL?id=100&amp;name=Ajay</w:t>
       </w:r>
     </w:p>
     <w:p>
@@ -1141,23 +1019,7 @@
         <w:t>Note:</w:t>
       </w:r>
       <w:r>
-        <w:t xml:space="preserve"> </w:t>
-      </w:r>
-      <w:proofErr w:type="spellStart"/>
-      <w:r>
-        <w:t>RequestParameter</w:t>
-      </w:r>
-      <w:proofErr w:type="spellEnd"/>
-      <w:r>
-        <w:t xml:space="preserve"> are optional parameters, you can use them when </w:t>
-      </w:r>
-      <w:proofErr w:type="gramStart"/>
-      <w:r>
-        <w:t>data’s</w:t>
-      </w:r>
-      <w:proofErr w:type="gramEnd"/>
-      <w:r>
-        <w:t xml:space="preserve"> are not mandatory.</w:t>
+        <w:t xml:space="preserve"> RequestParameter are optional parameters, you can use them when data’s are not mandatory.</w:t>
       </w:r>
     </w:p>
     <w:p>
@@ -1185,15 +1047,7 @@
         <w:t>@RequestBody:</w:t>
       </w:r>
       <w:r>
-        <w:t xml:space="preserve"> It is used to extract the data from the request </w:t>
-      </w:r>
-      <w:proofErr w:type="gramStart"/>
-      <w:r>
-        <w:t>body,</w:t>
-      </w:r>
-      <w:proofErr w:type="gramEnd"/>
-      <w:r>
-        <w:t xml:space="preserve"> it needs a Java class to be mapped so that each property in the data maps to the object property</w:t>
+        <w:t xml:space="preserve"> It is used to extract the data from the request body, it needs a Java class to be mapped so that each property in the data maps to the object property</w:t>
       </w:r>
     </w:p>
     <w:p>
@@ -1708,16 +1562,8 @@
         <w:rPr>
           <w:highlight w:val="yellow"/>
         </w:rPr>
-        <w:t>application.properties/</w:t>
-      </w:r>
-      <w:proofErr w:type="spellStart"/>
-      <w:r>
-        <w:rPr>
-          <w:highlight w:val="yellow"/>
-        </w:rPr>
-        <w:t>application.yaml</w:t>
-      </w:r>
-      <w:proofErr w:type="spellEnd"/>
+        <w:t>application.properties/application.yaml</w:t>
+      </w:r>
     </w:p>
     <w:p>
       <w:pPr>
@@ -1769,14 +1615,12 @@
       <w:pPr>
         <w:ind w:left="0" w:firstLine="0"/>
       </w:pPr>
-      <w:proofErr w:type="spellStart"/>
       <w:r>
         <w:rPr>
           <w:highlight w:val="yellow"/>
         </w:rPr>
         <w:t>application.yml</w:t>
       </w:r>
-      <w:proofErr w:type="spellEnd"/>
     </w:p>
     <w:p>
       <w:pPr>
@@ -1855,13 +1699,8 @@
           <w:numId w:val="7"/>
         </w:numPr>
       </w:pPr>
-      <w:proofErr w:type="spellStart"/>
-      <w:r>
-        <w:t>ProfileRepo</w:t>
-      </w:r>
-      <w:proofErr w:type="spellEnd"/>
-      <w:r>
-        <w:t xml:space="preserve"> extends JpaRepository</w:t>
+      <w:r>
+        <w:t>ProfileRepo extends JpaRepository</w:t>
       </w:r>
     </w:p>
     <w:p>
@@ -1873,15 +1712,7 @@
         </w:numPr>
       </w:pPr>
       <w:r>
-        <w:t xml:space="preserve">ProfileServiceImpl - methods that invoke </w:t>
-      </w:r>
-      <w:proofErr w:type="spellStart"/>
-      <w:r>
-        <w:t>ProfileRepo</w:t>
-      </w:r>
-      <w:proofErr w:type="spellEnd"/>
-      <w:r>
-        <w:t xml:space="preserve"> methods</w:t>
+        <w:t>ProfileServiceImpl - methods that invoke ProfileRepo methods</w:t>
       </w:r>
       <w:r>
         <w:t xml:space="preserve"> it must implement an interface that is given to the Controller</w:t>
@@ -1907,13 +1738,8 @@
           <w:numId w:val="7"/>
         </w:numPr>
       </w:pPr>
-      <w:proofErr w:type="spellStart"/>
-      <w:r>
-        <w:t>RestApi</w:t>
-      </w:r>
-      <w:proofErr w:type="spellEnd"/>
-      <w:r>
-        <w:t xml:space="preserve"> - controller</w:t>
+      <w:r>
+        <w:t>RestApi - controller</w:t>
       </w:r>
     </w:p>
     <w:p>
@@ -1978,15 +1804,7 @@
         <w:ind w:left="0" w:firstLine="0"/>
       </w:pPr>
       <w:r>
-        <w:t xml:space="preserve">Create a </w:t>
-      </w:r>
-      <w:proofErr w:type="spellStart"/>
-      <w:r>
-        <w:t>ProfileRepo</w:t>
-      </w:r>
-      <w:proofErr w:type="spellEnd"/>
-      <w:r>
-        <w:t xml:space="preserve"> that extends JpaRepository&lt;Profile, Integer&gt;</w:t>
+        <w:t>Create a ProfileRepo that extends JpaRepository&lt;Profile, Integer&gt;</w:t>
       </w:r>
     </w:p>
     <w:p>
@@ -2384,11 +2202,9 @@
           <w:numId w:val="9"/>
         </w:numPr>
       </w:pPr>
-      <w:proofErr w:type="spellStart"/>
       <w:r>
         <w:t>ContactRepository</w:t>
       </w:r>
-      <w:proofErr w:type="spellEnd"/>
     </w:p>
     <w:p>
       <w:pPr>
@@ -2398,11 +2214,9 @@
           <w:numId w:val="9"/>
         </w:numPr>
       </w:pPr>
-      <w:proofErr w:type="spellStart"/>
       <w:r>
         <w:t>ContactService</w:t>
       </w:r>
-      <w:proofErr w:type="spellEnd"/>
     </w:p>
     <w:p>
       <w:pPr>
@@ -2505,42 +2319,14 @@
           <w:color w:val="EE0000"/>
         </w:rPr>
         <w:br/>
-        <w:t xml:space="preserve">   @JoinColumn(name</w:t>
-      </w:r>
-      <w:proofErr w:type="gramStart"/>
+        <w:t xml:space="preserve">   @JoinColumn(name=”profileref”)</w:t>
+      </w:r>
       <w:r>
         <w:rPr>
           <w:color w:val="EE0000"/>
         </w:rPr>
-        <w:t>=”profileref</w:t>
-      </w:r>
-      <w:proofErr w:type="gramEnd"/>
-      <w:r>
-        <w:rPr>
-          <w:color w:val="EE0000"/>
-        </w:rPr>
-        <w:t>”)</w:t>
-      </w:r>
-      <w:r>
-        <w:rPr>
-          <w:color w:val="EE0000"/>
-        </w:rPr>
         <w:br/>
-        <w:t xml:space="preserve">   List&lt;Contact&gt; </w:t>
-      </w:r>
-      <w:proofErr w:type="spellStart"/>
-      <w:r>
-        <w:rPr>
-          <w:color w:val="EE0000"/>
-        </w:rPr>
-        <w:t>contactList</w:t>
-      </w:r>
-      <w:proofErr w:type="spellEnd"/>
-      <w:r>
-        <w:rPr>
-          <w:color w:val="EE0000"/>
-        </w:rPr>
-        <w:t>;</w:t>
+        <w:t xml:space="preserve">   List&lt;Contact&gt; contactList;</w:t>
       </w:r>
       <w:r>
         <w:br/>
@@ -2574,37 +2360,15 @@
         <w:rPr>
           <w:color w:val="EE0000"/>
         </w:rPr>
-        <w:t>@Column(name</w:t>
-      </w:r>
-      <w:proofErr w:type="gramStart"/>
+        <w:t>@Column(name=”profileref”)</w:t>
+      </w:r>
       <w:r>
         <w:rPr>
           <w:color w:val="EE0000"/>
         </w:rPr>
-        <w:t>=”profileref</w:t>
-      </w:r>
-      <w:proofErr w:type="gramEnd"/>
-      <w:r>
-        <w:rPr>
-          <w:color w:val="EE0000"/>
-        </w:rPr>
-        <w:t>”)</w:t>
-      </w:r>
-      <w:r>
-        <w:rPr>
-          <w:color w:val="EE0000"/>
-        </w:rPr>
         <w:br/>
-        <w:t xml:space="preserve">  int </w:t>
-      </w:r>
-      <w:proofErr w:type="spellStart"/>
-      <w:r>
-        <w:rPr>
-          <w:color w:val="EE0000"/>
-        </w:rPr>
-        <w:t>profileRef</w:t>
-      </w:r>
-      <w:proofErr w:type="spellEnd"/>
+        <w:t xml:space="preserve">  int profileRef</w:t>
+      </w:r>
       <w:r>
         <w:t>;</w:t>
       </w:r>
@@ -2674,14 +2438,12 @@
       <w:pPr>
         <w:ind w:left="0" w:firstLine="0"/>
       </w:pPr>
-      <w:proofErr w:type="spellStart"/>
       <w:r>
         <w:rPr>
           <w:highlight w:val="yellow"/>
         </w:rPr>
         <w:t>ContactRepository</w:t>
       </w:r>
-      <w:proofErr w:type="spellEnd"/>
     </w:p>
     <w:p>
       <w:pPr>
@@ -2740,14 +2502,12 @@
       <w:pPr>
         <w:ind w:left="0" w:firstLine="0"/>
       </w:pPr>
-      <w:proofErr w:type="spellStart"/>
       <w:r>
         <w:rPr>
           <w:highlight w:val="yellow"/>
         </w:rPr>
         <w:t>ContactServiceImpl</w:t>
       </w:r>
-      <w:proofErr w:type="spellEnd"/>
     </w:p>
     <w:p>
       <w:pPr>
@@ -3017,15 +2777,7 @@
         </w:numPr>
       </w:pPr>
       <w:r>
-        <w:t xml:space="preserve">searchContacts -&gt; this must search the contacts of a profile based on the name, that returns list of contacts starting </w:t>
-      </w:r>
-      <w:proofErr w:type="gramStart"/>
-      <w:r>
-        <w:t>with  some</w:t>
-      </w:r>
-      <w:proofErr w:type="gramEnd"/>
-      <w:r>
-        <w:t xml:space="preserve"> letters</w:t>
+        <w:t>searchContacts -&gt; this must search the contacts of a profile based on the name, that returns list of contacts starting with  some letters</w:t>
       </w:r>
     </w:p>
     <w:p>
@@ -3045,13 +2797,8 @@
           <w:numId w:val="10"/>
         </w:numPr>
       </w:pPr>
-      <w:proofErr w:type="spellStart"/>
-      <w:r>
-        <w:t>deleteContact</w:t>
-      </w:r>
-      <w:proofErr w:type="spellEnd"/>
-      <w:r>
-        <w:t xml:space="preserve"> -&gt; delete the contact for a particular contact-id</w:t>
+      <w:r>
+        <w:t>deleteContact -&gt; delete the contact for a particular contact-id</w:t>
       </w:r>
     </w:p>
     <w:p>
@@ -3062,13 +2809,8 @@
           <w:numId w:val="10"/>
         </w:numPr>
       </w:pPr>
-      <w:proofErr w:type="spellStart"/>
-      <w:r>
-        <w:t>updateContact</w:t>
-      </w:r>
-      <w:proofErr w:type="spellEnd"/>
-      <w:r>
-        <w:t xml:space="preserve"> -&gt; update the phone number based on the contact-id</w:t>
+      <w:r>
+        <w:t>updateContact -&gt; update the phone number based on the contact-id</w:t>
       </w:r>
     </w:p>
     <w:p>
@@ -3098,31 +2840,7 @@
         <w:ind w:left="0" w:firstLine="0"/>
       </w:pPr>
       <w:r>
-        <w:t xml:space="preserve">It is a Spring data JPA feature where JPQL queries are automatically generated by parsing the repository method names, it follows a naming convention i.e., </w:t>
-      </w:r>
-      <w:proofErr w:type="spellStart"/>
-      <w:r>
-        <w:t>findByProperty</w:t>
-      </w:r>
-      <w:proofErr w:type="spellEnd"/>
-      <w:r>
-        <w:t xml:space="preserve">, </w:t>
-      </w:r>
-      <w:proofErr w:type="spellStart"/>
-      <w:r>
-        <w:t>findByPropertyAnProperty</w:t>
-      </w:r>
-      <w:proofErr w:type="spellEnd"/>
-      <w:r>
-        <w:t xml:space="preserve">, </w:t>
-      </w:r>
-      <w:proofErr w:type="spellStart"/>
-      <w:r>
-        <w:t>findByPropertyOrProperty</w:t>
-      </w:r>
-      <w:proofErr w:type="spellEnd"/>
-      <w:r>
-        <w:t xml:space="preserve"> and so on</w:t>
+        <w:t>It is a Spring data JPA feature where JPQL queries are automatically generated by parsing the repository method names, it follows a naming convention i.e., findByProperty, findByPropertyAnProperty, findByPropertyOrProperty and so on</w:t>
       </w:r>
     </w:p>
     <w:p>
@@ -3249,15 +2967,7 @@
         <w:ind w:left="0" w:firstLine="0"/>
       </w:pPr>
       <w:r>
-        <w:t xml:space="preserve">It is used to represent the presence or absence of a value, this avoids </w:t>
-      </w:r>
-      <w:proofErr w:type="spellStart"/>
-      <w:r>
-        <w:t>NullPointerException</w:t>
-      </w:r>
-      <w:proofErr w:type="spellEnd"/>
-      <w:r>
-        <w:t>.</w:t>
+        <w:t>It is used to represent the presence or absence of a value, this avoids NullPointerException.</w:t>
       </w:r>
     </w:p>
     <w:p>
@@ -3276,111 +2986,24 @@
         <w:ind w:left="0" w:firstLine="0"/>
       </w:pPr>
       <w:r>
-        <w:t xml:space="preserve">Profile </w:t>
-      </w:r>
-      <w:proofErr w:type="spellStart"/>
-      <w:r>
-        <w:t>profile</w:t>
-      </w:r>
-      <w:proofErr w:type="spellEnd"/>
-      <w:r>
-        <w:t xml:space="preserve"> = </w:t>
-      </w:r>
-      <w:proofErr w:type="spellStart"/>
-      <w:proofErr w:type="gramStart"/>
-      <w:r>
-        <w:t>service.findById</w:t>
-      </w:r>
-      <w:proofErr w:type="spellEnd"/>
-      <w:proofErr w:type="gramEnd"/>
-      <w:r>
-        <w:t>(id);</w:t>
+        <w:t>Profile profile = service.findById(id);</w:t>
       </w:r>
       <w:r>
         <w:br/>
-        <w:t xml:space="preserve">String password = </w:t>
-      </w:r>
-      <w:proofErr w:type="spellStart"/>
-      <w:proofErr w:type="gramStart"/>
-      <w:r>
-        <w:t>profile.getPassword</w:t>
-      </w:r>
-      <w:proofErr w:type="spellEnd"/>
-      <w:proofErr w:type="gramEnd"/>
-      <w:r>
-        <w:t xml:space="preserve">(); // throw </w:t>
-      </w:r>
-      <w:proofErr w:type="spellStart"/>
-      <w:r>
-        <w:t>NullPointerExcepiton</w:t>
-      </w:r>
-      <w:proofErr w:type="spellEnd"/>
-    </w:p>
-    <w:p>
-      <w:pPr>
-        <w:ind w:left="0" w:firstLine="0"/>
-      </w:pPr>
-      <w:proofErr w:type="gramStart"/>
-      <w:r>
-        <w:t>if(profile !</w:t>
-      </w:r>
-      <w:proofErr w:type="gramEnd"/>
-      <w:r>
-        <w:t xml:space="preserve">= null) </w:t>
-      </w:r>
-      <w:proofErr w:type="gramStart"/>
-      <w:r>
-        <w:t>{ String</w:t>
-      </w:r>
-      <w:proofErr w:type="gramEnd"/>
-      <w:r>
-        <w:t xml:space="preserve"> password = </w:t>
-      </w:r>
-      <w:proofErr w:type="spellStart"/>
-      <w:proofErr w:type="gramStart"/>
-      <w:r>
-        <w:t>profile.getPassword</w:t>
-      </w:r>
-      <w:proofErr w:type="spellEnd"/>
-      <w:proofErr w:type="gramEnd"/>
-      <w:r>
-        <w:t>(</w:t>
-      </w:r>
-      <w:proofErr w:type="gramStart"/>
-      <w:r>
-        <w:t>) }</w:t>
-      </w:r>
-      <w:proofErr w:type="gramEnd"/>
+        <w:t>String password = profile.getPassword(); // throw NullPointerExcepiton</w:t>
+      </w:r>
+    </w:p>
+    <w:p>
+      <w:pPr>
+        <w:ind w:left="0" w:firstLine="0"/>
+      </w:pPr>
+      <w:r>
+        <w:t>if(profile != null) { String password = profile.getPassword() }</w:t>
+      </w:r>
       <w:r>
         <w:br/>
-        <w:t xml:space="preserve">else </w:t>
-      </w:r>
-      <w:proofErr w:type="gramStart"/>
-      <w:r>
-        <w:t>{ throw</w:t>
-      </w:r>
-      <w:proofErr w:type="gramEnd"/>
-      <w:r>
-        <w:t xml:space="preserve"> new </w:t>
-      </w:r>
-      <w:proofErr w:type="spellStart"/>
-      <w:proofErr w:type="gramStart"/>
-      <w:r>
-        <w:t>ProfileNotFoundException</w:t>
-      </w:r>
-      <w:proofErr w:type="spellEnd"/>
-      <w:r>
-        <w:t>(</w:t>
-      </w:r>
-      <w:proofErr w:type="gramEnd"/>
-      <w:r>
-        <w:t>…</w:t>
-      </w:r>
-      <w:proofErr w:type="gramStart"/>
-      <w:r>
-        <w:t>) }</w:t>
-      </w:r>
-      <w:proofErr w:type="gramEnd"/>
+        <w:t>else { throw new ProfileNotFoundException(…) }</w:t>
+      </w:r>
     </w:p>
     <w:p>
       <w:pPr>
@@ -3398,54 +3021,11 @@
         <w:ind w:left="0" w:firstLine="0"/>
       </w:pPr>
       <w:r>
-        <w:t xml:space="preserve">Profile p = </w:t>
-      </w:r>
-      <w:proofErr w:type="spellStart"/>
-      <w:proofErr w:type="gramStart"/>
-      <w:r>
-        <w:t>service.findById</w:t>
-      </w:r>
-      <w:proofErr w:type="spellEnd"/>
-      <w:proofErr w:type="gramEnd"/>
-      <w:r>
-        <w:t>(id</w:t>
-      </w:r>
-      <w:proofErr w:type="gramStart"/>
-      <w:r>
-        <w:t>).</w:t>
-      </w:r>
-      <w:proofErr w:type="spellStart"/>
-      <w:r>
-        <w:t>orElse</w:t>
-      </w:r>
-      <w:proofErr w:type="spellEnd"/>
-      <w:proofErr w:type="gramEnd"/>
-      <w:r>
-        <w:t xml:space="preserve">(() -&gt; new </w:t>
-      </w:r>
-      <w:proofErr w:type="spellStart"/>
-      <w:proofErr w:type="gramStart"/>
-      <w:r>
-        <w:t>ProfileNotFoundException</w:t>
-      </w:r>
-      <w:proofErr w:type="spellEnd"/>
-      <w:r>
-        <w:t>() }</w:t>
-      </w:r>
-      <w:proofErr w:type="gramEnd"/>
+        <w:t>Profile p = service.findById(id).orElse(() -&gt; new ProfileNotFoundException() }</w:t>
+      </w:r>
       <w:r>
         <w:br/>
-        <w:t xml:space="preserve">String password = </w:t>
-      </w:r>
-      <w:proofErr w:type="spellStart"/>
-      <w:proofErr w:type="gramStart"/>
-      <w:r>
-        <w:t>p.getPassword</w:t>
-      </w:r>
-      <w:proofErr w:type="spellEnd"/>
-      <w:proofErr w:type="gramEnd"/>
-      <w:r>
-        <w:t>();</w:t>
+        <w:t>String password = p.getPassword();</w:t>
       </w:r>
     </w:p>
     <w:p>
@@ -3644,15 +3224,7 @@
         </w:numPr>
       </w:pPr>
       <w:r>
-        <w:t xml:space="preserve">searchContacts -&gt; this must search the contacts of a profile based on the name, that returns list of contacts starting </w:t>
-      </w:r>
-      <w:proofErr w:type="gramStart"/>
-      <w:r>
-        <w:t>with  some</w:t>
-      </w:r>
-      <w:proofErr w:type="gramEnd"/>
-      <w:r>
-        <w:t xml:space="preserve"> letters</w:t>
+        <w:t>searchContacts -&gt; this must search the contacts of a profile based on the name, that returns list of contacts starting with  some letters</w:t>
       </w:r>
     </w:p>
     <w:p>
@@ -3672,13 +3244,8 @@
           <w:numId w:val="11"/>
         </w:numPr>
       </w:pPr>
-      <w:proofErr w:type="spellStart"/>
-      <w:r>
-        <w:t>deleteContact</w:t>
-      </w:r>
-      <w:proofErr w:type="spellEnd"/>
-      <w:r>
-        <w:t xml:space="preserve"> -&gt; delete the contact for a particular contact-id</w:t>
+      <w:r>
+        <w:t>deleteContact -&gt; delete the contact for a particular contact-id</w:t>
       </w:r>
     </w:p>
     <w:p>
@@ -3689,13 +3256,8 @@
           <w:numId w:val="11"/>
         </w:numPr>
       </w:pPr>
-      <w:proofErr w:type="spellStart"/>
-      <w:r>
-        <w:t>updateContact</w:t>
-      </w:r>
-      <w:proofErr w:type="spellEnd"/>
-      <w:r>
-        <w:t xml:space="preserve"> -&gt; update the phone number based on the contact-id</w:t>
+      <w:r>
+        <w:t>updateContact -&gt; update the phone number based on the contact-id</w:t>
       </w:r>
     </w:p>
     <w:p>
@@ -3766,23 +3328,7 @@
         <w:ind w:left="0" w:firstLine="0"/>
       </w:pPr>
       <w:r>
-        <w:t>let profile = “&lt;h1&gt;</w:t>
-      </w:r>
-      <w:proofErr w:type="gramStart"/>
-      <w:r>
-        <w:t>Hello ”</w:t>
-      </w:r>
-      <w:proofErr w:type="gramEnd"/>
-      <w:r>
-        <w:t>+user</w:t>
-      </w:r>
-      <w:proofErr w:type="gramStart"/>
-      <w:r>
-        <w:t>+”&lt;</w:t>
-      </w:r>
-      <w:proofErr w:type="gramEnd"/>
-      <w:r>
-        <w:t>/h1&gt;”;</w:t>
+        <w:t>let profile = “&lt;h1&gt;Hello ”+user+”&lt;/h1&gt;”;</w:t>
       </w:r>
     </w:p>
     <w:p>
@@ -4006,13 +3552,8 @@
         <w:t>Note:</w:t>
       </w:r>
       <w:r>
-        <w:t xml:space="preserve"> Make sure you are inside my-contact-</w:t>
-      </w:r>
-      <w:proofErr w:type="spellStart"/>
-      <w:r>
-        <w:t>ui</w:t>
-      </w:r>
-      <w:proofErr w:type="spellEnd"/>
+        <w:t xml:space="preserve"> Make sure you are inside my-contact-ui</w:t>
+      </w:r>
     </w:p>
     <w:p>
       <w:pPr>
@@ -4094,7 +3635,6 @@
       <w:r>
         <w:t xml:space="preserve">function </w:t>
       </w:r>
-      <w:proofErr w:type="gramStart"/>
       <w:r>
         <w:rPr>
           <w:color w:val="EE0000"/>
@@ -4102,11 +3642,7 @@
         <w:t>Profile</w:t>
       </w:r>
       <w:r>
-        <w:t>(</w:t>
-      </w:r>
-      <w:proofErr w:type="gramEnd"/>
-      <w:r>
-        <w:t xml:space="preserve">) { </w:t>
+        <w:t xml:space="preserve">() { </w:t>
       </w:r>
       <w:r>
         <w:br/>
@@ -4172,14 +3708,12 @@
       <w:pPr>
         <w:ind w:left="0" w:firstLine="0"/>
       </w:pPr>
-      <w:proofErr w:type="spellStart"/>
       <w:r>
         <w:rPr>
           <w:highlight w:val="yellow"/>
         </w:rPr>
         <w:t>App.jsx</w:t>
       </w:r>
-      <w:proofErr w:type="spellEnd"/>
     </w:p>
     <w:p>
       <w:pPr>
@@ -4358,16 +3892,8 @@
         <w:rPr>
           <w:highlight w:val="yellow"/>
         </w:rPr>
-        <w:t xml:space="preserve">Add this inside </w:t>
-      </w:r>
-      <w:proofErr w:type="spellStart"/>
-      <w:r>
-        <w:rPr>
-          <w:highlight w:val="yellow"/>
-        </w:rPr>
-        <w:t>App.jsx</w:t>
-      </w:r>
-      <w:proofErr w:type="spellEnd"/>
+        <w:t>Add this inside App.jsx</w:t>
+      </w:r>
     </w:p>
     <w:p>
       <w:pPr>
@@ -4506,6 +4032,9 @@
         <w:ind w:left="0" w:firstLine="0"/>
       </w:pPr>
       <w:r>
+        <w:rPr>
+          <w:noProof/>
+        </w:rPr>
         <w:lastRenderedPageBreak/>
         <w:drawing>
           <wp:inline distT="0" distB="0" distL="0" distR="0" wp14:anchorId="6E231405" wp14:editId="2AD5566E">
@@ -4548,20 +4077,21 @@
       <w:pPr>
         <w:ind w:left="0" w:firstLine="0"/>
       </w:pPr>
-      <w:proofErr w:type="spellStart"/>
       <w:r>
         <w:rPr>
           <w:highlight w:val="yellow"/>
         </w:rPr>
         <w:t>App.jsx</w:t>
       </w:r>
-      <w:proofErr w:type="spellEnd"/>
-    </w:p>
-    <w:p>
-      <w:pPr>
-        <w:ind w:left="0" w:firstLine="0"/>
-      </w:pPr>
-      <w:r>
+    </w:p>
+    <w:p>
+      <w:pPr>
+        <w:ind w:left="0" w:firstLine="0"/>
+      </w:pPr>
+      <w:r>
+        <w:rPr>
+          <w:noProof/>
+        </w:rPr>
         <w:lastRenderedPageBreak/>
         <w:drawing>
           <wp:inline distT="0" distB="0" distL="0" distR="0" wp14:anchorId="00DA3C55" wp14:editId="4E95D044">
@@ -4631,20 +4161,21 @@
       <w:pPr>
         <w:ind w:left="0" w:firstLine="0"/>
       </w:pPr>
-      <w:proofErr w:type="spellStart"/>
       <w:r>
         <w:rPr>
           <w:highlight w:val="yellow"/>
         </w:rPr>
         <w:t>App.jsx</w:t>
       </w:r>
-      <w:proofErr w:type="spellEnd"/>
-    </w:p>
-    <w:p>
-      <w:pPr>
-        <w:ind w:left="0" w:firstLine="0"/>
-      </w:pPr>
-      <w:r>
+    </w:p>
+    <w:p>
+      <w:pPr>
+        <w:ind w:left="0" w:firstLine="0"/>
+      </w:pPr>
+      <w:r>
+        <w:rPr>
+          <w:noProof/>
+        </w:rPr>
         <w:lastRenderedPageBreak/>
         <w:drawing>
           <wp:inline distT="0" distB="0" distL="0" distR="0" wp14:anchorId="391EE36D" wp14:editId="170BFED5">
@@ -4699,6 +4230,9 @@
         <w:ind w:left="0" w:firstLine="0"/>
       </w:pPr>
       <w:r>
+        <w:rPr>
+          <w:noProof/>
+        </w:rPr>
         <w:lastRenderedPageBreak/>
         <w:drawing>
           <wp:inline distT="0" distB="0" distL="0" distR="0" wp14:anchorId="2463CF68" wp14:editId="1BFBFDD1">
@@ -4753,6 +4287,9 @@
         <w:ind w:left="0" w:firstLine="0"/>
       </w:pPr>
       <w:r>
+        <w:rPr>
+          <w:noProof/>
+        </w:rPr>
         <w:lastRenderedPageBreak/>
         <w:drawing>
           <wp:inline distT="0" distB="0" distL="0" distR="0" wp14:anchorId="54E48063" wp14:editId="2661E860">
@@ -4879,6 +4416,9 @@
         <w:ind w:left="360" w:firstLine="0"/>
       </w:pPr>
       <w:r>
+        <w:rPr>
+          <w:noProof/>
+        </w:rPr>
         <w:lastRenderedPageBreak/>
         <w:drawing>
           <wp:inline distT="0" distB="0" distL="0" distR="0" wp14:anchorId="54070B81" wp14:editId="1C091276">
@@ -4959,21 +4499,8 @@
       <w:r>
         <w:t>let url = “</w:t>
       </w:r>
-      <w:proofErr w:type="gramStart"/>
-      <w:r>
-        <w:t>http://localhost:8080/”+</w:t>
-      </w:r>
-      <w:proofErr w:type="gramEnd"/>
-      <w:r>
-        <w:t>id+”</w:t>
-      </w:r>
-      <w:proofErr w:type="gramStart"/>
-      <w:r>
-        <w:t>/”+</w:t>
-      </w:r>
-      <w:proofErr w:type="gramEnd"/>
-      <w:r>
-        <w:t>name</w:t>
+      <w:r>
+        <w:t>http://localhost:8080/”+id+”/”+name</w:t>
       </w:r>
       <w:r>
         <w:t>;</w:t>
@@ -5007,23 +4534,7 @@
         <w:t xml:space="preserve"> [failed]</w:t>
       </w:r>
       <w:r>
-        <w:t xml:space="preserve">, to handle resolve or reject we have to </w:t>
-      </w:r>
-      <w:proofErr w:type="gramStart"/>
-      <w:r>
-        <w:t>use .then</w:t>
-      </w:r>
-      <w:proofErr w:type="gramEnd"/>
-      <w:r>
-        <w:t xml:space="preserve">() </w:t>
-      </w:r>
-      <w:proofErr w:type="gramStart"/>
-      <w:r>
-        <w:t>and .catch</w:t>
-      </w:r>
-      <w:proofErr w:type="gramEnd"/>
-      <w:r>
-        <w:t>() of Promise</w:t>
+        <w:t>, to handle resolve or reject we have to use .then() and .catch() of Promise</w:t>
       </w:r>
     </w:p>
     <w:p>
@@ -5036,6 +4547,9 @@
         <w:ind w:left="360" w:firstLine="0"/>
       </w:pPr>
       <w:r>
+        <w:rPr>
+          <w:noProof/>
+        </w:rPr>
         <w:lastRenderedPageBreak/>
         <w:drawing>
           <wp:inline distT="0" distB="0" distL="0" distR="0" wp14:anchorId="2645D995" wp14:editId="30DDAA12">
@@ -5078,20 +4592,21 @@
       <w:pPr>
         <w:ind w:left="360" w:firstLine="0"/>
       </w:pPr>
-      <w:proofErr w:type="spellStart"/>
       <w:r>
         <w:rPr>
           <w:highlight w:val="yellow"/>
         </w:rPr>
         <w:t>App.jsx</w:t>
       </w:r>
-      <w:proofErr w:type="spellEnd"/>
     </w:p>
     <w:p>
       <w:pPr>
         <w:ind w:left="360" w:firstLine="0"/>
       </w:pPr>
       <w:r>
+        <w:rPr>
+          <w:noProof/>
+        </w:rPr>
         <w:lastRenderedPageBreak/>
         <w:drawing>
           <wp:inline distT="0" distB="0" distL="0" distR="0" wp14:anchorId="3E5DE4D0" wp14:editId="7D774541">
@@ -5146,6 +4661,9 @@
         <w:ind w:left="360" w:firstLine="0"/>
       </w:pPr>
       <w:r>
+        <w:rPr>
+          <w:noProof/>
+        </w:rPr>
         <w:drawing>
           <wp:inline distT="0" distB="0" distL="0" distR="0" wp14:anchorId="633A62A0" wp14:editId="51E67A40">
             <wp:extent cx="4282811" cy="3010161"/>
@@ -5220,13 +4738,8 @@
       <w:pPr>
         <w:ind w:left="360" w:firstLine="0"/>
       </w:pPr>
-      <w:proofErr w:type="gramStart"/>
-      <w:r>
-        <w:t>names.map( (</w:t>
-      </w:r>
-      <w:proofErr w:type="gramEnd"/>
-      <w:r>
-        <w:t>name, index) =&gt; &lt;li&gt;{name}&lt;/li&gt;);</w:t>
+      <w:r>
+        <w:t>names.map( (name, index) =&gt; &lt;li&gt;{name}&lt;/li&gt;);</w:t>
       </w:r>
     </w:p>
     <w:p>
@@ -5234,15 +4747,7 @@
         <w:ind w:left="360" w:firstLine="0"/>
       </w:pPr>
       <w:r>
-        <w:t xml:space="preserve">Note: While using arrays we must give unique keys for the iterated elements, which must be unique, we should avoid giving index, </w:t>
-      </w:r>
-      <w:proofErr w:type="spellStart"/>
-      <w:r>
-        <w:t>thought</w:t>
-      </w:r>
-      <w:proofErr w:type="spellEnd"/>
-      <w:r>
-        <w:t xml:space="preserve"> it is unique.</w:t>
+        <w:t>Note: While using arrays we must give unique keys for the iterated elements, which must be unique, we should avoid giving index, thought it is unique.</w:t>
       </w:r>
     </w:p>
     <w:p>
@@ -5261,6 +4766,9 @@
         <w:ind w:left="360" w:firstLine="0"/>
       </w:pPr>
       <w:r>
+        <w:rPr>
+          <w:noProof/>
+        </w:rPr>
         <w:drawing>
           <wp:inline distT="0" distB="0" distL="0" distR="0" wp14:anchorId="07CDFA4B" wp14:editId="5278B63D">
             <wp:extent cx="5943600" cy="3446780"/>
@@ -5302,20 +4810,21 @@
       <w:pPr>
         <w:ind w:left="360" w:firstLine="0"/>
       </w:pPr>
-      <w:proofErr w:type="spellStart"/>
       <w:r>
         <w:rPr>
           <w:highlight w:val="yellow"/>
         </w:rPr>
         <w:t>App.jsx</w:t>
       </w:r>
-      <w:proofErr w:type="spellEnd"/>
     </w:p>
     <w:p>
       <w:pPr>
         <w:ind w:left="360" w:firstLine="0"/>
       </w:pPr>
       <w:r>
+        <w:rPr>
+          <w:noProof/>
+        </w:rPr>
         <w:lastRenderedPageBreak/>
         <w:drawing>
           <wp:inline distT="0" distB="0" distL="0" distR="0" wp14:anchorId="04AD4BFC" wp14:editId="7E490ECB">
@@ -5370,6 +4879,9 @@
         <w:ind w:left="360" w:firstLine="0"/>
       </w:pPr>
       <w:r>
+        <w:rPr>
+          <w:noProof/>
+        </w:rPr>
         <w:lastRenderedPageBreak/>
         <w:drawing>
           <wp:inline distT="0" distB="0" distL="0" distR="0" wp14:anchorId="1B37A39B" wp14:editId="4031F0BF">
@@ -5424,40 +4936,1238 @@
         <w:ind w:left="360" w:firstLine="0"/>
       </w:pPr>
       <w:r>
-        <w:t xml:space="preserve">In </w:t>
-      </w:r>
-      <w:proofErr w:type="spellStart"/>
-      <w:r>
+        <w:t xml:space="preserve">In App.jsx you have 3 profile objects, </w:t>
+      </w:r>
+      <w:r>
+        <w:t xml:space="preserve">i.e., </w:t>
+      </w:r>
+      <w:r>
+        <w:t>profile1, profile2, profile3, assign these 3 to a single variable array and use map function in the App.jsx that renders only &lt;Profile&gt; and each iterated profile object pass as props to Profile component.</w:t>
+      </w:r>
+    </w:p>
+    <w:p>
+      <w:pPr>
+        <w:ind w:left="360" w:firstLine="0"/>
+      </w:pPr>
+      <w:r>
+        <w:rPr>
+          <w:noProof/>
+        </w:rPr>
+        <w:lastRenderedPageBreak/>
+        <w:drawing>
+          <wp:inline distT="0" distB="0" distL="0" distR="0" wp14:anchorId="50A1EE74" wp14:editId="1CE4F43F">
+            <wp:extent cx="5943600" cy="3959225"/>
+            <wp:effectExtent l="0" t="0" r="0" b="3175"/>
+            <wp:docPr id="88403617" name="Picture 1"/>
+            <wp:cNvGraphicFramePr>
+              <a:graphicFrameLocks xmlns:a="http://schemas.openxmlformats.org/drawingml/2006/main" noChangeAspect="1"/>
+            </wp:cNvGraphicFramePr>
+            <a:graphic xmlns:a="http://schemas.openxmlformats.org/drawingml/2006/main">
+              <a:graphicData uri="http://schemas.openxmlformats.org/drawingml/2006/picture">
+                <pic:pic xmlns:pic="http://schemas.openxmlformats.org/drawingml/2006/picture">
+                  <pic:nvPicPr>
+                    <pic:cNvPr id="88403617" name=""/>
+                    <pic:cNvPicPr/>
+                  </pic:nvPicPr>
+                  <pic:blipFill>
+                    <a:blip r:embed="rId61"/>
+                    <a:stretch>
+                      <a:fillRect/>
+                    </a:stretch>
+                  </pic:blipFill>
+                  <pic:spPr>
+                    <a:xfrm>
+                      <a:off x="0" y="0"/>
+                      <a:ext cx="5943600" cy="3959225"/>
+                    </a:xfrm>
+                    <a:prstGeom prst="rect">
+                      <a:avLst/>
+                    </a:prstGeom>
+                  </pic:spPr>
+                </pic:pic>
+              </a:graphicData>
+            </a:graphic>
+          </wp:inline>
+        </w:drawing>
+      </w:r>
+    </w:p>
+    <w:p>
+      <w:pPr>
+        <w:ind w:left="360" w:firstLine="0"/>
+      </w:pPr>
+      <w:r>
+        <w:rPr>
+          <w:highlight w:val="yellow"/>
+        </w:rPr>
+        <w:t>Output:</w:t>
+      </w:r>
+    </w:p>
+    <w:p>
+      <w:pPr>
+        <w:ind w:left="360" w:firstLine="0"/>
+      </w:pPr>
+      <w:r>
+        <w:rPr>
+          <w:noProof/>
+        </w:rPr>
+        <w:lastRenderedPageBreak/>
+        <w:drawing>
+          <wp:inline distT="0" distB="0" distL="0" distR="0" wp14:anchorId="420D57F4" wp14:editId="67C5CBBF">
+            <wp:extent cx="5943600" cy="3686175"/>
+            <wp:effectExtent l="0" t="0" r="0" b="9525"/>
+            <wp:docPr id="1122065058" name="Picture 1"/>
+            <wp:cNvGraphicFramePr>
+              <a:graphicFrameLocks xmlns:a="http://schemas.openxmlformats.org/drawingml/2006/main" noChangeAspect="1"/>
+            </wp:cNvGraphicFramePr>
+            <a:graphic xmlns:a="http://schemas.openxmlformats.org/drawingml/2006/main">
+              <a:graphicData uri="http://schemas.openxmlformats.org/drawingml/2006/picture">
+                <pic:pic xmlns:pic="http://schemas.openxmlformats.org/drawingml/2006/picture">
+                  <pic:nvPicPr>
+                    <pic:cNvPr id="1122065058" name=""/>
+                    <pic:cNvPicPr/>
+                  </pic:nvPicPr>
+                  <pic:blipFill>
+                    <a:blip r:embed="rId62"/>
+                    <a:stretch>
+                      <a:fillRect/>
+                    </a:stretch>
+                  </pic:blipFill>
+                  <pic:spPr>
+                    <a:xfrm>
+                      <a:off x="0" y="0"/>
+                      <a:ext cx="5943600" cy="3686175"/>
+                    </a:xfrm>
+                    <a:prstGeom prst="rect">
+                      <a:avLst/>
+                    </a:prstGeom>
+                  </pic:spPr>
+                </pic:pic>
+              </a:graphicData>
+            </a:graphic>
+          </wp:inline>
+        </w:drawing>
+      </w:r>
+    </w:p>
+    <w:p>
+      <w:pPr>
+        <w:ind w:left="360" w:firstLine="0"/>
+      </w:pPr>
+      <w:r>
+        <w:rPr>
+          <w:highlight w:val="yellow"/>
+        </w:rPr>
+        <w:t>Components state &amp; Event handling</w:t>
+      </w:r>
+    </w:p>
+    <w:p>
+      <w:pPr>
+        <w:ind w:left="360" w:firstLine="0"/>
+      </w:pPr>
+      <w:r>
+        <w:rPr>
+          <w:highlight w:val="yellow"/>
+        </w:rPr>
+        <w:t>state:</w:t>
+      </w:r>
+      <w:r>
+        <w:t xml:space="preserve"> It is used to store the component’s data and also changes that happens in the component, like to store form data or the data coming from the backend</w:t>
+      </w:r>
+    </w:p>
+    <w:p>
+      <w:pPr>
+        <w:ind w:left="360" w:firstLine="0"/>
+      </w:pPr>
+      <w:r>
+        <w:rPr>
+          <w:highlight w:val="yellow"/>
+        </w:rPr>
+        <w:t>Event handling:</w:t>
+      </w:r>
+      <w:r>
+        <w:t xml:space="preserve"> These are the functions that are called when event occurs in the component.</w:t>
+      </w:r>
+    </w:p>
+    <w:p>
+      <w:pPr>
+        <w:ind w:left="360" w:firstLine="0"/>
+      </w:pPr>
+      <w:r>
+        <w:rPr>
+          <w:highlight w:val="yellow"/>
+        </w:rPr>
+        <w:t>props vs state</w:t>
+      </w:r>
+    </w:p>
+    <w:p>
+      <w:pPr>
+        <w:ind w:left="360" w:firstLine="0"/>
+      </w:pPr>
+      <w:r>
+        <w:t>props: it is read-only but still components carry props data just for rendering them or passing to another component</w:t>
+      </w:r>
+    </w:p>
+    <w:p>
+      <w:pPr>
+        <w:ind w:left="360" w:firstLine="0"/>
+      </w:pPr>
+      <w:r>
+        <w:t xml:space="preserve">&lt;Profile details = {id: 100, name:”Alex” } /&gt; here details is a props passed to </w:t>
+      </w:r>
+      <w:r>
+        <w:br/>
+        <w:t>function Profile(props) {  }</w:t>
+      </w:r>
+    </w:p>
+    <w:p>
+      <w:pPr>
+        <w:ind w:left="360" w:firstLine="0"/>
+      </w:pPr>
+      <w:r>
+        <w:rPr>
+          <w:highlight w:val="yellow"/>
+        </w:rPr>
+        <w:t>state:</w:t>
+      </w:r>
+      <w:r>
+        <w:t xml:space="preserve"> it is writable and you can also use them to render or pass them as props to another component </w:t>
+      </w:r>
+    </w:p>
+    <w:p>
+      <w:pPr>
+        <w:ind w:left="360" w:firstLine="0"/>
+      </w:pPr>
+      <w:r>
+        <w:lastRenderedPageBreak/>
+        <w:t>A state is created with two properties and a built-in react hook function called useState(init);</w:t>
+      </w:r>
+    </w:p>
+    <w:p>
+      <w:pPr>
+        <w:ind w:left="360" w:firstLine="0"/>
+      </w:pPr>
+      <w:r>
+        <w:t>let [name, setName] = useState(“”);</w:t>
+      </w:r>
+    </w:p>
+    <w:p>
+      <w:pPr>
+        <w:ind w:left="360" w:firstLine="0"/>
+      </w:pPr>
+      <w:r>
+        <w:t>here name is the property to store the state</w:t>
+      </w:r>
+    </w:p>
+    <w:p>
+      <w:pPr>
+        <w:ind w:left="360" w:firstLine="0"/>
+      </w:pPr>
+      <w:r>
+        <w:t>setName is a function that modifies the state</w:t>
+      </w:r>
+    </w:p>
+    <w:p>
+      <w:pPr>
+        <w:ind w:left="360" w:firstLine="0"/>
+      </w:pPr>
+      <w:r>
+        <w:t>setName(“Raj”), now the name stores “Raj”</w:t>
+      </w:r>
+    </w:p>
+    <w:p>
+      <w:pPr>
+        <w:ind w:left="360" w:firstLine="0"/>
+      </w:pPr>
+      <w:r>
+        <w:rPr>
+          <w:highlight w:val="yellow"/>
+        </w:rPr>
+        <w:t>Profile.jsx</w:t>
+      </w:r>
+    </w:p>
+    <w:p>
+      <w:pPr>
+        <w:ind w:left="360" w:firstLine="0"/>
+      </w:pPr>
+      <w:r>
+        <w:rPr>
+          <w:noProof/>
+        </w:rPr>
+        <w:drawing>
+          <wp:inline distT="0" distB="0" distL="0" distR="0" wp14:anchorId="187113D4" wp14:editId="2479EB18">
+            <wp:extent cx="5943600" cy="5647690"/>
+            <wp:effectExtent l="0" t="0" r="0" b="0"/>
+            <wp:docPr id="1805747472" name="Picture 1"/>
+            <wp:cNvGraphicFramePr>
+              <a:graphicFrameLocks xmlns:a="http://schemas.openxmlformats.org/drawingml/2006/main" noChangeAspect="1"/>
+            </wp:cNvGraphicFramePr>
+            <a:graphic xmlns:a="http://schemas.openxmlformats.org/drawingml/2006/main">
+              <a:graphicData uri="http://schemas.openxmlformats.org/drawingml/2006/picture">
+                <pic:pic xmlns:pic="http://schemas.openxmlformats.org/drawingml/2006/picture">
+                  <pic:nvPicPr>
+                    <pic:cNvPr id="1805747472" name=""/>
+                    <pic:cNvPicPr/>
+                  </pic:nvPicPr>
+                  <pic:blipFill>
+                    <a:blip r:embed="rId63"/>
+                    <a:stretch>
+                      <a:fillRect/>
+                    </a:stretch>
+                  </pic:blipFill>
+                  <pic:spPr>
+                    <a:xfrm>
+                      <a:off x="0" y="0"/>
+                      <a:ext cx="5943600" cy="5647690"/>
+                    </a:xfrm>
+                    <a:prstGeom prst="rect">
+                      <a:avLst/>
+                    </a:prstGeom>
+                  </pic:spPr>
+                </pic:pic>
+              </a:graphicData>
+            </a:graphic>
+          </wp:inline>
+        </w:drawing>
+      </w:r>
+    </w:p>
+    <w:p>
+      <w:pPr>
+        <w:ind w:left="360" w:firstLine="0"/>
+      </w:pPr>
+      <w:r>
+        <w:rPr>
+          <w:highlight w:val="yellow"/>
+        </w:rPr>
+        <w:lastRenderedPageBreak/>
         <w:t>App.jsx</w:t>
       </w:r>
-      <w:proofErr w:type="spellEnd"/>
-      <w:r>
-        <w:t xml:space="preserve"> you have 3 profile objects, </w:t>
-      </w:r>
-      <w:r>
-        <w:t xml:space="preserve">i.e., </w:t>
-      </w:r>
-      <w:r>
-        <w:t xml:space="preserve">profile1, profile2, profile3, assign these 3 to a single variable array and use map function in the </w:t>
-      </w:r>
-      <w:proofErr w:type="spellStart"/>
-      <w:r>
+    </w:p>
+    <w:p>
+      <w:pPr>
+        <w:ind w:left="360" w:firstLine="0"/>
+      </w:pPr>
+      <w:r>
+        <w:rPr>
+          <w:noProof/>
+        </w:rPr>
+        <w:drawing>
+          <wp:inline distT="0" distB="0" distL="0" distR="0" wp14:anchorId="7FD04AD7" wp14:editId="46246F21">
+            <wp:extent cx="5943600" cy="4556125"/>
+            <wp:effectExtent l="0" t="0" r="0" b="0"/>
+            <wp:docPr id="1793714752" name="Picture 1"/>
+            <wp:cNvGraphicFramePr>
+              <a:graphicFrameLocks xmlns:a="http://schemas.openxmlformats.org/drawingml/2006/main" noChangeAspect="1"/>
+            </wp:cNvGraphicFramePr>
+            <a:graphic xmlns:a="http://schemas.openxmlformats.org/drawingml/2006/main">
+              <a:graphicData uri="http://schemas.openxmlformats.org/drawingml/2006/picture">
+                <pic:pic xmlns:pic="http://schemas.openxmlformats.org/drawingml/2006/picture">
+                  <pic:nvPicPr>
+                    <pic:cNvPr id="1793714752" name=""/>
+                    <pic:cNvPicPr/>
+                  </pic:nvPicPr>
+                  <pic:blipFill>
+                    <a:blip r:embed="rId64"/>
+                    <a:stretch>
+                      <a:fillRect/>
+                    </a:stretch>
+                  </pic:blipFill>
+                  <pic:spPr>
+                    <a:xfrm>
+                      <a:off x="0" y="0"/>
+                      <a:ext cx="5943600" cy="4556125"/>
+                    </a:xfrm>
+                    <a:prstGeom prst="rect">
+                      <a:avLst/>
+                    </a:prstGeom>
+                  </pic:spPr>
+                </pic:pic>
+              </a:graphicData>
+            </a:graphic>
+          </wp:inline>
+        </w:drawing>
+      </w:r>
+    </w:p>
+    <w:p>
+      <w:pPr>
+        <w:ind w:left="360" w:firstLine="0"/>
+      </w:pPr>
+      <w:r>
+        <w:rPr>
+          <w:highlight w:val="yellow"/>
+        </w:rPr>
+        <w:t>Output:</w:t>
+      </w:r>
+    </w:p>
+    <w:p>
+      <w:pPr>
+        <w:ind w:left="360" w:firstLine="0"/>
+      </w:pPr>
+      <w:r>
+        <w:rPr>
+          <w:noProof/>
+        </w:rPr>
+        <w:lastRenderedPageBreak/>
+        <w:drawing>
+          <wp:inline distT="0" distB="0" distL="0" distR="0" wp14:anchorId="213885E9" wp14:editId="4ED5D530">
+            <wp:extent cx="5943600" cy="4763135"/>
+            <wp:effectExtent l="0" t="0" r="0" b="0"/>
+            <wp:docPr id="1769422533" name="Picture 1"/>
+            <wp:cNvGraphicFramePr>
+              <a:graphicFrameLocks xmlns:a="http://schemas.openxmlformats.org/drawingml/2006/main" noChangeAspect="1"/>
+            </wp:cNvGraphicFramePr>
+            <a:graphic xmlns:a="http://schemas.openxmlformats.org/drawingml/2006/main">
+              <a:graphicData uri="http://schemas.openxmlformats.org/drawingml/2006/picture">
+                <pic:pic xmlns:pic="http://schemas.openxmlformats.org/drawingml/2006/picture">
+                  <pic:nvPicPr>
+                    <pic:cNvPr id="1769422533" name=""/>
+                    <pic:cNvPicPr/>
+                  </pic:nvPicPr>
+                  <pic:blipFill>
+                    <a:blip r:embed="rId65"/>
+                    <a:stretch>
+                      <a:fillRect/>
+                    </a:stretch>
+                  </pic:blipFill>
+                  <pic:spPr>
+                    <a:xfrm>
+                      <a:off x="0" y="0"/>
+                      <a:ext cx="5943600" cy="4763135"/>
+                    </a:xfrm>
+                    <a:prstGeom prst="rect">
+                      <a:avLst/>
+                    </a:prstGeom>
+                  </pic:spPr>
+                </pic:pic>
+              </a:graphicData>
+            </a:graphic>
+          </wp:inline>
+        </w:drawing>
+      </w:r>
+    </w:p>
+    <w:p>
+      <w:pPr>
+        <w:ind w:left="360" w:firstLine="0"/>
+      </w:pPr>
+      <w:r>
+        <w:rPr>
+          <w:highlight w:val="yellow"/>
+        </w:rPr>
+        <w:t>Creating a form and storing them in the state</w:t>
+      </w:r>
+    </w:p>
+    <w:p>
+      <w:pPr>
+        <w:ind w:left="360" w:firstLine="0"/>
+      </w:pPr>
+      <w:r>
+        <w:rPr>
+          <w:noProof/>
+        </w:rPr>
+        <w:lastRenderedPageBreak/>
+        <w:drawing>
+          <wp:inline distT="0" distB="0" distL="0" distR="0" wp14:anchorId="07BC6154" wp14:editId="0EA7511C">
+            <wp:extent cx="5943600" cy="3558540"/>
+            <wp:effectExtent l="0" t="0" r="0" b="3810"/>
+            <wp:docPr id="1771822507" name="Picture 1"/>
+            <wp:cNvGraphicFramePr>
+              <a:graphicFrameLocks xmlns:a="http://schemas.openxmlformats.org/drawingml/2006/main" noChangeAspect="1"/>
+            </wp:cNvGraphicFramePr>
+            <a:graphic xmlns:a="http://schemas.openxmlformats.org/drawingml/2006/main">
+              <a:graphicData uri="http://schemas.openxmlformats.org/drawingml/2006/picture">
+                <pic:pic xmlns:pic="http://schemas.openxmlformats.org/drawingml/2006/picture">
+                  <pic:nvPicPr>
+                    <pic:cNvPr id="1771822507" name=""/>
+                    <pic:cNvPicPr/>
+                  </pic:nvPicPr>
+                  <pic:blipFill>
+                    <a:blip r:embed="rId66"/>
+                    <a:stretch>
+                      <a:fillRect/>
+                    </a:stretch>
+                  </pic:blipFill>
+                  <pic:spPr>
+                    <a:xfrm>
+                      <a:off x="0" y="0"/>
+                      <a:ext cx="5943600" cy="3558540"/>
+                    </a:xfrm>
+                    <a:prstGeom prst="rect">
+                      <a:avLst/>
+                    </a:prstGeom>
+                  </pic:spPr>
+                </pic:pic>
+              </a:graphicData>
+            </a:graphic>
+          </wp:inline>
+        </w:drawing>
+      </w:r>
+    </w:p>
+    <w:p>
+      <w:pPr>
+        <w:ind w:left="360" w:firstLine="0"/>
+      </w:pPr>
+      <w:r>
+        <w:rPr>
+          <w:highlight w:val="yellow"/>
+        </w:rPr>
+        <w:t>Output:</w:t>
+      </w:r>
+    </w:p>
+    <w:p>
+      <w:pPr>
+        <w:ind w:left="360" w:firstLine="0"/>
+      </w:pPr>
+      <w:r>
+        <w:rPr>
+          <w:noProof/>
+        </w:rPr>
+        <w:drawing>
+          <wp:inline distT="0" distB="0" distL="0" distR="0" wp14:anchorId="71A8F7D0" wp14:editId="5FFAB2B2">
+            <wp:extent cx="5943600" cy="2335530"/>
+            <wp:effectExtent l="0" t="0" r="0" b="7620"/>
+            <wp:docPr id="1396528940" name="Picture 1"/>
+            <wp:cNvGraphicFramePr>
+              <a:graphicFrameLocks xmlns:a="http://schemas.openxmlformats.org/drawingml/2006/main" noChangeAspect="1"/>
+            </wp:cNvGraphicFramePr>
+            <a:graphic xmlns:a="http://schemas.openxmlformats.org/drawingml/2006/main">
+              <a:graphicData uri="http://schemas.openxmlformats.org/drawingml/2006/picture">
+                <pic:pic xmlns:pic="http://schemas.openxmlformats.org/drawingml/2006/picture">
+                  <pic:nvPicPr>
+                    <pic:cNvPr id="1396528940" name=""/>
+                    <pic:cNvPicPr/>
+                  </pic:nvPicPr>
+                  <pic:blipFill>
+                    <a:blip r:embed="rId67"/>
+                    <a:stretch>
+                      <a:fillRect/>
+                    </a:stretch>
+                  </pic:blipFill>
+                  <pic:spPr>
+                    <a:xfrm>
+                      <a:off x="0" y="0"/>
+                      <a:ext cx="5943600" cy="2335530"/>
+                    </a:xfrm>
+                    <a:prstGeom prst="rect">
+                      <a:avLst/>
+                    </a:prstGeom>
+                  </pic:spPr>
+                </pic:pic>
+              </a:graphicData>
+            </a:graphic>
+          </wp:inline>
+        </w:drawing>
+      </w:r>
+    </w:p>
+    <w:p>
+      <w:pPr>
+        <w:ind w:left="360" w:firstLine="0"/>
+      </w:pPr>
+      <w:r>
+        <w:rPr>
+          <w:highlight w:val="yellow"/>
+        </w:rPr>
+        <w:t>Installing bootstrap</w:t>
+      </w:r>
+    </w:p>
+    <w:p>
+      <w:pPr>
+        <w:ind w:left="360" w:firstLine="0"/>
+      </w:pPr>
+      <w:r>
+        <w:rPr>
+          <w:noProof/>
+        </w:rPr>
+        <w:lastRenderedPageBreak/>
+        <w:drawing>
+          <wp:inline distT="0" distB="0" distL="0" distR="0" wp14:anchorId="28F4D358" wp14:editId="1B58516C">
+            <wp:extent cx="5943600" cy="1264285"/>
+            <wp:effectExtent l="0" t="0" r="0" b="0"/>
+            <wp:docPr id="391868409" name="Picture 1"/>
+            <wp:cNvGraphicFramePr>
+              <a:graphicFrameLocks xmlns:a="http://schemas.openxmlformats.org/drawingml/2006/main" noChangeAspect="1"/>
+            </wp:cNvGraphicFramePr>
+            <a:graphic xmlns:a="http://schemas.openxmlformats.org/drawingml/2006/main">
+              <a:graphicData uri="http://schemas.openxmlformats.org/drawingml/2006/picture">
+                <pic:pic xmlns:pic="http://schemas.openxmlformats.org/drawingml/2006/picture">
+                  <pic:nvPicPr>
+                    <pic:cNvPr id="391868409" name=""/>
+                    <pic:cNvPicPr/>
+                  </pic:nvPicPr>
+                  <pic:blipFill>
+                    <a:blip r:embed="rId68"/>
+                    <a:stretch>
+                      <a:fillRect/>
+                    </a:stretch>
+                  </pic:blipFill>
+                  <pic:spPr>
+                    <a:xfrm>
+                      <a:off x="0" y="0"/>
+                      <a:ext cx="5943600" cy="1264285"/>
+                    </a:xfrm>
+                    <a:prstGeom prst="rect">
+                      <a:avLst/>
+                    </a:prstGeom>
+                  </pic:spPr>
+                </pic:pic>
+              </a:graphicData>
+            </a:graphic>
+          </wp:inline>
+        </w:drawing>
+      </w:r>
+    </w:p>
+    <w:p>
+      <w:pPr>
+        <w:ind w:left="360" w:firstLine="0"/>
+      </w:pPr>
+      <w:r>
+        <w:rPr>
+          <w:highlight w:val="yellow"/>
+        </w:rPr>
+        <w:t>You can import this in index.css</w:t>
+      </w:r>
+    </w:p>
+    <w:p>
+      <w:pPr>
+        <w:ind w:left="360" w:firstLine="0"/>
+      </w:pPr>
+      <w:r>
+        <w:rPr>
+          <w:noProof/>
+        </w:rPr>
+        <w:drawing>
+          <wp:inline distT="0" distB="0" distL="0" distR="0" wp14:anchorId="536F0A11" wp14:editId="2C0A7F14">
+            <wp:extent cx="5943600" cy="1117600"/>
+            <wp:effectExtent l="0" t="0" r="0" b="6350"/>
+            <wp:docPr id="2138621755" name="Picture 1"/>
+            <wp:cNvGraphicFramePr>
+              <a:graphicFrameLocks xmlns:a="http://schemas.openxmlformats.org/drawingml/2006/main" noChangeAspect="1"/>
+            </wp:cNvGraphicFramePr>
+            <a:graphic xmlns:a="http://schemas.openxmlformats.org/drawingml/2006/main">
+              <a:graphicData uri="http://schemas.openxmlformats.org/drawingml/2006/picture">
+                <pic:pic xmlns:pic="http://schemas.openxmlformats.org/drawingml/2006/picture">
+                  <pic:nvPicPr>
+                    <pic:cNvPr id="2138621755" name=""/>
+                    <pic:cNvPicPr/>
+                  </pic:nvPicPr>
+                  <pic:blipFill>
+                    <a:blip r:embed="rId69"/>
+                    <a:stretch>
+                      <a:fillRect/>
+                    </a:stretch>
+                  </pic:blipFill>
+                  <pic:spPr>
+                    <a:xfrm>
+                      <a:off x="0" y="0"/>
+                      <a:ext cx="5943600" cy="1117600"/>
+                    </a:xfrm>
+                    <a:prstGeom prst="rect">
+                      <a:avLst/>
+                    </a:prstGeom>
+                  </pic:spPr>
+                </pic:pic>
+              </a:graphicData>
+            </a:graphic>
+          </wp:inline>
+        </w:drawing>
+      </w:r>
+    </w:p>
+    <w:p>
+      <w:pPr>
+        <w:ind w:left="360" w:firstLine="0"/>
+      </w:pPr>
+      <w:r>
+        <w:t xml:space="preserve">We can use bootstrap classes with </w:t>
+      </w:r>
+      <w:r>
+        <w:rPr>
+          <w:color w:val="EE0000"/>
+        </w:rPr>
+        <w:t xml:space="preserve">className </w:t>
+      </w:r>
+      <w:r>
+        <w:t>attribute, because using class inside JSX is discouraged, because JSX understands class as a keyword.</w:t>
+      </w:r>
+    </w:p>
+    <w:p>
+      <w:pPr>
+        <w:ind w:left="360" w:firstLine="0"/>
+      </w:pPr>
+      <w:r>
+        <w:rPr>
+          <w:highlight w:val="yellow"/>
+        </w:rPr>
         <w:t>App.jsx</w:t>
       </w:r>
-      <w:proofErr w:type="spellEnd"/>
-      <w:r>
-        <w:t xml:space="preserve"> that renders only &lt;Profile&gt; and each iterated profile object pass as props to Profile component.</w:t>
-      </w:r>
     </w:p>
     <w:p>
       <w:pPr>
         <w:ind w:left="360" w:firstLine="0"/>
       </w:pPr>
+      <w:r>
+        <w:rPr>
+          <w:noProof/>
+        </w:rPr>
+        <w:lastRenderedPageBreak/>
+        <w:drawing>
+          <wp:inline distT="0" distB="0" distL="0" distR="0" wp14:anchorId="79BFC898" wp14:editId="7FB18435">
+            <wp:extent cx="5943600" cy="4651375"/>
+            <wp:effectExtent l="0" t="0" r="0" b="0"/>
+            <wp:docPr id="277554374" name="Picture 1"/>
+            <wp:cNvGraphicFramePr>
+              <a:graphicFrameLocks xmlns:a="http://schemas.openxmlformats.org/drawingml/2006/main" noChangeAspect="1"/>
+            </wp:cNvGraphicFramePr>
+            <a:graphic xmlns:a="http://schemas.openxmlformats.org/drawingml/2006/main">
+              <a:graphicData uri="http://schemas.openxmlformats.org/drawingml/2006/picture">
+                <pic:pic xmlns:pic="http://schemas.openxmlformats.org/drawingml/2006/picture">
+                  <pic:nvPicPr>
+                    <pic:cNvPr id="277554374" name=""/>
+                    <pic:cNvPicPr/>
+                  </pic:nvPicPr>
+                  <pic:blipFill>
+                    <a:blip r:embed="rId70"/>
+                    <a:stretch>
+                      <a:fillRect/>
+                    </a:stretch>
+                  </pic:blipFill>
+                  <pic:spPr>
+                    <a:xfrm>
+                      <a:off x="0" y="0"/>
+                      <a:ext cx="5943600" cy="4651375"/>
+                    </a:xfrm>
+                    <a:prstGeom prst="rect">
+                      <a:avLst/>
+                    </a:prstGeom>
+                  </pic:spPr>
+                </pic:pic>
+              </a:graphicData>
+            </a:graphic>
+          </wp:inline>
+        </w:drawing>
+      </w:r>
     </w:p>
     <w:p>
       <w:pPr>
         <w:ind w:left="360" w:firstLine="0"/>
       </w:pPr>
+      <w:r>
+        <w:rPr>
+          <w:highlight w:val="yellow"/>
+        </w:rPr>
+        <w:t>Profile.jsx</w:t>
+      </w:r>
+    </w:p>
+    <w:p>
+      <w:pPr>
+        <w:ind w:left="360" w:firstLine="0"/>
+      </w:pPr>
+      <w:r>
+        <w:t>….</w:t>
+      </w:r>
+    </w:p>
+    <w:p>
+      <w:pPr>
+        <w:ind w:left="360" w:firstLine="0"/>
+      </w:pPr>
+      <w:r>
+        <w:rPr>
+          <w:noProof/>
+        </w:rPr>
+        <w:lastRenderedPageBreak/>
+        <w:drawing>
+          <wp:inline distT="0" distB="0" distL="0" distR="0" wp14:anchorId="52BF59F1" wp14:editId="13C993D5">
+            <wp:extent cx="5943600" cy="3437255"/>
+            <wp:effectExtent l="0" t="0" r="0" b="0"/>
+            <wp:docPr id="1722736129" name="Picture 1"/>
+            <wp:cNvGraphicFramePr>
+              <a:graphicFrameLocks xmlns:a="http://schemas.openxmlformats.org/drawingml/2006/main" noChangeAspect="1"/>
+            </wp:cNvGraphicFramePr>
+            <a:graphic xmlns:a="http://schemas.openxmlformats.org/drawingml/2006/main">
+              <a:graphicData uri="http://schemas.openxmlformats.org/drawingml/2006/picture">
+                <pic:pic xmlns:pic="http://schemas.openxmlformats.org/drawingml/2006/picture">
+                  <pic:nvPicPr>
+                    <pic:cNvPr id="1722736129" name=""/>
+                    <pic:cNvPicPr/>
+                  </pic:nvPicPr>
+                  <pic:blipFill>
+                    <a:blip r:embed="rId71"/>
+                    <a:stretch>
+                      <a:fillRect/>
+                    </a:stretch>
+                  </pic:blipFill>
+                  <pic:spPr>
+                    <a:xfrm>
+                      <a:off x="0" y="0"/>
+                      <a:ext cx="5943600" cy="3437255"/>
+                    </a:xfrm>
+                    <a:prstGeom prst="rect">
+                      <a:avLst/>
+                    </a:prstGeom>
+                  </pic:spPr>
+                </pic:pic>
+              </a:graphicData>
+            </a:graphic>
+          </wp:inline>
+        </w:drawing>
+      </w:r>
+    </w:p>
+    <w:p>
+      <w:pPr>
+        <w:ind w:left="360" w:firstLine="0"/>
+      </w:pPr>
+      <w:r>
+        <w:rPr>
+          <w:highlight w:val="yellow"/>
+        </w:rPr>
+        <w:t>Output:</w:t>
+      </w:r>
+    </w:p>
+    <w:p>
+      <w:pPr>
+        <w:ind w:left="360" w:firstLine="0"/>
+      </w:pPr>
+      <w:r>
+        <w:rPr>
+          <w:noProof/>
+        </w:rPr>
+        <w:drawing>
+          <wp:inline distT="0" distB="0" distL="0" distR="0" wp14:anchorId="5997CCF6" wp14:editId="37DBA00F">
+            <wp:extent cx="5943600" cy="3350260"/>
+            <wp:effectExtent l="0" t="0" r="0" b="2540"/>
+            <wp:docPr id="1535906784" name="Picture 1"/>
+            <wp:cNvGraphicFramePr>
+              <a:graphicFrameLocks xmlns:a="http://schemas.openxmlformats.org/drawingml/2006/main" noChangeAspect="1"/>
+            </wp:cNvGraphicFramePr>
+            <a:graphic xmlns:a="http://schemas.openxmlformats.org/drawingml/2006/main">
+              <a:graphicData uri="http://schemas.openxmlformats.org/drawingml/2006/picture">
+                <pic:pic xmlns:pic="http://schemas.openxmlformats.org/drawingml/2006/picture">
+                  <pic:nvPicPr>
+                    <pic:cNvPr id="1535906784" name=""/>
+                    <pic:cNvPicPr/>
+                  </pic:nvPicPr>
+                  <pic:blipFill>
+                    <a:blip r:embed="rId72"/>
+                    <a:stretch>
+                      <a:fillRect/>
+                    </a:stretch>
+                  </pic:blipFill>
+                  <pic:spPr>
+                    <a:xfrm>
+                      <a:off x="0" y="0"/>
+                      <a:ext cx="5943600" cy="3350260"/>
+                    </a:xfrm>
+                    <a:prstGeom prst="rect">
+                      <a:avLst/>
+                    </a:prstGeom>
+                  </pic:spPr>
+                </pic:pic>
+              </a:graphicData>
+            </a:graphic>
+          </wp:inline>
+        </w:drawing>
+      </w:r>
+    </w:p>
+    <w:p>
+      <w:pPr>
+        <w:ind w:left="360" w:firstLine="0"/>
+      </w:pPr>
+    </w:p>
+    <w:p>
+      <w:pPr>
+        <w:ind w:left="360" w:firstLine="0"/>
+      </w:pPr>
+      <w:r>
+        <w:rPr>
+          <w:highlight w:val="yellow"/>
+        </w:rPr>
+        <w:t>axios</w:t>
+      </w:r>
+    </w:p>
+    <w:p>
+      <w:pPr>
+        <w:ind w:left="360" w:firstLine="0"/>
+      </w:pPr>
+      <w:r>
+        <w:lastRenderedPageBreak/>
+        <w:t>axios is a library used to interact with the backend services, you can send HTTP requests using HTTP methods like post, get, put &amp; delete</w:t>
+      </w:r>
+    </w:p>
+    <w:p>
+      <w:pPr>
+        <w:ind w:left="360" w:firstLine="0"/>
+      </w:pPr>
+      <w:r>
+        <w:t>axios library http methods return promise you can handle the promise using .then(callbackFn) and .catch(callbackFn)</w:t>
+      </w:r>
+    </w:p>
+    <w:p>
+      <w:pPr>
+        <w:ind w:left="360" w:firstLine="0"/>
+      </w:pPr>
+      <w:r>
+        <w:t>ex:</w:t>
+      </w:r>
+    </w:p>
+    <w:p>
+      <w:pPr>
+        <w:ind w:left="360" w:firstLine="0"/>
+      </w:pPr>
+      <w:r>
+        <w:t>axios.post(url, {jsonData}).then((res) =&gt; …).catch((err) =&gt; … )</w:t>
+      </w:r>
+    </w:p>
+    <w:p>
+      <w:pPr>
+        <w:ind w:left="360" w:firstLine="0"/>
+      </w:pPr>
+      <w:r>
+        <w:t>axios.get(url).then(res =&gt; …).ca</w:t>
+      </w:r>
+      <w:r>
+        <w:t>t</w:t>
+      </w:r>
+      <w:r>
+        <w:t>ch(err=&gt;…)</w:t>
+      </w:r>
+    </w:p>
+    <w:p>
+      <w:pPr>
+        <w:ind w:left="360" w:firstLine="0"/>
+      </w:pPr>
+      <w:r>
+        <w:rPr>
+          <w:highlight w:val="yellow"/>
+        </w:rPr>
+        <w:t>Installing axios</w:t>
+      </w:r>
+    </w:p>
+    <w:p>
+      <w:pPr>
+        <w:ind w:left="360" w:firstLine="0"/>
+      </w:pPr>
+      <w:r>
+        <w:drawing>
+          <wp:inline distT="0" distB="0" distL="0" distR="0" wp14:anchorId="1F946520" wp14:editId="587C2754">
+            <wp:extent cx="5943600" cy="329565"/>
+            <wp:effectExtent l="0" t="0" r="0" b="0"/>
+            <wp:docPr id="130293339" name="Picture 1"/>
+            <wp:cNvGraphicFramePr>
+              <a:graphicFrameLocks xmlns:a="http://schemas.openxmlformats.org/drawingml/2006/main" noChangeAspect="1"/>
+            </wp:cNvGraphicFramePr>
+            <a:graphic xmlns:a="http://schemas.openxmlformats.org/drawingml/2006/main">
+              <a:graphicData uri="http://schemas.openxmlformats.org/drawingml/2006/picture">
+                <pic:pic xmlns:pic="http://schemas.openxmlformats.org/drawingml/2006/picture">
+                  <pic:nvPicPr>
+                    <pic:cNvPr id="130293339" name=""/>
+                    <pic:cNvPicPr/>
+                  </pic:nvPicPr>
+                  <pic:blipFill>
+                    <a:blip r:embed="rId73"/>
+                    <a:stretch>
+                      <a:fillRect/>
+                    </a:stretch>
+                  </pic:blipFill>
+                  <pic:spPr>
+                    <a:xfrm>
+                      <a:off x="0" y="0"/>
+                      <a:ext cx="5943600" cy="329565"/>
+                    </a:xfrm>
+                    <a:prstGeom prst="rect">
+                      <a:avLst/>
+                    </a:prstGeom>
+                  </pic:spPr>
+                </pic:pic>
+              </a:graphicData>
+            </a:graphic>
+          </wp:inline>
+        </w:drawing>
+      </w:r>
+    </w:p>
+    <w:p>
+      <w:pPr>
+        <w:ind w:left="360" w:firstLine="0"/>
+      </w:pPr>
+      <w:r>
+        <w:rPr>
+          <w:highlight w:val="yellow"/>
+        </w:rPr>
+        <w:t>Now we can have our backend webservices running</w:t>
+      </w:r>
+    </w:p>
+    <w:p>
+      <w:pPr>
+        <w:ind w:left="360" w:firstLine="0"/>
+      </w:pPr>
+      <w:r>
+        <w:t>Implement one method that gets the profile based on id</w:t>
+      </w:r>
+    </w:p>
+    <w:p>
+      <w:pPr>
+        <w:ind w:left="360" w:firstLine="0"/>
+      </w:pPr>
+      <w:r>
+        <w:rPr>
+          <w:highlight w:val="yellow"/>
+        </w:rPr>
+        <w:t>ProfileServiceImpl.java</w:t>
+      </w:r>
+    </w:p>
+    <w:p>
+      <w:pPr>
+        <w:ind w:left="360" w:firstLine="0"/>
+      </w:pPr>
+      <w:r>
+        <w:lastRenderedPageBreak/>
+        <w:drawing>
+          <wp:inline distT="0" distB="0" distL="0" distR="0" wp14:anchorId="267D8470" wp14:editId="49747EB1">
+            <wp:extent cx="5943600" cy="3914140"/>
+            <wp:effectExtent l="0" t="0" r="0" b="0"/>
+            <wp:docPr id="1687172764" name="Picture 1"/>
+            <wp:cNvGraphicFramePr>
+              <a:graphicFrameLocks xmlns:a="http://schemas.openxmlformats.org/drawingml/2006/main" noChangeAspect="1"/>
+            </wp:cNvGraphicFramePr>
+            <a:graphic xmlns:a="http://schemas.openxmlformats.org/drawingml/2006/main">
+              <a:graphicData uri="http://schemas.openxmlformats.org/drawingml/2006/picture">
+                <pic:pic xmlns:pic="http://schemas.openxmlformats.org/drawingml/2006/picture">
+                  <pic:nvPicPr>
+                    <pic:cNvPr id="1687172764" name=""/>
+                    <pic:cNvPicPr/>
+                  </pic:nvPicPr>
+                  <pic:blipFill>
+                    <a:blip r:embed="rId74"/>
+                    <a:stretch>
+                      <a:fillRect/>
+                    </a:stretch>
+                  </pic:blipFill>
+                  <pic:spPr>
+                    <a:xfrm>
+                      <a:off x="0" y="0"/>
+                      <a:ext cx="5943600" cy="3914140"/>
+                    </a:xfrm>
+                    <a:prstGeom prst="rect">
+                      <a:avLst/>
+                    </a:prstGeom>
+                  </pic:spPr>
+                </pic:pic>
+              </a:graphicData>
+            </a:graphic>
+          </wp:inline>
+        </w:drawing>
+      </w:r>
+    </w:p>
+    <w:p>
+      <w:pPr>
+        <w:ind w:left="360" w:firstLine="0"/>
+      </w:pPr>
+      <w:r>
+        <w:t>Create a @GetMapping to fetch a single profile based on id</w:t>
+      </w:r>
+    </w:p>
+    <w:p>
+      <w:pPr>
+        <w:ind w:left="360" w:firstLine="0"/>
+      </w:pPr>
+      <w:r>
+        <w:drawing>
+          <wp:inline distT="0" distB="0" distL="0" distR="0" wp14:anchorId="13DF6CB5" wp14:editId="3AA5F1B6">
+            <wp:extent cx="5943600" cy="2881630"/>
+            <wp:effectExtent l="0" t="0" r="0" b="0"/>
+            <wp:docPr id="721154384" name="Picture 1"/>
+            <wp:cNvGraphicFramePr>
+              <a:graphicFrameLocks xmlns:a="http://schemas.openxmlformats.org/drawingml/2006/main" noChangeAspect="1"/>
+            </wp:cNvGraphicFramePr>
+            <a:graphic xmlns:a="http://schemas.openxmlformats.org/drawingml/2006/main">
+              <a:graphicData uri="http://schemas.openxmlformats.org/drawingml/2006/picture">
+                <pic:pic xmlns:pic="http://schemas.openxmlformats.org/drawingml/2006/picture">
+                  <pic:nvPicPr>
+                    <pic:cNvPr id="721154384" name=""/>
+                    <pic:cNvPicPr/>
+                  </pic:nvPicPr>
+                  <pic:blipFill>
+                    <a:blip r:embed="rId75"/>
+                    <a:stretch>
+                      <a:fillRect/>
+                    </a:stretch>
+                  </pic:blipFill>
+                  <pic:spPr>
+                    <a:xfrm>
+                      <a:off x="0" y="0"/>
+                      <a:ext cx="5943600" cy="2881630"/>
+                    </a:xfrm>
+                    <a:prstGeom prst="rect">
+                      <a:avLst/>
+                    </a:prstGeom>
+                  </pic:spPr>
+                </pic:pic>
+              </a:graphicData>
+            </a:graphic>
+          </wp:inline>
+        </w:drawing>
+      </w:r>
+    </w:p>
+    <w:p>
+      <w:pPr>
+        <w:ind w:left="360" w:firstLine="0"/>
+      </w:pPr>
+    </w:p>
+    <w:p>
+      <w:pPr>
+        <w:ind w:left="360" w:firstLine="0"/>
+      </w:pPr>
+      <w:r>
+        <w:rPr>
+          <w:highlight w:val="yellow"/>
+        </w:rPr>
+        <w:t>Using axios in the Profile.jsx</w:t>
+      </w:r>
+    </w:p>
+    <w:p>
+      <w:pPr>
+        <w:ind w:left="360" w:firstLine="0"/>
+      </w:pPr>
+      <w:r>
+        <w:lastRenderedPageBreak/>
+        <w:drawing>
+          <wp:inline distT="0" distB="0" distL="0" distR="0" wp14:anchorId="42BAFD65" wp14:editId="43A493C2">
+            <wp:extent cx="5943600" cy="3914775"/>
+            <wp:effectExtent l="0" t="0" r="0" b="9525"/>
+            <wp:docPr id="878133696" name="Picture 1"/>
+            <wp:cNvGraphicFramePr>
+              <a:graphicFrameLocks xmlns:a="http://schemas.openxmlformats.org/drawingml/2006/main" noChangeAspect="1"/>
+            </wp:cNvGraphicFramePr>
+            <a:graphic xmlns:a="http://schemas.openxmlformats.org/drawingml/2006/main">
+              <a:graphicData uri="http://schemas.openxmlformats.org/drawingml/2006/picture">
+                <pic:pic xmlns:pic="http://schemas.openxmlformats.org/drawingml/2006/picture">
+                  <pic:nvPicPr>
+                    <pic:cNvPr id="878133696" name=""/>
+                    <pic:cNvPicPr/>
+                  </pic:nvPicPr>
+                  <pic:blipFill>
+                    <a:blip r:embed="rId76"/>
+                    <a:stretch>
+                      <a:fillRect/>
+                    </a:stretch>
+                  </pic:blipFill>
+                  <pic:spPr>
+                    <a:xfrm>
+                      <a:off x="0" y="0"/>
+                      <a:ext cx="5943600" cy="3914775"/>
+                    </a:xfrm>
+                    <a:prstGeom prst="rect">
+                      <a:avLst/>
+                    </a:prstGeom>
+                  </pic:spPr>
+                </pic:pic>
+              </a:graphicData>
+            </a:graphic>
+          </wp:inline>
+        </w:drawing>
+      </w:r>
+    </w:p>
+    <w:p>
+      <w:pPr>
+        <w:ind w:left="360" w:firstLine="0"/>
+      </w:pPr>
+      <w:r>
+        <w:rPr>
+          <w:highlight w:val="yellow"/>
+        </w:rPr>
+        <w:t>App.jsx</w:t>
+      </w:r>
+    </w:p>
+    <w:p>
+      <w:pPr>
+        <w:ind w:left="360" w:firstLine="0"/>
+      </w:pPr>
+      <w:r>
+        <w:drawing>
+          <wp:inline distT="0" distB="0" distL="0" distR="0" wp14:anchorId="50405CD5" wp14:editId="3E3C800D">
+            <wp:extent cx="5943600" cy="2710180"/>
+            <wp:effectExtent l="0" t="0" r="0" b="0"/>
+            <wp:docPr id="1518878635" name="Picture 1"/>
+            <wp:cNvGraphicFramePr>
+              <a:graphicFrameLocks xmlns:a="http://schemas.openxmlformats.org/drawingml/2006/main" noChangeAspect="1"/>
+            </wp:cNvGraphicFramePr>
+            <a:graphic xmlns:a="http://schemas.openxmlformats.org/drawingml/2006/main">
+              <a:graphicData uri="http://schemas.openxmlformats.org/drawingml/2006/picture">
+                <pic:pic xmlns:pic="http://schemas.openxmlformats.org/drawingml/2006/picture">
+                  <pic:nvPicPr>
+                    <pic:cNvPr id="1518878635" name=""/>
+                    <pic:cNvPicPr/>
+                  </pic:nvPicPr>
+                  <pic:blipFill>
+                    <a:blip r:embed="rId77"/>
+                    <a:stretch>
+                      <a:fillRect/>
+                    </a:stretch>
+                  </pic:blipFill>
+                  <pic:spPr>
+                    <a:xfrm>
+                      <a:off x="0" y="0"/>
+                      <a:ext cx="5943600" cy="2710180"/>
+                    </a:xfrm>
+                    <a:prstGeom prst="rect">
+                      <a:avLst/>
+                    </a:prstGeom>
+                  </pic:spPr>
+                </pic:pic>
+              </a:graphicData>
+            </a:graphic>
+          </wp:inline>
+        </w:drawing>
+      </w:r>
+    </w:p>
+    <w:p>
+      <w:pPr>
+        <w:ind w:left="360" w:firstLine="0"/>
+      </w:pPr>
+      <w:r>
+        <w:rPr>
+          <w:highlight w:val="yellow"/>
+        </w:rPr>
+        <w:t>Output:</w:t>
+      </w:r>
+    </w:p>
+    <w:p>
+      <w:pPr>
+        <w:ind w:left="360" w:firstLine="0"/>
+      </w:pPr>
+      <w:r>
+        <w:lastRenderedPageBreak/>
+        <w:drawing>
+          <wp:inline distT="0" distB="0" distL="0" distR="0" wp14:anchorId="5A24CE5D" wp14:editId="6D7A6645">
+            <wp:extent cx="5943600" cy="1193165"/>
+            <wp:effectExtent l="0" t="0" r="0" b="6985"/>
+            <wp:docPr id="2110862571" name="Picture 1"/>
+            <wp:cNvGraphicFramePr>
+              <a:graphicFrameLocks xmlns:a="http://schemas.openxmlformats.org/drawingml/2006/main" noChangeAspect="1"/>
+            </wp:cNvGraphicFramePr>
+            <a:graphic xmlns:a="http://schemas.openxmlformats.org/drawingml/2006/main">
+              <a:graphicData uri="http://schemas.openxmlformats.org/drawingml/2006/picture">
+                <pic:pic xmlns:pic="http://schemas.openxmlformats.org/drawingml/2006/picture">
+                  <pic:nvPicPr>
+                    <pic:cNvPr id="2110862571" name=""/>
+                    <pic:cNvPicPr/>
+                  </pic:nvPicPr>
+                  <pic:blipFill>
+                    <a:blip r:embed="rId78"/>
+                    <a:stretch>
+                      <a:fillRect/>
+                    </a:stretch>
+                  </pic:blipFill>
+                  <pic:spPr>
+                    <a:xfrm>
+                      <a:off x="0" y="0"/>
+                      <a:ext cx="5943600" cy="1193165"/>
+                    </a:xfrm>
+                    <a:prstGeom prst="rect">
+                      <a:avLst/>
+                    </a:prstGeom>
+                  </pic:spPr>
+                </pic:pic>
+              </a:graphicData>
+            </a:graphic>
+          </wp:inline>
+        </w:drawing>
+      </w:r>
     </w:p>
     <w:sectPr>
       <w:pgSz w:w="12240" w:h="15840"/>
@@ -6434,6 +7144,95 @@
     </w:lvl>
   </w:abstractNum>
   <w:abstractNum w:abstractNumId="10" w15:restartNumberingAfterBreak="0">
+    <w:nsid w:val="637B3464"/>
+    <w:multiLevelType w:val="hybridMultilevel"/>
+    <w:tmpl w:val="53D47462"/>
+    <w:lvl w:ilvl="0" w:tplc="0409000F">
+      <w:start w:val="1"/>
+      <w:numFmt w:val="decimal"/>
+      <w:lvlText w:val="%1."/>
+      <w:lvlJc w:val="left"/>
+      <w:pPr>
+        <w:ind w:left="720" w:hanging="360"/>
+      </w:pPr>
+      <w:rPr>
+        <w:rFonts w:hint="default"/>
+      </w:rPr>
+    </w:lvl>
+    <w:lvl w:ilvl="1" w:tplc="04090019" w:tentative="1">
+      <w:start w:val="1"/>
+      <w:numFmt w:val="lowerLetter"/>
+      <w:lvlText w:val="%2."/>
+      <w:lvlJc w:val="left"/>
+      <w:pPr>
+        <w:ind w:left="1440" w:hanging="360"/>
+      </w:pPr>
+    </w:lvl>
+    <w:lvl w:ilvl="2" w:tplc="0409001B" w:tentative="1">
+      <w:start w:val="1"/>
+      <w:numFmt w:val="lowerRoman"/>
+      <w:lvlText w:val="%3."/>
+      <w:lvlJc w:val="right"/>
+      <w:pPr>
+        <w:ind w:left="2160" w:hanging="180"/>
+      </w:pPr>
+    </w:lvl>
+    <w:lvl w:ilvl="3" w:tplc="0409000F" w:tentative="1">
+      <w:start w:val="1"/>
+      <w:numFmt w:val="decimal"/>
+      <w:lvlText w:val="%4."/>
+      <w:lvlJc w:val="left"/>
+      <w:pPr>
+        <w:ind w:left="2880" w:hanging="360"/>
+      </w:pPr>
+    </w:lvl>
+    <w:lvl w:ilvl="4" w:tplc="04090019" w:tentative="1">
+      <w:start w:val="1"/>
+      <w:numFmt w:val="lowerLetter"/>
+      <w:lvlText w:val="%5."/>
+      <w:lvlJc w:val="left"/>
+      <w:pPr>
+        <w:ind w:left="3600" w:hanging="360"/>
+      </w:pPr>
+    </w:lvl>
+    <w:lvl w:ilvl="5" w:tplc="0409001B" w:tentative="1">
+      <w:start w:val="1"/>
+      <w:numFmt w:val="lowerRoman"/>
+      <w:lvlText w:val="%6."/>
+      <w:lvlJc w:val="right"/>
+      <w:pPr>
+        <w:ind w:left="4320" w:hanging="180"/>
+      </w:pPr>
+    </w:lvl>
+    <w:lvl w:ilvl="6" w:tplc="0409000F" w:tentative="1">
+      <w:start w:val="1"/>
+      <w:numFmt w:val="decimal"/>
+      <w:lvlText w:val="%7."/>
+      <w:lvlJc w:val="left"/>
+      <w:pPr>
+        <w:ind w:left="5040" w:hanging="360"/>
+      </w:pPr>
+    </w:lvl>
+    <w:lvl w:ilvl="7" w:tplc="04090019" w:tentative="1">
+      <w:start w:val="1"/>
+      <w:numFmt w:val="lowerLetter"/>
+      <w:lvlText w:val="%8."/>
+      <w:lvlJc w:val="left"/>
+      <w:pPr>
+        <w:ind w:left="5760" w:hanging="360"/>
+      </w:pPr>
+    </w:lvl>
+    <w:lvl w:ilvl="8" w:tplc="0409001B" w:tentative="1">
+      <w:start w:val="1"/>
+      <w:numFmt w:val="lowerRoman"/>
+      <w:lvlText w:val="%9."/>
+      <w:lvlJc w:val="right"/>
+      <w:pPr>
+        <w:ind w:left="6480" w:hanging="180"/>
+      </w:pPr>
+    </w:lvl>
+  </w:abstractNum>
+  <w:abstractNum w:abstractNumId="11" w15:restartNumberingAfterBreak="0">
     <w:nsid w:val="641012E0"/>
     <w:multiLevelType w:val="hybridMultilevel"/>
     <w:tmpl w:val="EC84492C"/>
@@ -6545,7 +7344,7 @@
       </w:rPr>
     </w:lvl>
   </w:abstractNum>
-  <w:abstractNum w:abstractNumId="11" w15:restartNumberingAfterBreak="0">
+  <w:abstractNum w:abstractNumId="12" w15:restartNumberingAfterBreak="0">
     <w:nsid w:val="6A97622F"/>
     <w:multiLevelType w:val="hybridMultilevel"/>
     <w:tmpl w:val="0554E344"/>
@@ -6634,7 +7433,96 @@
       </w:pPr>
     </w:lvl>
   </w:abstractNum>
-  <w:abstractNum w:abstractNumId="12" w15:restartNumberingAfterBreak="0">
+  <w:abstractNum w:abstractNumId="13" w15:restartNumberingAfterBreak="0">
+    <w:nsid w:val="6BC76D0F"/>
+    <w:multiLevelType w:val="hybridMultilevel"/>
+    <w:tmpl w:val="CBD44050"/>
+    <w:lvl w:ilvl="0" w:tplc="0409000F">
+      <w:start w:val="1"/>
+      <w:numFmt w:val="decimal"/>
+      <w:lvlText w:val="%1."/>
+      <w:lvlJc w:val="left"/>
+      <w:pPr>
+        <w:ind w:left="720" w:hanging="360"/>
+      </w:pPr>
+      <w:rPr>
+        <w:rFonts w:hint="default"/>
+      </w:rPr>
+    </w:lvl>
+    <w:lvl w:ilvl="1" w:tplc="04090019" w:tentative="1">
+      <w:start w:val="1"/>
+      <w:numFmt w:val="lowerLetter"/>
+      <w:lvlText w:val="%2."/>
+      <w:lvlJc w:val="left"/>
+      <w:pPr>
+        <w:ind w:left="1440" w:hanging="360"/>
+      </w:pPr>
+    </w:lvl>
+    <w:lvl w:ilvl="2" w:tplc="0409001B" w:tentative="1">
+      <w:start w:val="1"/>
+      <w:numFmt w:val="lowerRoman"/>
+      <w:lvlText w:val="%3."/>
+      <w:lvlJc w:val="right"/>
+      <w:pPr>
+        <w:ind w:left="2160" w:hanging="180"/>
+      </w:pPr>
+    </w:lvl>
+    <w:lvl w:ilvl="3" w:tplc="0409000F" w:tentative="1">
+      <w:start w:val="1"/>
+      <w:numFmt w:val="decimal"/>
+      <w:lvlText w:val="%4."/>
+      <w:lvlJc w:val="left"/>
+      <w:pPr>
+        <w:ind w:left="2880" w:hanging="360"/>
+      </w:pPr>
+    </w:lvl>
+    <w:lvl w:ilvl="4" w:tplc="04090019" w:tentative="1">
+      <w:start w:val="1"/>
+      <w:numFmt w:val="lowerLetter"/>
+      <w:lvlText w:val="%5."/>
+      <w:lvlJc w:val="left"/>
+      <w:pPr>
+        <w:ind w:left="3600" w:hanging="360"/>
+      </w:pPr>
+    </w:lvl>
+    <w:lvl w:ilvl="5" w:tplc="0409001B" w:tentative="1">
+      <w:start w:val="1"/>
+      <w:numFmt w:val="lowerRoman"/>
+      <w:lvlText w:val="%6."/>
+      <w:lvlJc w:val="right"/>
+      <w:pPr>
+        <w:ind w:left="4320" w:hanging="180"/>
+      </w:pPr>
+    </w:lvl>
+    <w:lvl w:ilvl="6" w:tplc="0409000F" w:tentative="1">
+      <w:start w:val="1"/>
+      <w:numFmt w:val="decimal"/>
+      <w:lvlText w:val="%7."/>
+      <w:lvlJc w:val="left"/>
+      <w:pPr>
+        <w:ind w:left="5040" w:hanging="360"/>
+      </w:pPr>
+    </w:lvl>
+    <w:lvl w:ilvl="7" w:tplc="04090019" w:tentative="1">
+      <w:start w:val="1"/>
+      <w:numFmt w:val="lowerLetter"/>
+      <w:lvlText w:val="%8."/>
+      <w:lvlJc w:val="left"/>
+      <w:pPr>
+        <w:ind w:left="5760" w:hanging="360"/>
+      </w:pPr>
+    </w:lvl>
+    <w:lvl w:ilvl="8" w:tplc="0409001B" w:tentative="1">
+      <w:start w:val="1"/>
+      <w:numFmt w:val="lowerRoman"/>
+      <w:lvlText w:val="%9."/>
+      <w:lvlJc w:val="right"/>
+      <w:pPr>
+        <w:ind w:left="6480" w:hanging="180"/>
+      </w:pPr>
+    </w:lvl>
+  </w:abstractNum>
+  <w:abstractNum w:abstractNumId="14" w15:restartNumberingAfterBreak="0">
     <w:nsid w:val="70FA7CD4"/>
     <w:multiLevelType w:val="hybridMultilevel"/>
     <w:tmpl w:val="83060348"/>
@@ -6723,7 +7611,7 @@
       </w:pPr>
     </w:lvl>
   </w:abstractNum>
-  <w:abstractNum w:abstractNumId="13" w15:restartNumberingAfterBreak="0">
+  <w:abstractNum w:abstractNumId="15" w15:restartNumberingAfterBreak="0">
     <w:nsid w:val="72C42566"/>
     <w:multiLevelType w:val="hybridMultilevel"/>
     <w:tmpl w:val="2A3A7B54"/>
@@ -6812,7 +7700,7 @@
       </w:pPr>
     </w:lvl>
   </w:abstractNum>
-  <w:abstractNum w:abstractNumId="14" w15:restartNumberingAfterBreak="0">
+  <w:abstractNum w:abstractNumId="16" w15:restartNumberingAfterBreak="0">
     <w:nsid w:val="7658540D"/>
     <w:multiLevelType w:val="hybridMultilevel"/>
     <w:tmpl w:val="65281AA4"/>
@@ -6901,7 +7789,7 @@
       </w:pPr>
     </w:lvl>
   </w:abstractNum>
-  <w:abstractNum w:abstractNumId="15" w15:restartNumberingAfterBreak="0">
+  <w:abstractNum w:abstractNumId="17" w15:restartNumberingAfterBreak="0">
     <w:nsid w:val="77303D7E"/>
     <w:multiLevelType w:val="hybridMultilevel"/>
     <w:tmpl w:val="26E6D25E"/>
@@ -6997,7 +7885,7 @@
     <w:abstractNumId w:val="1"/>
   </w:num>
   <w:num w:numId="3" w16cid:durableId="373388983">
-    <w:abstractNumId w:val="15"/>
+    <w:abstractNumId w:val="17"/>
   </w:num>
   <w:num w:numId="4" w16cid:durableId="1171915713">
     <w:abstractNumId w:val="9"/>
@@ -7006,7 +7894,7 @@
     <w:abstractNumId w:val="7"/>
   </w:num>
   <w:num w:numId="6" w16cid:durableId="1106580549">
-    <w:abstractNumId w:val="12"/>
+    <w:abstractNumId w:val="14"/>
   </w:num>
   <w:num w:numId="7" w16cid:durableId="738407106">
     <w:abstractNumId w:val="4"/>
@@ -7015,16 +7903,16 @@
     <w:abstractNumId w:val="3"/>
   </w:num>
   <w:num w:numId="9" w16cid:durableId="8919422">
-    <w:abstractNumId w:val="14"/>
+    <w:abstractNumId w:val="16"/>
   </w:num>
   <w:num w:numId="10" w16cid:durableId="883836582">
-    <w:abstractNumId w:val="13"/>
+    <w:abstractNumId w:val="15"/>
   </w:num>
   <w:num w:numId="11" w16cid:durableId="129984092">
     <w:abstractNumId w:val="8"/>
   </w:num>
   <w:num w:numId="12" w16cid:durableId="1710909419">
-    <w:abstractNumId w:val="11"/>
+    <w:abstractNumId w:val="12"/>
   </w:num>
   <w:num w:numId="13" w16cid:durableId="388267173">
     <w:abstractNumId w:val="5"/>
@@ -7036,6 +7924,12 @@
     <w:abstractNumId w:val="0"/>
   </w:num>
   <w:num w:numId="16" w16cid:durableId="132210849">
+    <w:abstractNumId w:val="11"/>
+  </w:num>
+  <w:num w:numId="17" w16cid:durableId="474838036">
+    <w:abstractNumId w:val="13"/>
+  </w:num>
+  <w:num w:numId="18" w16cid:durableId="1658924839">
     <w:abstractNumId w:val="10"/>
   </w:num>
 </w:numbering>
